--- a/docs/template_invoice_proh.docx
+++ b/docs/template_invoice_proh.docx
@@ -2,16 +2,852 @@
 <file path=word/document.xml><?xml version="1.0" encoding="utf-8"?>
 <w:document xmlns:wpc="http://schemas.microsoft.com/office/word/2010/wordprocessingCanvas" xmlns:cx="http://schemas.microsoft.com/office/drawing/2014/chartex" xmlns:cx1="http://schemas.microsoft.com/office/drawing/2015/9/8/chartex" xmlns:cx2="http://schemas.microsoft.com/office/drawing/2015/10/21/chartex" xmlns:cx3="http://schemas.microsoft.com/office/drawing/2016/5/9/chartex" xmlns:cx4="http://schemas.microsoft.com/office/drawing/2016/5/10/chartex" xmlns:cx5="http://schemas.microsoft.com/office/drawing/2016/5/11/chartex" xmlns:cx6="http://schemas.microsoft.com/office/drawing/2016/5/12/chartex" xmlns:cx7="http://schemas.microsoft.com/office/drawing/2016/5/13/chartex" xmlns:cx8="http://schemas.microsoft.com/office/drawing/2016/5/14/chartex" xmlns:mc="http://schemas.openxmlformats.org/markup-compatibility/2006" xmlns:aink="http://schemas.microsoft.com/office/drawing/2016/ink" xmlns:am3d="http://schemas.microsoft.com/office/drawing/2017/model3d" xmlns:o="urn:schemas-microsoft-com:office:office" xmlns:oel="http://schemas.microsoft.com/office/2019/extlst" xmlns:r="http://schemas.openxmlformats.org/officeDocument/2006/relationships" xmlns:m="http://schemas.openxmlformats.org/officeDocument/2006/math" xmlns:v="urn:schemas-microsoft-com:vml" xmlns:wp14="http://schemas.microsoft.com/office/word/2010/wordprocessingDrawing" xmlns:wp="http://schemas.openxmlformats.org/drawingml/2006/wordprocessingDrawing" xmlns:w10="urn:schemas-microsoft-com:office:word" xmlns:w="http://schemas.openxmlformats.org/wordprocessingml/2006/main" xmlns:w14="http://schemas.microsoft.com/office/word/2010/wordml" xmlns:w15="http://schemas.microsoft.com/office/word/2012/wordml" xmlns:w16cex="http://schemas.microsoft.com/office/word/2018/wordml/cex" xmlns:w16cid="http://schemas.microsoft.com/office/word/2016/wordml/cid" xmlns:w16="http://schemas.microsoft.com/office/word/2018/wordml" xmlns:w16du="http://schemas.microsoft.com/office/word/2023/wordml/word16du" xmlns:w16sdtdh="http://schemas.microsoft.com/office/word/2020/wordml/sdtdatahash" xmlns:w16sdtfl="http://schemas.microsoft.com/office/word/2024/wordml/sdtformatlock" xmlns:w16se="http://schemas.microsoft.com/office/word/2015/wordml/symex" xmlns:wpg="http://schemas.microsoft.com/office/word/2010/wordprocessingGroup" xmlns:wpi="http://schemas.microsoft.com/office/word/2010/wordprocessingInk" xmlns:wne="http://schemas.microsoft.com/office/word/2006/wordml" xmlns:wps="http://schemas.microsoft.com/office/word/2010/wordprocessingShape" mc:Ignorable="w14 w15 w16se w16cid w16 w16cex w16sdtdh w16sdtfl w16du wp14">
   <w:body>
+    <w:tbl>
+      <w:tblPr>
+        <w:tblStyle w:val="TableGrid"/>
+        <w:tblW w:w="9792" w:type="dxa"/>
+        <w:tblInd w:w="278" w:type="dxa"/>
+        <w:tblCellMar>
+          <w:top w:w="36" w:type="dxa"/>
+          <w:left w:w="22" w:type="dxa"/>
+          <w:right w:w="115" w:type="dxa"/>
+        </w:tblCellMar>
+        <w:tblLook w:val="04A0" w:firstRow="1" w:lastRow="0" w:firstColumn="1" w:lastColumn="0" w:noHBand="0" w:noVBand="1"/>
+      </w:tblPr>
+      <w:tblGrid>
+        <w:gridCol w:w="1502"/>
+        <w:gridCol w:w="2388"/>
+        <w:gridCol w:w="676"/>
+        <w:gridCol w:w="1982"/>
+        <w:gridCol w:w="1021"/>
+        <w:gridCol w:w="2223"/>
+      </w:tblGrid>
+      <w:tr>
+        <w:trPr>
+          <w:trHeight w:val="270"/>
+        </w:trPr>
+        <w:tc>
+          <w:tcPr>
+            <w:tcW w:w="3890" w:type="dxa"/>
+            <w:gridSpan w:val="2"/>
+            <w:vMerge w:val="restart"/>
+            <w:tcBorders>
+              <w:top w:val="single" w:sz="6" w:space="0" w:color="000000"/>
+              <w:left w:val="single" w:sz="6" w:space="0" w:color="000000"/>
+              <w:bottom w:val="single" w:sz="6" w:space="0" w:color="000000"/>
+              <w:right w:val="nil"/>
+            </w:tcBorders>
+          </w:tcPr>
+          <w:p>
+            <w:pPr>
+              <w:spacing w:after="0" w:line="259" w:lineRule="auto"/>
+              <w:ind w:left="15" w:firstLine="0"/>
+              <w:rPr>
+                <w:rFonts w:asciiTheme="minorHAnsi" w:hAnsiTheme="minorHAnsi"/>
+              </w:rPr>
+            </w:pPr>
+            <w:bookmarkStart w:id="0" w:name="_Hlk191573271"/>
+            <w:bookmarkEnd w:id="0"/>
+            <w:r>
+              <w:rPr>
+                <w:rFonts w:asciiTheme="minorHAnsi" w:eastAsia="Arial" w:hAnsiTheme="minorHAnsi" w:cs="Arial"/>
+                <w:sz w:val="18"/>
+              </w:rPr>
+              <w:t>ООО "Банк Точка"</w:t>
+            </w:r>
+            <w:r>
+              <w:rPr>
+                <w:rFonts w:asciiTheme="minorHAnsi" w:eastAsia="Arial" w:hAnsiTheme="minorHAnsi" w:cs="Arial"/>
+                <w:sz w:val="14"/>
+              </w:rPr>
+              <w:t xml:space="preserve"> </w:t>
+            </w:r>
+          </w:p>
+        </w:tc>
+        <w:tc>
+          <w:tcPr>
+            <w:tcW w:w="676" w:type="dxa"/>
+            <w:vMerge w:val="restart"/>
+            <w:tcBorders>
+              <w:top w:val="single" w:sz="6" w:space="0" w:color="000000"/>
+              <w:left w:val="nil"/>
+              <w:bottom w:val="single" w:sz="6" w:space="0" w:color="000000"/>
+              <w:right w:val="nil"/>
+            </w:tcBorders>
+          </w:tcPr>
+          <w:p>
+            <w:pPr>
+              <w:spacing w:after="160" w:line="259" w:lineRule="auto"/>
+              <w:ind w:left="0" w:firstLine="0"/>
+              <w:rPr>
+                <w:rFonts w:asciiTheme="minorHAnsi" w:hAnsiTheme="minorHAnsi"/>
+              </w:rPr>
+            </w:pPr>
+          </w:p>
+        </w:tc>
+        <w:tc>
+          <w:tcPr>
+            <w:tcW w:w="1982" w:type="dxa"/>
+            <w:vMerge w:val="restart"/>
+            <w:tcBorders>
+              <w:top w:val="single" w:sz="6" w:space="0" w:color="000000"/>
+              <w:left w:val="nil"/>
+              <w:bottom w:val="single" w:sz="6" w:space="0" w:color="000000"/>
+              <w:right w:val="single" w:sz="6" w:space="0" w:color="000000"/>
+            </w:tcBorders>
+          </w:tcPr>
+          <w:p>
+            <w:pPr>
+              <w:spacing w:after="160" w:line="259" w:lineRule="auto"/>
+              <w:ind w:left="0" w:firstLine="0"/>
+              <w:rPr>
+                <w:rFonts w:asciiTheme="minorHAnsi" w:hAnsiTheme="minorHAnsi"/>
+              </w:rPr>
+            </w:pPr>
+          </w:p>
+        </w:tc>
+        <w:tc>
+          <w:tcPr>
+            <w:tcW w:w="1021" w:type="dxa"/>
+            <w:tcBorders>
+              <w:top w:val="single" w:sz="6" w:space="0" w:color="000000"/>
+              <w:left w:val="single" w:sz="6" w:space="0" w:color="000000"/>
+              <w:bottom w:val="single" w:sz="6" w:space="0" w:color="000000"/>
+              <w:right w:val="single" w:sz="6" w:space="0" w:color="000000"/>
+            </w:tcBorders>
+          </w:tcPr>
+          <w:p>
+            <w:pPr>
+              <w:spacing w:after="0" w:line="259" w:lineRule="auto"/>
+              <w:ind w:left="15" w:firstLine="0"/>
+              <w:rPr>
+                <w:rFonts w:asciiTheme="minorHAnsi" w:hAnsiTheme="minorHAnsi"/>
+              </w:rPr>
+            </w:pPr>
+            <w:r>
+              <w:rPr>
+                <w:rFonts w:asciiTheme="minorHAnsi" w:eastAsia="Arial" w:hAnsiTheme="minorHAnsi" w:cs="Arial"/>
+                <w:sz w:val="14"/>
+              </w:rPr>
+              <w:t xml:space="preserve">БИК </w:t>
+            </w:r>
+          </w:p>
+        </w:tc>
+        <w:tc>
+          <w:tcPr>
+            <w:tcW w:w="2223" w:type="dxa"/>
+            <w:tcBorders>
+              <w:top w:val="single" w:sz="6" w:space="0" w:color="000000"/>
+              <w:left w:val="single" w:sz="6" w:space="0" w:color="000000"/>
+              <w:bottom w:val="single" w:sz="6" w:space="0" w:color="000000"/>
+              <w:right w:val="single" w:sz="6" w:space="0" w:color="000000"/>
+            </w:tcBorders>
+          </w:tcPr>
+          <w:p>
+            <w:pPr>
+              <w:spacing w:after="0" w:line="259" w:lineRule="auto"/>
+              <w:ind w:left="15" w:firstLine="0"/>
+              <w:rPr>
+                <w:rFonts w:asciiTheme="minorHAnsi" w:hAnsiTheme="minorHAnsi"/>
+              </w:rPr>
+            </w:pPr>
+            <w:r>
+              <w:rPr>
+                <w:rFonts w:asciiTheme="minorHAnsi" w:eastAsia="Arial" w:hAnsiTheme="minorHAnsi" w:cs="Arial"/>
+              </w:rPr>
+              <w:t xml:space="preserve">044525104 </w:t>
+            </w:r>
+          </w:p>
+        </w:tc>
+      </w:tr>
+      <w:tr>
+        <w:trPr>
+          <w:trHeight w:val="541"/>
+        </w:trPr>
+        <w:tc>
+          <w:tcPr>
+            <w:tcW w:w="0" w:type="auto"/>
+            <w:gridSpan w:val="2"/>
+            <w:vMerge/>
+            <w:tcBorders>
+              <w:top w:val="nil"/>
+              <w:left w:val="single" w:sz="6" w:space="0" w:color="000000"/>
+              <w:bottom w:val="single" w:sz="6" w:space="0" w:color="000000"/>
+              <w:right w:val="nil"/>
+            </w:tcBorders>
+          </w:tcPr>
+          <w:p>
+            <w:pPr>
+              <w:spacing w:after="160" w:line="259" w:lineRule="auto"/>
+              <w:ind w:left="0" w:firstLine="0"/>
+              <w:rPr>
+                <w:rFonts w:asciiTheme="minorHAnsi" w:hAnsiTheme="minorHAnsi"/>
+              </w:rPr>
+            </w:pPr>
+          </w:p>
+        </w:tc>
+        <w:tc>
+          <w:tcPr>
+            <w:tcW w:w="0" w:type="auto"/>
+            <w:vMerge/>
+            <w:tcBorders>
+              <w:top w:val="nil"/>
+              <w:left w:val="nil"/>
+              <w:bottom w:val="single" w:sz="6" w:space="0" w:color="000000"/>
+              <w:right w:val="nil"/>
+            </w:tcBorders>
+          </w:tcPr>
+          <w:p>
+            <w:pPr>
+              <w:spacing w:after="160" w:line="259" w:lineRule="auto"/>
+              <w:ind w:left="0" w:firstLine="0"/>
+              <w:rPr>
+                <w:rFonts w:asciiTheme="minorHAnsi" w:hAnsiTheme="minorHAnsi"/>
+              </w:rPr>
+            </w:pPr>
+          </w:p>
+        </w:tc>
+        <w:tc>
+          <w:tcPr>
+            <w:tcW w:w="0" w:type="auto"/>
+            <w:vMerge/>
+            <w:tcBorders>
+              <w:top w:val="nil"/>
+              <w:left w:val="nil"/>
+              <w:bottom w:val="single" w:sz="6" w:space="0" w:color="000000"/>
+              <w:right w:val="single" w:sz="6" w:space="0" w:color="000000"/>
+            </w:tcBorders>
+          </w:tcPr>
+          <w:p>
+            <w:pPr>
+              <w:spacing w:after="160" w:line="259" w:lineRule="auto"/>
+              <w:ind w:left="0" w:firstLine="0"/>
+              <w:rPr>
+                <w:rFonts w:asciiTheme="minorHAnsi" w:hAnsiTheme="minorHAnsi"/>
+              </w:rPr>
+            </w:pPr>
+          </w:p>
+        </w:tc>
+        <w:tc>
+          <w:tcPr>
+            <w:tcW w:w="1021" w:type="dxa"/>
+            <w:vMerge w:val="restart"/>
+            <w:tcBorders>
+              <w:top w:val="single" w:sz="6" w:space="0" w:color="000000"/>
+              <w:left w:val="single" w:sz="6" w:space="0" w:color="000000"/>
+              <w:bottom w:val="single" w:sz="6" w:space="0" w:color="000000"/>
+              <w:right w:val="single" w:sz="6" w:space="0" w:color="000000"/>
+            </w:tcBorders>
+          </w:tcPr>
+          <w:p>
+            <w:pPr>
+              <w:spacing w:after="0" w:line="259" w:lineRule="auto"/>
+              <w:ind w:left="15" w:firstLine="0"/>
+              <w:rPr>
+                <w:rFonts w:asciiTheme="minorHAnsi" w:hAnsiTheme="minorHAnsi"/>
+              </w:rPr>
+            </w:pPr>
+            <w:r>
+              <w:rPr>
+                <w:rFonts w:asciiTheme="minorHAnsi" w:eastAsia="Arial" w:hAnsiTheme="minorHAnsi" w:cs="Arial"/>
+                <w:sz w:val="14"/>
+              </w:rPr>
+              <w:t xml:space="preserve">Сч. № </w:t>
+            </w:r>
+          </w:p>
+        </w:tc>
+        <w:tc>
+          <w:tcPr>
+            <w:tcW w:w="2223" w:type="dxa"/>
+            <w:vMerge w:val="restart"/>
+            <w:tcBorders>
+              <w:top w:val="single" w:sz="6" w:space="0" w:color="000000"/>
+              <w:left w:val="single" w:sz="6" w:space="0" w:color="000000"/>
+              <w:bottom w:val="single" w:sz="6" w:space="0" w:color="000000"/>
+              <w:right w:val="single" w:sz="6" w:space="0" w:color="000000"/>
+            </w:tcBorders>
+          </w:tcPr>
+          <w:p>
+            <w:pPr>
+              <w:spacing w:after="0" w:line="259" w:lineRule="auto"/>
+              <w:ind w:left="15" w:firstLine="0"/>
+              <w:rPr>
+                <w:rFonts w:asciiTheme="minorHAnsi" w:hAnsiTheme="minorHAnsi"/>
+              </w:rPr>
+            </w:pPr>
+            <w:r>
+              <w:rPr>
+                <w:rFonts w:asciiTheme="minorHAnsi" w:eastAsia="Arial" w:hAnsiTheme="minorHAnsi" w:cs="Arial"/>
+              </w:rPr>
+              <w:t xml:space="preserve">30101810745374525104 </w:t>
+            </w:r>
+          </w:p>
+        </w:tc>
+      </w:tr>
+      <w:tr>
+        <w:trPr>
+          <w:trHeight w:val="210"/>
+        </w:trPr>
+        <w:tc>
+          <w:tcPr>
+            <w:tcW w:w="3890" w:type="dxa"/>
+            <w:gridSpan w:val="2"/>
+            <w:tcBorders>
+              <w:top w:val="single" w:sz="6" w:space="0" w:color="000000"/>
+              <w:left w:val="single" w:sz="6" w:space="0" w:color="000000"/>
+              <w:bottom w:val="single" w:sz="6" w:space="0" w:color="000000"/>
+              <w:right w:val="nil"/>
+            </w:tcBorders>
+          </w:tcPr>
+          <w:p>
+            <w:pPr>
+              <w:spacing w:after="0" w:line="259" w:lineRule="auto"/>
+              <w:ind w:left="15" w:firstLine="0"/>
+              <w:rPr>
+                <w:rFonts w:asciiTheme="minorHAnsi" w:hAnsiTheme="minorHAnsi"/>
+              </w:rPr>
+            </w:pPr>
+            <w:r>
+              <w:rPr>
+                <w:rFonts w:asciiTheme="minorHAnsi" w:eastAsia="Arial" w:hAnsiTheme="minorHAnsi" w:cs="Arial"/>
+                <w:sz w:val="14"/>
+              </w:rPr>
+              <w:t xml:space="preserve">Банк получателя  </w:t>
+            </w:r>
+          </w:p>
+        </w:tc>
+        <w:tc>
+          <w:tcPr>
+            <w:tcW w:w="676" w:type="dxa"/>
+            <w:tcBorders>
+              <w:top w:val="single" w:sz="6" w:space="0" w:color="000000"/>
+              <w:left w:val="nil"/>
+              <w:bottom w:val="single" w:sz="6" w:space="0" w:color="000000"/>
+              <w:right w:val="nil"/>
+            </w:tcBorders>
+          </w:tcPr>
+          <w:p>
+            <w:pPr>
+              <w:spacing w:after="160" w:line="259" w:lineRule="auto"/>
+              <w:ind w:left="0" w:firstLine="0"/>
+              <w:rPr>
+                <w:rFonts w:asciiTheme="minorHAnsi" w:hAnsiTheme="minorHAnsi"/>
+              </w:rPr>
+            </w:pPr>
+          </w:p>
+        </w:tc>
+        <w:tc>
+          <w:tcPr>
+            <w:tcW w:w="1982" w:type="dxa"/>
+            <w:tcBorders>
+              <w:top w:val="single" w:sz="6" w:space="0" w:color="000000"/>
+              <w:left w:val="nil"/>
+              <w:bottom w:val="single" w:sz="6" w:space="0" w:color="000000"/>
+              <w:right w:val="single" w:sz="6" w:space="0" w:color="000000"/>
+            </w:tcBorders>
+          </w:tcPr>
+          <w:p>
+            <w:pPr>
+              <w:spacing w:after="160" w:line="259" w:lineRule="auto"/>
+              <w:ind w:left="0" w:firstLine="0"/>
+              <w:rPr>
+                <w:rFonts w:asciiTheme="minorHAnsi" w:hAnsiTheme="minorHAnsi"/>
+              </w:rPr>
+            </w:pPr>
+          </w:p>
+        </w:tc>
+        <w:tc>
+          <w:tcPr>
+            <w:tcW w:w="0" w:type="auto"/>
+            <w:vMerge/>
+            <w:tcBorders>
+              <w:top w:val="nil"/>
+              <w:left w:val="single" w:sz="6" w:space="0" w:color="000000"/>
+              <w:bottom w:val="single" w:sz="6" w:space="0" w:color="000000"/>
+              <w:right w:val="single" w:sz="6" w:space="0" w:color="000000"/>
+            </w:tcBorders>
+          </w:tcPr>
+          <w:p>
+            <w:pPr>
+              <w:spacing w:after="160" w:line="259" w:lineRule="auto"/>
+              <w:ind w:left="0" w:firstLine="0"/>
+              <w:rPr>
+                <w:rFonts w:asciiTheme="minorHAnsi" w:hAnsiTheme="minorHAnsi"/>
+              </w:rPr>
+            </w:pPr>
+          </w:p>
+        </w:tc>
+        <w:tc>
+          <w:tcPr>
+            <w:tcW w:w="0" w:type="auto"/>
+            <w:vMerge/>
+            <w:tcBorders>
+              <w:top w:val="nil"/>
+              <w:left w:val="single" w:sz="6" w:space="0" w:color="000000"/>
+              <w:bottom w:val="single" w:sz="6" w:space="0" w:color="000000"/>
+              <w:right w:val="single" w:sz="6" w:space="0" w:color="000000"/>
+            </w:tcBorders>
+          </w:tcPr>
+          <w:p>
+            <w:pPr>
+              <w:spacing w:after="160" w:line="259" w:lineRule="auto"/>
+              <w:ind w:left="0" w:firstLine="0"/>
+              <w:rPr>
+                <w:rFonts w:asciiTheme="minorHAnsi" w:hAnsiTheme="minorHAnsi"/>
+              </w:rPr>
+            </w:pPr>
+          </w:p>
+        </w:tc>
+      </w:tr>
+      <w:tr>
+        <w:trPr>
+          <w:trHeight w:val="210"/>
+        </w:trPr>
+        <w:tc>
+          <w:tcPr>
+            <w:tcW w:w="1502" w:type="dxa"/>
+            <w:tcBorders>
+              <w:top w:val="single" w:sz="6" w:space="0" w:color="000000"/>
+              <w:left w:val="single" w:sz="6" w:space="0" w:color="000000"/>
+              <w:bottom w:val="single" w:sz="6" w:space="0" w:color="000000"/>
+              <w:right w:val="single" w:sz="6" w:space="0" w:color="000000"/>
+            </w:tcBorders>
+          </w:tcPr>
+          <w:p>
+            <w:pPr>
+              <w:spacing w:after="0" w:line="259" w:lineRule="auto"/>
+              <w:ind w:left="15" w:firstLine="0"/>
+              <w:rPr>
+                <w:rFonts w:asciiTheme="minorHAnsi" w:hAnsiTheme="minorHAnsi"/>
+              </w:rPr>
+            </w:pPr>
+            <w:r>
+              <w:rPr>
+                <w:rFonts w:asciiTheme="minorHAnsi" w:eastAsia="Arial" w:hAnsiTheme="minorHAnsi" w:cs="Arial"/>
+                <w:sz w:val="14"/>
+              </w:rPr>
+              <w:t xml:space="preserve">ИНН </w:t>
+            </w:r>
+          </w:p>
+        </w:tc>
+        <w:tc>
+          <w:tcPr>
+            <w:tcW w:w="2388" w:type="dxa"/>
+            <w:tcBorders>
+              <w:top w:val="single" w:sz="6" w:space="0" w:color="000000"/>
+              <w:left w:val="single" w:sz="6" w:space="0" w:color="000000"/>
+              <w:bottom w:val="single" w:sz="6" w:space="0" w:color="000000"/>
+              <w:right w:val="single" w:sz="6" w:space="0" w:color="000000"/>
+            </w:tcBorders>
+          </w:tcPr>
+          <w:p>
+            <w:pPr>
+              <w:spacing w:after="0" w:line="259" w:lineRule="auto"/>
+              <w:ind w:left="15" w:firstLine="0"/>
+              <w:rPr>
+                <w:rFonts w:asciiTheme="minorHAnsi" w:hAnsiTheme="minorHAnsi"/>
+              </w:rPr>
+            </w:pPr>
+            <w:r>
+              <w:rPr>
+                <w:rFonts w:asciiTheme="minorHAnsi" w:eastAsia="Arial" w:hAnsiTheme="minorHAnsi" w:cs="Arial"/>
+                <w:sz w:val="14"/>
+              </w:rPr>
+              <w:t>772402274295</w:t>
+            </w:r>
+          </w:p>
+        </w:tc>
+        <w:tc>
+          <w:tcPr>
+            <w:tcW w:w="676" w:type="dxa"/>
+            <w:tcBorders>
+              <w:top w:val="single" w:sz="6" w:space="0" w:color="000000"/>
+              <w:left w:val="single" w:sz="6" w:space="0" w:color="000000"/>
+              <w:bottom w:val="single" w:sz="6" w:space="0" w:color="000000"/>
+              <w:right w:val="single" w:sz="6" w:space="0" w:color="000000"/>
+            </w:tcBorders>
+          </w:tcPr>
+          <w:p>
+            <w:pPr>
+              <w:spacing w:after="0" w:line="259" w:lineRule="auto"/>
+              <w:ind w:left="0" w:firstLine="0"/>
+              <w:rPr>
+                <w:rFonts w:asciiTheme="minorHAnsi" w:hAnsiTheme="minorHAnsi"/>
+              </w:rPr>
+            </w:pPr>
+            <w:r>
+              <w:rPr>
+                <w:rFonts w:asciiTheme="minorHAnsi" w:eastAsia="Arial" w:hAnsiTheme="minorHAnsi" w:cs="Arial"/>
+                <w:sz w:val="14"/>
+              </w:rPr>
+              <w:t xml:space="preserve">КПП </w:t>
+            </w:r>
+          </w:p>
+        </w:tc>
+        <w:tc>
+          <w:tcPr>
+            <w:tcW w:w="1982" w:type="dxa"/>
+            <w:tcBorders>
+              <w:top w:val="single" w:sz="6" w:space="0" w:color="000000"/>
+              <w:left w:val="single" w:sz="6" w:space="0" w:color="000000"/>
+              <w:bottom w:val="single" w:sz="6" w:space="0" w:color="000000"/>
+              <w:right w:val="single" w:sz="6" w:space="0" w:color="000000"/>
+            </w:tcBorders>
+          </w:tcPr>
+          <w:p>
+            <w:pPr>
+              <w:spacing w:after="0" w:line="259" w:lineRule="auto"/>
+              <w:ind w:left="0" w:firstLine="0"/>
+              <w:rPr>
+                <w:rFonts w:asciiTheme="minorHAnsi" w:hAnsiTheme="minorHAnsi"/>
+              </w:rPr>
+            </w:pPr>
+            <w:r>
+              <w:rPr>
+                <w:rFonts w:asciiTheme="minorHAnsi" w:eastAsia="Arial" w:hAnsiTheme="minorHAnsi" w:cs="Arial"/>
+                <w:sz w:val="14"/>
+              </w:rPr>
+              <w:t xml:space="preserve">  </w:t>
+            </w:r>
+          </w:p>
+        </w:tc>
+        <w:tc>
+          <w:tcPr>
+            <w:tcW w:w="1021" w:type="dxa"/>
+            <w:vMerge w:val="restart"/>
+            <w:tcBorders>
+              <w:top w:val="single" w:sz="6" w:space="0" w:color="000000"/>
+              <w:left w:val="single" w:sz="6" w:space="0" w:color="000000"/>
+              <w:bottom w:val="single" w:sz="6" w:space="0" w:color="000000"/>
+              <w:right w:val="single" w:sz="6" w:space="0" w:color="000000"/>
+            </w:tcBorders>
+          </w:tcPr>
+          <w:p>
+            <w:pPr>
+              <w:spacing w:after="0" w:line="259" w:lineRule="auto"/>
+              <w:ind w:left="15" w:firstLine="0"/>
+              <w:rPr>
+                <w:rFonts w:asciiTheme="minorHAnsi" w:hAnsiTheme="minorHAnsi"/>
+              </w:rPr>
+            </w:pPr>
+            <w:r>
+              <w:rPr>
+                <w:rFonts w:asciiTheme="minorHAnsi" w:eastAsia="Arial" w:hAnsiTheme="minorHAnsi" w:cs="Arial"/>
+                <w:sz w:val="14"/>
+              </w:rPr>
+              <w:t xml:space="preserve">Сч. № </w:t>
+            </w:r>
+          </w:p>
+        </w:tc>
+        <w:tc>
+          <w:tcPr>
+            <w:tcW w:w="2223" w:type="dxa"/>
+            <w:vMerge w:val="restart"/>
+            <w:tcBorders>
+              <w:top w:val="single" w:sz="6" w:space="0" w:color="000000"/>
+              <w:left w:val="single" w:sz="6" w:space="0" w:color="000000"/>
+              <w:bottom w:val="single" w:sz="6" w:space="0" w:color="000000"/>
+              <w:right w:val="single" w:sz="6" w:space="0" w:color="000000"/>
+            </w:tcBorders>
+          </w:tcPr>
+          <w:p>
+            <w:pPr>
+              <w:spacing w:after="0" w:line="259" w:lineRule="auto"/>
+              <w:ind w:left="15" w:firstLine="0"/>
+              <w:rPr>
+                <w:rFonts w:asciiTheme="minorHAnsi" w:hAnsiTheme="minorHAnsi"/>
+              </w:rPr>
+            </w:pPr>
+            <w:r>
+              <w:rPr>
+                <w:rFonts w:asciiTheme="minorHAnsi" w:eastAsia="Arial" w:hAnsiTheme="minorHAnsi" w:cs="Arial"/>
+              </w:rPr>
+              <w:t>40802810120000277874</w:t>
+            </w:r>
+          </w:p>
+        </w:tc>
+      </w:tr>
+      <w:tr>
+        <w:trPr>
+          <w:trHeight w:val="480"/>
+        </w:trPr>
+        <w:tc>
+          <w:tcPr>
+            <w:tcW w:w="3890" w:type="dxa"/>
+            <w:gridSpan w:val="2"/>
+            <w:tcBorders>
+              <w:top w:val="single" w:sz="6" w:space="0" w:color="000000"/>
+              <w:left w:val="single" w:sz="6" w:space="0" w:color="000000"/>
+              <w:bottom w:val="single" w:sz="6" w:space="0" w:color="000000"/>
+              <w:right w:val="nil"/>
+            </w:tcBorders>
+          </w:tcPr>
+          <w:p>
+            <w:pPr>
+              <w:spacing w:after="0" w:line="259" w:lineRule="auto"/>
+              <w:ind w:left="15" w:firstLine="0"/>
+              <w:rPr>
+                <w:rFonts w:asciiTheme="minorHAnsi" w:hAnsiTheme="minorHAnsi"/>
+                <w:lang w:val="ru-RU"/>
+              </w:rPr>
+            </w:pPr>
+            <w:r>
+              <w:rPr>
+                <w:rFonts w:asciiTheme="minorHAnsi" w:eastAsia="Arial" w:hAnsiTheme="minorHAnsi" w:cs="Arial"/>
+                <w:sz w:val="14"/>
+                <w:lang w:val="ru-RU"/>
+              </w:rPr>
+              <w:t xml:space="preserve">Индивидуальный предприниматель </w:t>
+            </w:r>
+            <w:r>
+              <w:rPr>
+                <w:rFonts w:asciiTheme="minorHAnsi" w:eastAsia="Arial" w:hAnsiTheme="minorHAnsi" w:cs="Arial"/>
+                <w:sz w:val="14"/>
+                <w:lang w:val="ru-RU"/>
+              </w:rPr>
+              <w:t>Прохоров М.В.</w:t>
+            </w:r>
+            <w:r>
+              <w:rPr>
+                <w:rFonts w:asciiTheme="minorHAnsi" w:eastAsia="Arial" w:hAnsiTheme="minorHAnsi" w:cs="Arial"/>
+                <w:sz w:val="14"/>
+                <w:lang w:val="ru-RU"/>
+              </w:rPr>
+              <w:t xml:space="preserve"> </w:t>
+            </w:r>
+          </w:p>
+        </w:tc>
+        <w:tc>
+          <w:tcPr>
+            <w:tcW w:w="676" w:type="dxa"/>
+            <w:tcBorders>
+              <w:top w:val="single" w:sz="6" w:space="0" w:color="000000"/>
+              <w:left w:val="nil"/>
+              <w:bottom w:val="single" w:sz="6" w:space="0" w:color="000000"/>
+              <w:right w:val="nil"/>
+            </w:tcBorders>
+          </w:tcPr>
+          <w:p>
+            <w:pPr>
+              <w:spacing w:after="160" w:line="259" w:lineRule="auto"/>
+              <w:ind w:left="0" w:firstLine="0"/>
+              <w:rPr>
+                <w:rFonts w:asciiTheme="minorHAnsi" w:hAnsiTheme="minorHAnsi"/>
+                <w:lang w:val="ru-RU"/>
+              </w:rPr>
+            </w:pPr>
+          </w:p>
+        </w:tc>
+        <w:tc>
+          <w:tcPr>
+            <w:tcW w:w="1982" w:type="dxa"/>
+            <w:tcBorders>
+              <w:top w:val="single" w:sz="6" w:space="0" w:color="000000"/>
+              <w:left w:val="nil"/>
+              <w:bottom w:val="single" w:sz="6" w:space="0" w:color="000000"/>
+              <w:right w:val="single" w:sz="6" w:space="0" w:color="000000"/>
+            </w:tcBorders>
+          </w:tcPr>
+          <w:p>
+            <w:pPr>
+              <w:spacing w:after="160" w:line="259" w:lineRule="auto"/>
+              <w:ind w:left="0" w:firstLine="0"/>
+              <w:rPr>
+                <w:rFonts w:asciiTheme="minorHAnsi" w:hAnsiTheme="minorHAnsi"/>
+                <w:lang w:val="ru-RU"/>
+              </w:rPr>
+            </w:pPr>
+          </w:p>
+        </w:tc>
+        <w:tc>
+          <w:tcPr>
+            <w:tcW w:w="0" w:type="auto"/>
+            <w:vMerge/>
+            <w:tcBorders>
+              <w:top w:val="nil"/>
+              <w:left w:val="single" w:sz="6" w:space="0" w:color="000000"/>
+              <w:bottom w:val="nil"/>
+              <w:right w:val="single" w:sz="6" w:space="0" w:color="000000"/>
+            </w:tcBorders>
+          </w:tcPr>
+          <w:p>
+            <w:pPr>
+              <w:spacing w:after="160" w:line="259" w:lineRule="auto"/>
+              <w:ind w:left="0" w:firstLine="0"/>
+              <w:rPr>
+                <w:rFonts w:asciiTheme="minorHAnsi" w:hAnsiTheme="minorHAnsi"/>
+                <w:lang w:val="ru-RU"/>
+              </w:rPr>
+            </w:pPr>
+          </w:p>
+        </w:tc>
+        <w:tc>
+          <w:tcPr>
+            <w:tcW w:w="0" w:type="auto"/>
+            <w:vMerge/>
+            <w:tcBorders>
+              <w:top w:val="nil"/>
+              <w:left w:val="single" w:sz="6" w:space="0" w:color="000000"/>
+              <w:bottom w:val="nil"/>
+              <w:right w:val="single" w:sz="6" w:space="0" w:color="000000"/>
+            </w:tcBorders>
+          </w:tcPr>
+          <w:p>
+            <w:pPr>
+              <w:spacing w:after="160" w:line="259" w:lineRule="auto"/>
+              <w:ind w:left="0" w:firstLine="0"/>
+              <w:rPr>
+                <w:rFonts w:asciiTheme="minorHAnsi" w:hAnsiTheme="minorHAnsi"/>
+                <w:lang w:val="ru-RU"/>
+              </w:rPr>
+            </w:pPr>
+          </w:p>
+        </w:tc>
+      </w:tr>
+      <w:tr>
+        <w:trPr>
+          <w:trHeight w:val="20"/>
+        </w:trPr>
+        <w:tc>
+          <w:tcPr>
+            <w:tcW w:w="3890" w:type="dxa"/>
+            <w:gridSpan w:val="2"/>
+            <w:tcBorders>
+              <w:top w:val="single" w:sz="6" w:space="0" w:color="000000"/>
+              <w:left w:val="single" w:sz="6" w:space="0" w:color="000000"/>
+              <w:bottom w:val="single" w:sz="6" w:space="0" w:color="000000"/>
+              <w:right w:val="nil"/>
+            </w:tcBorders>
+          </w:tcPr>
+          <w:p>
+            <w:pPr>
+              <w:spacing w:after="0" w:line="259" w:lineRule="auto"/>
+              <w:ind w:left="15" w:firstLine="0"/>
+              <w:rPr>
+                <w:rFonts w:asciiTheme="minorHAnsi" w:hAnsiTheme="minorHAnsi"/>
+              </w:rPr>
+            </w:pPr>
+            <w:r>
+              <w:rPr>
+                <w:rFonts w:asciiTheme="minorHAnsi" w:eastAsia="Arial" w:hAnsiTheme="minorHAnsi" w:cs="Arial"/>
+                <w:sz w:val="14"/>
+              </w:rPr>
+              <w:t xml:space="preserve">Получатель </w:t>
+            </w:r>
+          </w:p>
+        </w:tc>
+        <w:tc>
+          <w:tcPr>
+            <w:tcW w:w="676" w:type="dxa"/>
+            <w:tcBorders>
+              <w:top w:val="single" w:sz="6" w:space="0" w:color="000000"/>
+              <w:left w:val="nil"/>
+              <w:bottom w:val="single" w:sz="6" w:space="0" w:color="000000"/>
+              <w:right w:val="nil"/>
+            </w:tcBorders>
+          </w:tcPr>
+          <w:p>
+            <w:pPr>
+              <w:spacing w:after="160" w:line="259" w:lineRule="auto"/>
+              <w:ind w:left="0" w:firstLine="0"/>
+              <w:rPr>
+                <w:rFonts w:asciiTheme="minorHAnsi" w:hAnsiTheme="minorHAnsi"/>
+              </w:rPr>
+            </w:pPr>
+          </w:p>
+        </w:tc>
+        <w:tc>
+          <w:tcPr>
+            <w:tcW w:w="1982" w:type="dxa"/>
+            <w:tcBorders>
+              <w:top w:val="single" w:sz="6" w:space="0" w:color="000000"/>
+              <w:left w:val="nil"/>
+              <w:bottom w:val="single" w:sz="6" w:space="0" w:color="000000"/>
+              <w:right w:val="single" w:sz="6" w:space="0" w:color="000000"/>
+            </w:tcBorders>
+          </w:tcPr>
+          <w:p>
+            <w:pPr>
+              <w:spacing w:after="160" w:line="259" w:lineRule="auto"/>
+              <w:ind w:left="0" w:firstLine="0"/>
+              <w:rPr>
+                <w:rFonts w:asciiTheme="minorHAnsi" w:hAnsiTheme="minorHAnsi"/>
+              </w:rPr>
+            </w:pPr>
+          </w:p>
+        </w:tc>
+        <w:tc>
+          <w:tcPr>
+            <w:tcW w:w="0" w:type="auto"/>
+            <w:vMerge/>
+            <w:tcBorders>
+              <w:top w:val="nil"/>
+              <w:left w:val="single" w:sz="6" w:space="0" w:color="000000"/>
+              <w:bottom w:val="single" w:sz="6" w:space="0" w:color="000000"/>
+              <w:right w:val="single" w:sz="6" w:space="0" w:color="000000"/>
+            </w:tcBorders>
+          </w:tcPr>
+          <w:p>
+            <w:pPr>
+              <w:spacing w:after="160" w:line="259" w:lineRule="auto"/>
+              <w:ind w:left="0" w:firstLine="0"/>
+              <w:rPr>
+                <w:rFonts w:asciiTheme="minorHAnsi" w:hAnsiTheme="minorHAnsi"/>
+              </w:rPr>
+            </w:pPr>
+          </w:p>
+        </w:tc>
+        <w:tc>
+          <w:tcPr>
+            <w:tcW w:w="0" w:type="auto"/>
+            <w:vMerge/>
+            <w:tcBorders>
+              <w:top w:val="nil"/>
+              <w:left w:val="single" w:sz="6" w:space="0" w:color="000000"/>
+              <w:bottom w:val="single" w:sz="6" w:space="0" w:color="000000"/>
+              <w:right w:val="single" w:sz="6" w:space="0" w:color="000000"/>
+            </w:tcBorders>
+          </w:tcPr>
+          <w:p>
+            <w:pPr>
+              <w:spacing w:after="160" w:line="259" w:lineRule="auto"/>
+              <w:ind w:left="0" w:firstLine="0"/>
+              <w:rPr>
+                <w:rFonts w:asciiTheme="minorHAnsi" w:hAnsiTheme="minorHAnsi"/>
+              </w:rPr>
+            </w:pPr>
+          </w:p>
+        </w:tc>
+      </w:tr>
+    </w:tbl>
     <w:p>
       <w:pPr>
         <w:spacing w:after="0" w:line="259" w:lineRule="auto"/>
         <w:ind w:left="1863" w:hanging="10"/>
         <w:rPr>
-          <w:lang w:val="ru-RU"/>
-        </w:rPr>
-      </w:pPr>
-      <w:bookmarkStart w:id="0" w:name="_Hlk191573271"/>
-      <w:bookmarkEnd w:id="0"/>
+          <w:sz w:val="18"/>
+          <w:lang w:val="ru-RU"/>
+        </w:rPr>
+      </w:pPr>
+    </w:p>
+    <w:p>
+      <w:pPr>
+        <w:spacing w:after="0" w:line="259" w:lineRule="auto"/>
+        <w:ind w:left="1863" w:hanging="10"/>
+        <w:rPr>
+          <w:sz w:val="18"/>
+          <w:lang w:val="ru-RU"/>
+        </w:rPr>
+      </w:pPr>
+    </w:p>
+    <w:p>
+      <w:pPr>
+        <w:spacing w:after="0" w:line="259" w:lineRule="auto"/>
+        <w:ind w:left="1863" w:hanging="10"/>
+        <w:rPr>
+          <w:lang w:val="ru-RU"/>
+        </w:rPr>
+      </w:pPr>
       <w:r>
         <w:rPr>
           <w:sz w:val="18"/>
@@ -105,7 +941,6 @@
         </w:rPr>
         <w:t>ИП Прохоров М.В. (</w:t>
       </w:r>
-      <w:proofErr w:type="spellStart"/>
       <w:r>
         <w:rPr>
           <w:b/>
@@ -113,7 +948,6 @@
         </w:rPr>
         <w:t>PoddonPorject</w:t>
       </w:r>
-      <w:proofErr w:type="spellEnd"/>
       <w:r>
         <w:rPr>
           <w:b/>
@@ -559,21 +1393,12 @@
               <w:spacing w:after="0" w:line="259" w:lineRule="auto"/>
               <w:ind w:left="8" w:firstLine="0"/>
             </w:pPr>
-            <w:proofErr w:type="spellStart"/>
             <w:r>
               <w:rPr>
                 <w:rFonts w:ascii="Segoe UI" w:eastAsia="Segoe UI" w:hAnsi="Segoe UI" w:cs="Segoe UI"/>
                 <w:sz w:val="20"/>
               </w:rPr>
-              <w:t>Наименование</w:t>
-            </w:r>
-            <w:proofErr w:type="spellEnd"/>
-            <w:r>
-              <w:rPr>
-                <w:rFonts w:ascii="Segoe UI" w:eastAsia="Segoe UI" w:hAnsi="Segoe UI" w:cs="Segoe UI"/>
-                <w:sz w:val="20"/>
-              </w:rPr>
-              <w:t xml:space="preserve"> </w:t>
+              <w:t xml:space="preserve">Наименование </w:t>
             </w:r>
           </w:p>
         </w:tc>
@@ -592,19 +1417,11 @@
               <w:spacing w:after="0" w:line="259" w:lineRule="auto"/>
               <w:ind w:left="0" w:firstLine="0"/>
             </w:pPr>
-            <w:proofErr w:type="spellStart"/>
             <w:r>
               <w:rPr>
                 <w:sz w:val="20"/>
               </w:rPr>
-              <w:t>Шт</w:t>
-            </w:r>
-            <w:proofErr w:type="spellEnd"/>
-            <w:r>
-              <w:rPr>
-                <w:sz w:val="20"/>
-              </w:rPr>
-              <w:t xml:space="preserve">. </w:t>
+              <w:t xml:space="preserve">Шт. </w:t>
             </w:r>
           </w:p>
         </w:tc>
@@ -623,47 +1440,11 @@
               <w:spacing w:after="0" w:line="259" w:lineRule="auto"/>
               <w:ind w:left="2" w:firstLine="0"/>
             </w:pPr>
-            <w:proofErr w:type="spellStart"/>
             <w:r>
               <w:rPr>
                 <w:sz w:val="20"/>
               </w:rPr>
-              <w:t>Цена</w:t>
-            </w:r>
-            <w:proofErr w:type="spellEnd"/>
-            <w:r>
-              <w:rPr>
-                <w:sz w:val="20"/>
-              </w:rPr>
-              <w:t xml:space="preserve"> </w:t>
-            </w:r>
-            <w:proofErr w:type="spellStart"/>
-            <w:r>
-              <w:rPr>
-                <w:sz w:val="20"/>
-              </w:rPr>
-              <w:t>за</w:t>
-            </w:r>
-            <w:proofErr w:type="spellEnd"/>
-            <w:r>
-              <w:rPr>
-                <w:sz w:val="20"/>
-              </w:rPr>
-              <w:t xml:space="preserve"> </w:t>
-            </w:r>
-            <w:proofErr w:type="spellStart"/>
-            <w:r>
-              <w:rPr>
-                <w:sz w:val="20"/>
-              </w:rPr>
-              <w:t>Шт</w:t>
-            </w:r>
-            <w:proofErr w:type="spellEnd"/>
-            <w:r>
-              <w:rPr>
-                <w:sz w:val="20"/>
-              </w:rPr>
-              <w:t xml:space="preserve">. </w:t>
+              <w:t xml:space="preserve">Цена за Шт. </w:t>
             </w:r>
           </w:p>
         </w:tc>
@@ -682,19 +1463,11 @@
               <w:spacing w:after="0" w:line="259" w:lineRule="auto"/>
               <w:ind w:left="2" w:firstLine="0"/>
             </w:pPr>
-            <w:proofErr w:type="spellStart"/>
             <w:r>
               <w:rPr>
                 <w:sz w:val="20"/>
               </w:rPr>
-              <w:t>Сумма</w:t>
-            </w:r>
-            <w:proofErr w:type="spellEnd"/>
-            <w:r>
-              <w:rPr>
-                <w:sz w:val="20"/>
-              </w:rPr>
-              <w:t xml:space="preserve"> </w:t>
+              <w:t xml:space="preserve">Сумма </w:t>
             </w:r>
           </w:p>
         </w:tc>
@@ -745,68 +1518,36 @@
                 <w:sz w:val="20"/>
                 <w:szCs w:val="20"/>
               </w:rPr>
-              <w:t xml:space="preserve">{{ </w:t>
-            </w:r>
-            <w:proofErr w:type="spellStart"/>
-            <w:r>
+              <w:t>{{ item.desc }}</w:t>
+            </w:r>
+          </w:p>
+        </w:tc>
+        <w:tc>
+          <w:tcPr>
+            <w:tcW w:w="910" w:type="dxa"/>
+            <w:tcBorders>
+              <w:top w:val="single" w:sz="6" w:space="0" w:color="000000"/>
+              <w:left w:val="single" w:sz="6" w:space="0" w:color="000000"/>
+              <w:bottom w:val="single" w:sz="6" w:space="0" w:color="000000"/>
+              <w:right w:val="single" w:sz="6" w:space="0" w:color="000000"/>
+            </w:tcBorders>
+            <w:vAlign w:val="center"/>
+          </w:tcPr>
+          <w:p>
+            <w:pPr>
+              <w:spacing w:after="0" w:line="259" w:lineRule="auto"/>
+              <w:ind w:left="0" w:firstLine="0"/>
               <w:rPr>
                 <w:sz w:val="20"/>
                 <w:szCs w:val="20"/>
               </w:rPr>
-              <w:t>item.desc</w:t>
-            </w:r>
-            <w:proofErr w:type="spellEnd"/>
+            </w:pPr>
             <w:r>
               <w:rPr>
                 <w:sz w:val="20"/>
                 <w:szCs w:val="20"/>
               </w:rPr>
-              <w:t xml:space="preserve"> }}</w:t>
-            </w:r>
-          </w:p>
-        </w:tc>
-        <w:tc>
-          <w:tcPr>
-            <w:tcW w:w="910" w:type="dxa"/>
-            <w:tcBorders>
-              <w:top w:val="single" w:sz="6" w:space="0" w:color="000000"/>
-              <w:left w:val="single" w:sz="6" w:space="0" w:color="000000"/>
-              <w:bottom w:val="single" w:sz="6" w:space="0" w:color="000000"/>
-              <w:right w:val="single" w:sz="6" w:space="0" w:color="000000"/>
-            </w:tcBorders>
-            <w:vAlign w:val="center"/>
-          </w:tcPr>
-          <w:p>
-            <w:pPr>
-              <w:spacing w:after="0" w:line="259" w:lineRule="auto"/>
-              <w:ind w:left="0" w:firstLine="0"/>
-              <w:rPr>
-                <w:sz w:val="20"/>
-                <w:szCs w:val="20"/>
-              </w:rPr>
-            </w:pPr>
-            <w:r>
-              <w:rPr>
-                <w:sz w:val="20"/>
-                <w:szCs w:val="20"/>
-              </w:rPr>
-              <w:t xml:space="preserve">{{ </w:t>
-            </w:r>
-            <w:proofErr w:type="spellStart"/>
-            <w:r>
-              <w:rPr>
-                <w:sz w:val="20"/>
-                <w:szCs w:val="20"/>
-              </w:rPr>
-              <w:t>item.qty</w:t>
-            </w:r>
-            <w:proofErr w:type="spellEnd"/>
-            <w:r>
-              <w:rPr>
-                <w:sz w:val="20"/>
-                <w:szCs w:val="20"/>
-              </w:rPr>
-              <w:t xml:space="preserve"> }}</w:t>
+              <w:t>{{ item.qty }}</w:t>
             </w:r>
             <w:r>
               <w:rPr>
@@ -843,68 +1584,36 @@
                 <w:sz w:val="20"/>
                 <w:szCs w:val="20"/>
               </w:rPr>
-              <w:t xml:space="preserve">{{ </w:t>
-            </w:r>
-            <w:proofErr w:type="spellStart"/>
-            <w:r>
+              <w:t>{{ item.price }}</w:t>
+            </w:r>
+          </w:p>
+        </w:tc>
+        <w:tc>
+          <w:tcPr>
+            <w:tcW w:w="1293" w:type="dxa"/>
+            <w:tcBorders>
+              <w:top w:val="single" w:sz="6" w:space="0" w:color="000000"/>
+              <w:left w:val="single" w:sz="6" w:space="0" w:color="000000"/>
+              <w:bottom w:val="single" w:sz="6" w:space="0" w:color="000000"/>
+              <w:right w:val="single" w:sz="6" w:space="0" w:color="000000"/>
+            </w:tcBorders>
+            <w:vAlign w:val="bottom"/>
+          </w:tcPr>
+          <w:p>
+            <w:pPr>
+              <w:spacing w:after="160" w:line="259" w:lineRule="auto"/>
+              <w:ind w:left="0" w:firstLine="0"/>
               <w:rPr>
                 <w:sz w:val="20"/>
                 <w:szCs w:val="20"/>
               </w:rPr>
-              <w:t>item.price</w:t>
-            </w:r>
-            <w:proofErr w:type="spellEnd"/>
+            </w:pPr>
             <w:r>
               <w:rPr>
                 <w:sz w:val="20"/>
                 <w:szCs w:val="20"/>
               </w:rPr>
-              <w:t xml:space="preserve"> }}</w:t>
-            </w:r>
-          </w:p>
-        </w:tc>
-        <w:tc>
-          <w:tcPr>
-            <w:tcW w:w="1293" w:type="dxa"/>
-            <w:tcBorders>
-              <w:top w:val="single" w:sz="6" w:space="0" w:color="000000"/>
-              <w:left w:val="single" w:sz="6" w:space="0" w:color="000000"/>
-              <w:bottom w:val="single" w:sz="6" w:space="0" w:color="000000"/>
-              <w:right w:val="single" w:sz="6" w:space="0" w:color="000000"/>
-            </w:tcBorders>
-            <w:vAlign w:val="bottom"/>
-          </w:tcPr>
-          <w:p>
-            <w:pPr>
-              <w:spacing w:after="160" w:line="259" w:lineRule="auto"/>
-              <w:ind w:left="0" w:firstLine="0"/>
-              <w:rPr>
-                <w:sz w:val="20"/>
-                <w:szCs w:val="20"/>
-              </w:rPr>
-            </w:pPr>
-            <w:r>
-              <w:rPr>
-                <w:sz w:val="20"/>
-                <w:szCs w:val="20"/>
-              </w:rPr>
-              <w:t xml:space="preserve">{{ </w:t>
-            </w:r>
-            <w:proofErr w:type="spellStart"/>
-            <w:r>
-              <w:rPr>
-                <w:sz w:val="20"/>
-                <w:szCs w:val="20"/>
-              </w:rPr>
-              <w:t>item.total</w:t>
-            </w:r>
-            <w:proofErr w:type="spellEnd"/>
-            <w:r>
-              <w:rPr>
-                <w:sz w:val="20"/>
-                <w:szCs w:val="20"/>
-              </w:rPr>
-              <w:t xml:space="preserve"> }}</w:t>
+              <w:t>{{ item.total }}</w:t>
             </w:r>
           </w:p>
         </w:tc>
@@ -937,11 +1646,10 @@
               <w:rPr>
                 <w:sz w:val="20"/>
                 <w:szCs w:val="20"/>
-                <w:lang w:val="en-GB"/>
+                <w:lang w:val="ru-RU"/>
               </w:rPr>
               <w:t xml:space="preserve">{% </w:t>
             </w:r>
-            <w:proofErr w:type="spellStart"/>
             <w:r>
               <w:rPr>
                 <w:sz w:val="20"/>
@@ -949,173 +1657,140 @@
               </w:rPr>
               <w:t>endfor</w:t>
             </w:r>
-            <w:proofErr w:type="spellEnd"/>
-            <w:r>
-              <w:rPr>
-                <w:sz w:val="20"/>
-                <w:szCs w:val="20"/>
-                <w:lang w:val="en-GB"/>
-              </w:rPr>
-              <w:t xml:space="preserve"> %}</w:t>
-            </w:r>
-            <w:r>
-              <w:rPr>
-                <w:sz w:val="23"/>
-                <w:lang w:val="ru-RU"/>
-              </w:rPr>
-              <w:t>Срок</w:t>
-            </w:r>
-            <w:r>
-              <w:rPr>
-                <w:sz w:val="23"/>
-                <w:lang w:val="en-GB"/>
-              </w:rPr>
-              <w:t xml:space="preserve"> </w:t>
-            </w:r>
-            <w:r>
-              <w:rPr>
-                <w:sz w:val="23"/>
-                <w:lang w:val="ru-RU"/>
-              </w:rPr>
-              <w:t>изготовления</w:t>
-            </w:r>
-            <w:r>
-              <w:rPr>
-                <w:sz w:val="23"/>
-                <w:lang w:val="en-GB"/>
-              </w:rPr>
-              <w:t xml:space="preserve">: </w:t>
-            </w:r>
-            <w:r>
-              <w:rPr>
-                <w:sz w:val="23"/>
-                <w:lang w:val="en-GB"/>
-              </w:rPr>
-              <w:t xml:space="preserve">{{ </w:t>
-            </w:r>
-            <w:proofErr w:type="spellStart"/>
-            <w:r>
-              <w:rPr>
-                <w:sz w:val="23"/>
-                <w:lang w:val="en-GB"/>
-              </w:rPr>
-              <w:t>production_dates</w:t>
-            </w:r>
-            <w:proofErr w:type="spellEnd"/>
-            <w:r>
-              <w:rPr>
-                <w:sz w:val="23"/>
-                <w:lang w:val="en-GB"/>
-              </w:rPr>
-              <w:t xml:space="preserve"> </w:t>
-            </w:r>
-            <w:r>
-              <w:rPr>
-                <w:sz w:val="23"/>
-                <w:lang w:val="en-GB"/>
-              </w:rPr>
-              <w:t>}}</w:t>
-            </w:r>
-            <w:r>
-              <w:rPr>
-                <w:sz w:val="23"/>
-                <w:lang w:val="en-GB"/>
-              </w:rPr>
-              <w:t xml:space="preserve"> </w:t>
-            </w:r>
-            <w:r>
-              <w:rPr>
-                <w:sz w:val="23"/>
-                <w:lang w:val="ru-RU"/>
-              </w:rPr>
-              <w:t>рабочих дней с момента поступления предоплаты</w:t>
-            </w:r>
-            <w:r>
-              <w:rPr>
-                <w:sz w:val="23"/>
-                <w:lang w:val="ru-RU"/>
-              </w:rPr>
-              <w:t xml:space="preserve"> и согласования макета</w:t>
-            </w:r>
-            <w:r>
-              <w:rPr>
-                <w:sz w:val="23"/>
-                <w:lang w:val="ru-RU"/>
-              </w:rPr>
-              <w:t xml:space="preserve">.  </w:t>
-            </w:r>
-            <w:r>
-              <w:rPr>
-                <w:sz w:val="20"/>
-                <w:lang w:val="ru-RU"/>
-              </w:rPr>
-              <w:t xml:space="preserve"> </w:t>
-            </w:r>
-          </w:p>
-        </w:tc>
-        <w:tc>
-          <w:tcPr>
-            <w:tcW w:w="910" w:type="dxa"/>
-            <w:tcBorders>
-              <w:top w:val="single" w:sz="6" w:space="0" w:color="000000"/>
-              <w:left w:val="single" w:sz="6" w:space="0" w:color="000000"/>
-              <w:bottom w:val="single" w:sz="6" w:space="0" w:color="000000"/>
-              <w:right w:val="single" w:sz="6" w:space="0" w:color="000000"/>
-            </w:tcBorders>
-            <w:vAlign w:val="center"/>
-          </w:tcPr>
-          <w:p>
-            <w:pPr>
-              <w:spacing w:after="0" w:line="259" w:lineRule="auto"/>
-              <w:ind w:left="0" w:firstLine="0"/>
+            <w:r>
               <w:rPr>
                 <w:sz w:val="20"/>
                 <w:szCs w:val="20"/>
                 <w:lang w:val="ru-RU"/>
               </w:rPr>
-            </w:pPr>
-          </w:p>
-        </w:tc>
-        <w:tc>
-          <w:tcPr>
-            <w:tcW w:w="1405" w:type="dxa"/>
+              <w:t xml:space="preserve"> %}</w:t>
+            </w:r>
+            <w:r>
+              <w:rPr>
+                <w:sz w:val="23"/>
+                <w:lang w:val="ru-RU"/>
+              </w:rPr>
+              <w:t>Срок</w:t>
+            </w:r>
+            <w:r>
+              <w:rPr>
+                <w:sz w:val="23"/>
+                <w:lang w:val="ru-RU"/>
+              </w:rPr>
+              <w:t xml:space="preserve"> </w:t>
+            </w:r>
+            <w:r>
+              <w:rPr>
+                <w:sz w:val="23"/>
+                <w:lang w:val="ru-RU"/>
+              </w:rPr>
+              <w:t>изготовления</w:t>
+            </w:r>
+            <w:r>
+              <w:rPr>
+                <w:sz w:val="23"/>
+                <w:lang w:val="ru-RU"/>
+              </w:rPr>
+              <w:t xml:space="preserve">: </w:t>
+            </w:r>
+            <w:r>
+              <w:rPr>
+                <w:sz w:val="23"/>
+                <w:lang w:val="ru-RU"/>
+              </w:rPr>
+              <w:t xml:space="preserve">{{ </w:t>
+            </w:r>
+            <w:r>
+              <w:rPr>
+                <w:sz w:val="23"/>
+                <w:lang w:val="en-GB"/>
+              </w:rPr>
+              <w:t>production</w:t>
+            </w:r>
+            <w:r>
+              <w:rPr>
+                <w:sz w:val="23"/>
+                <w:lang w:val="ru-RU"/>
+              </w:rPr>
+              <w:t>_</w:t>
+            </w:r>
+            <w:r>
+              <w:rPr>
+                <w:sz w:val="23"/>
+                <w:lang w:val="en-GB"/>
+              </w:rPr>
+              <w:t>dates</w:t>
+            </w:r>
+            <w:r>
+              <w:rPr>
+                <w:sz w:val="23"/>
+                <w:lang w:val="ru-RU"/>
+              </w:rPr>
+              <w:t xml:space="preserve"> }}</w:t>
+            </w:r>
+            <w:r>
+              <w:rPr>
+                <w:sz w:val="23"/>
+                <w:lang w:val="ru-RU"/>
+              </w:rPr>
+              <w:t xml:space="preserve"> </w:t>
+            </w:r>
+            <w:r>
+              <w:rPr>
+                <w:sz w:val="23"/>
+                <w:lang w:val="ru-RU"/>
+              </w:rPr>
+              <w:t>с момента поступления предоплаты</w:t>
+            </w:r>
+            <w:r>
+              <w:rPr>
+                <w:sz w:val="23"/>
+                <w:lang w:val="ru-RU"/>
+              </w:rPr>
+              <w:t xml:space="preserve"> и согласования макета</w:t>
+            </w:r>
+            <w:r>
+              <w:rPr>
+                <w:sz w:val="23"/>
+                <w:lang w:val="ru-RU"/>
+              </w:rPr>
+              <w:t xml:space="preserve">.  </w:t>
+            </w:r>
+            <w:r>
+              <w:rPr>
+                <w:sz w:val="20"/>
+                <w:lang w:val="ru-RU"/>
+              </w:rPr>
+              <w:t xml:space="preserve"> </w:t>
+            </w:r>
+          </w:p>
+        </w:tc>
+        <w:tc>
+          <w:tcPr>
+            <w:tcW w:w="910" w:type="dxa"/>
             <w:tcBorders>
               <w:top w:val="single" w:sz="6" w:space="0" w:color="000000"/>
               <w:left w:val="single" w:sz="6" w:space="0" w:color="000000"/>
               <w:bottom w:val="single" w:sz="6" w:space="0" w:color="000000"/>
               <w:right w:val="single" w:sz="6" w:space="0" w:color="000000"/>
             </w:tcBorders>
-            <w:vAlign w:val="bottom"/>
+            <w:vAlign w:val="center"/>
           </w:tcPr>
           <w:p>
             <w:pPr>
               <w:spacing w:after="0" w:line="259" w:lineRule="auto"/>
-              <w:ind w:left="2" w:firstLine="0"/>
+              <w:ind w:left="0" w:firstLine="0"/>
               <w:rPr>
                 <w:sz w:val="20"/>
                 <w:szCs w:val="20"/>
                 <w:lang w:val="ru-RU"/>
               </w:rPr>
             </w:pPr>
-            <w:proofErr w:type="spellStart"/>
-            <w:r>
-              <w:rPr>
-                <w:sz w:val="20"/>
-              </w:rPr>
-              <w:t>Итого</w:t>
-            </w:r>
-            <w:proofErr w:type="spellEnd"/>
-            <w:r>
-              <w:rPr>
-                <w:sz w:val="20"/>
-              </w:rPr>
-              <w:t>:</w:t>
-            </w:r>
-          </w:p>
-        </w:tc>
-        <w:tc>
-          <w:tcPr>
-            <w:tcW w:w="1293" w:type="dxa"/>
+          </w:p>
+        </w:tc>
+        <w:tc>
+          <w:tcPr>
+            <w:tcW w:w="1405" w:type="dxa"/>
             <w:tcBorders>
               <w:top w:val="single" w:sz="6" w:space="0" w:color="000000"/>
               <w:left w:val="single" w:sz="6" w:space="0" w:color="000000"/>
@@ -1126,8 +1801,8 @@
           </w:tcPr>
           <w:p>
             <w:pPr>
-              <w:spacing w:after="160" w:line="259" w:lineRule="auto"/>
-              <w:ind w:left="0" w:firstLine="0"/>
+              <w:spacing w:after="0" w:line="259" w:lineRule="auto"/>
+              <w:ind w:left="2" w:firstLine="0"/>
               <w:rPr>
                 <w:sz w:val="20"/>
                 <w:szCs w:val="20"/>
@@ -1136,26 +1811,39 @@
             </w:pPr>
             <w:r>
               <w:rPr>
+                <w:sz w:val="20"/>
+              </w:rPr>
+              <w:t>Итого:</w:t>
+            </w:r>
+          </w:p>
+        </w:tc>
+        <w:tc>
+          <w:tcPr>
+            <w:tcW w:w="1293" w:type="dxa"/>
+            <w:tcBorders>
+              <w:top w:val="single" w:sz="6" w:space="0" w:color="000000"/>
+              <w:left w:val="single" w:sz="6" w:space="0" w:color="000000"/>
+              <w:bottom w:val="single" w:sz="6" w:space="0" w:color="000000"/>
+              <w:right w:val="single" w:sz="6" w:space="0" w:color="000000"/>
+            </w:tcBorders>
+            <w:vAlign w:val="bottom"/>
+          </w:tcPr>
+          <w:p>
+            <w:pPr>
+              <w:spacing w:after="160" w:line="259" w:lineRule="auto"/>
+              <w:ind w:left="0" w:firstLine="0"/>
+              <w:rPr>
+                <w:sz w:val="20"/>
+                <w:szCs w:val="20"/>
+                <w:lang w:val="ru-RU"/>
+              </w:rPr>
+            </w:pPr>
+            <w:r>
+              <w:rPr>
                 <w:sz w:val="22"/>
                 <w:szCs w:val="22"/>
               </w:rPr>
-              <w:t xml:space="preserve">{{ </w:t>
-            </w:r>
-            <w:proofErr w:type="spellStart"/>
-            <w:r>
-              <w:rPr>
-                <w:sz w:val="22"/>
-                <w:szCs w:val="22"/>
-              </w:rPr>
-              <w:t>total_sum</w:t>
-            </w:r>
-            <w:proofErr w:type="spellEnd"/>
-            <w:r>
-              <w:rPr>
-                <w:sz w:val="22"/>
-                <w:szCs w:val="22"/>
-              </w:rPr>
-              <w:t xml:space="preserve"> }}</w:t>
+              <w:t>{{ total_sum }}</w:t>
             </w:r>
           </w:p>
         </w:tc>
@@ -1182,19 +1870,11 @@
                 <w:lang w:val="ru-RU"/>
               </w:rPr>
             </w:pPr>
-            <w:proofErr w:type="spellStart"/>
             <w:r>
               <w:rPr>
                 <w:sz w:val="20"/>
               </w:rPr>
-              <w:t>Предоплата</w:t>
-            </w:r>
-            <w:proofErr w:type="spellEnd"/>
-            <w:r>
-              <w:rPr>
-                <w:sz w:val="20"/>
-              </w:rPr>
-              <w:t xml:space="preserve"> 50%</w:t>
+              <w:t>Предоплата 50%</w:t>
             </w:r>
           </w:p>
         </w:tc>
@@ -1611,6 +2291,7 @@
         <w:rPr>
           <w:lang w:val="ru-RU"/>
         </w:rPr>
+        <w:lastRenderedPageBreak/>
         <w:t xml:space="preserve">Подписание Заказчиком или его уполномоченным представителем акта означает согласие Заказчика с качеством оказанных услуг. В случае не подписания акта и не предоставления претензий Заказчиком Исполнителю в течение 3-х дней с момента передачи всей работы заказчику Акты считаться подписанными.    </w:t>
       </w:r>
     </w:p>
@@ -1719,7 +2400,6 @@
         <w:rPr>
           <w:lang w:val="ru-RU"/>
         </w:rPr>
-        <w:lastRenderedPageBreak/>
         <w:t xml:space="preserve">Изделие должно смонтировано в форме и габаритах, согласованных с заказчиком. Форма и степень готовности изделий при транспортировке и заносе остаётся на усмотрение мастерской, будет решаться исходя из процесса производства, а также удобства заноса изделия.   </w:t>
       </w:r>
     </w:p>
@@ -1773,61 +2453,8 @@
         </w:rPr>
         <w:t xml:space="preserve">Образование зазоров в связи с перепадом высот потолков и плов, не ровных углов стен и прочее, в помещение монтажа не является браком. </w:t>
       </w:r>
-      <w:proofErr w:type="spellStart"/>
-      <w:r>
-        <w:t>Если</w:t>
-      </w:r>
-      <w:proofErr w:type="spellEnd"/>
-      <w:r>
-        <w:t xml:space="preserve"> </w:t>
-      </w:r>
-      <w:proofErr w:type="spellStart"/>
-      <w:r>
-        <w:t>устранение</w:t>
-      </w:r>
-      <w:proofErr w:type="spellEnd"/>
-      <w:r>
-        <w:t xml:space="preserve"> </w:t>
-      </w:r>
-      <w:proofErr w:type="spellStart"/>
-      <w:r>
-        <w:t>данных</w:t>
-      </w:r>
-      <w:proofErr w:type="spellEnd"/>
-      <w:r>
-        <w:t xml:space="preserve"> </w:t>
-      </w:r>
-      <w:proofErr w:type="spellStart"/>
-      <w:r>
-        <w:t>зазоров</w:t>
-      </w:r>
-      <w:proofErr w:type="spellEnd"/>
-      <w:r>
-        <w:t xml:space="preserve"> </w:t>
-      </w:r>
-      <w:proofErr w:type="spellStart"/>
-      <w:r>
-        <w:t>не</w:t>
-      </w:r>
-      <w:proofErr w:type="spellEnd"/>
-      <w:r>
-        <w:t xml:space="preserve"> </w:t>
-      </w:r>
-      <w:proofErr w:type="spellStart"/>
-      <w:r>
-        <w:t>предусмотрены</w:t>
-      </w:r>
-      <w:proofErr w:type="spellEnd"/>
-      <w:r>
-        <w:t xml:space="preserve"> </w:t>
-      </w:r>
-      <w:proofErr w:type="spellStart"/>
-      <w:r>
-        <w:t>договором</w:t>
-      </w:r>
-      <w:proofErr w:type="spellEnd"/>
-      <w:r>
-        <w:t xml:space="preserve">.    </w:t>
+      <w:r>
+        <w:t xml:space="preserve">Если устранение данных зазоров не предусмотрены договором.    </w:t>
       </w:r>
     </w:p>
     <w:p>
@@ -1844,53 +2471,8 @@
         </w:rPr>
         <w:t xml:space="preserve">Устранение зазоров причиной которых являются перепады высот потолков и плов, не ровных углов стен в помещение монтажа и прочее после окончания монтажа является дополнительно работой и оплачивается в размере, предварительно согласованном между исполнителем и заказчиком. </w:t>
       </w:r>
-      <w:proofErr w:type="spellStart"/>
-      <w:r>
-        <w:t>Не</w:t>
-      </w:r>
-      <w:proofErr w:type="spellEnd"/>
-      <w:r>
-        <w:t xml:space="preserve"> </w:t>
-      </w:r>
-      <w:proofErr w:type="spellStart"/>
-      <w:r>
-        <w:t>все</w:t>
-      </w:r>
-      <w:proofErr w:type="spellEnd"/>
-      <w:r>
-        <w:t xml:space="preserve"> </w:t>
-      </w:r>
-      <w:proofErr w:type="spellStart"/>
-      <w:r>
-        <w:t>зазоры</w:t>
-      </w:r>
-      <w:proofErr w:type="spellEnd"/>
-      <w:r>
-        <w:t xml:space="preserve"> </w:t>
-      </w:r>
-      <w:proofErr w:type="spellStart"/>
-      <w:r>
-        <w:t>возможно</w:t>
-      </w:r>
-      <w:proofErr w:type="spellEnd"/>
-      <w:r>
-        <w:t xml:space="preserve"> </w:t>
-      </w:r>
-      <w:proofErr w:type="spellStart"/>
-      <w:r>
-        <w:t>технически</w:t>
-      </w:r>
-      <w:proofErr w:type="spellEnd"/>
-      <w:r>
-        <w:t xml:space="preserve"> </w:t>
-      </w:r>
-      <w:proofErr w:type="spellStart"/>
-      <w:r>
-        <w:t>устранить</w:t>
-      </w:r>
-      <w:proofErr w:type="spellEnd"/>
-      <w:r>
-        <w:t xml:space="preserve">.    </w:t>
+      <w:r>
+        <w:t xml:space="preserve">Не все зазоры возможно технически устранить.    </w:t>
       </w:r>
     </w:p>
     <w:p>
@@ -1999,53 +2581,8 @@
         </w:rPr>
         <w:t xml:space="preserve">В случае нарушения сроков изготовления, предусмотренных данным Договором, Поставщик уплачивает Покупателю неустойку в размере 0,1% (одной десятой процента) от стоимости недопоставленной части или некачественного Изделия за каждый день просрочки, но не более 10% (десяти процентов) от стоимости недопоставленной части или некачественного Изделия по Договору. </w:t>
       </w:r>
-      <w:proofErr w:type="spellStart"/>
-      <w:r>
-        <w:t>Неустойка</w:t>
-      </w:r>
-      <w:proofErr w:type="spellEnd"/>
-      <w:r>
-        <w:t xml:space="preserve"> </w:t>
-      </w:r>
-      <w:proofErr w:type="spellStart"/>
-      <w:r>
-        <w:t>начисляется</w:t>
-      </w:r>
-      <w:proofErr w:type="spellEnd"/>
-      <w:r>
-        <w:t xml:space="preserve"> </w:t>
-      </w:r>
-      <w:proofErr w:type="spellStart"/>
-      <w:r>
-        <w:t>путем</w:t>
-      </w:r>
-      <w:proofErr w:type="spellEnd"/>
-      <w:r>
-        <w:t xml:space="preserve"> </w:t>
-      </w:r>
-      <w:proofErr w:type="spellStart"/>
-      <w:r>
-        <w:t>предъявления</w:t>
-      </w:r>
-      <w:proofErr w:type="spellEnd"/>
-      <w:r>
-        <w:t xml:space="preserve"> </w:t>
-      </w:r>
-      <w:proofErr w:type="spellStart"/>
-      <w:r>
-        <w:t>письменной</w:t>
-      </w:r>
-      <w:proofErr w:type="spellEnd"/>
-      <w:r>
-        <w:t xml:space="preserve"> </w:t>
-      </w:r>
-      <w:proofErr w:type="spellStart"/>
-      <w:r>
-        <w:t>претензии</w:t>
-      </w:r>
-      <w:proofErr w:type="spellEnd"/>
-      <w:r>
-        <w:t xml:space="preserve">. </w:t>
+      <w:r>
+        <w:t xml:space="preserve">Неустойка начисляется путем предъявления письменной претензии. </w:t>
       </w:r>
     </w:p>
     <w:p>
@@ -2088,37 +2625,12 @@
     </w:p>
     <w:p>
       <w:pPr>
-        <w:numPr>
-          <w:ilvl w:val="0"/>
-          <w:numId w:val="1"/>
-        </w:numPr>
-        <w:spacing w:after="1"/>
-        <w:ind w:right="495"/>
-        <w:rPr>
-          <w:lang w:val="ru-RU"/>
-        </w:rPr>
-      </w:pPr>
-      <w:r>
-        <w:rPr>
-          <w:lang w:val="ru-RU"/>
-        </w:rPr>
-        <w:t xml:space="preserve">Стороны признают юридическую силу за электронными письмами и сообщениями в мессенджере, а также отправленными и полученными по указанным адресам и телефонам образами (изображениями) подписанными документами и признают их равнозначными документам на бумажных носителях, подписанным собственноручной подписью. </w:t>
-      </w:r>
-    </w:p>
-    <w:p>
-      <w:pPr>
         <w:spacing w:after="0" w:line="259" w:lineRule="auto"/>
         <w:ind w:left="380" w:firstLine="0"/>
         <w:rPr>
           <w:lang w:val="ru-RU"/>
         </w:rPr>
       </w:pPr>
-      <w:r>
-        <w:rPr>
-          <w:lang w:val="ru-RU"/>
-        </w:rPr>
-        <w:t xml:space="preserve"> </w:t>
-      </w:r>
     </w:p>
     <w:p>
       <w:pPr>
@@ -2130,10 +2642,110 @@
       </w:pPr>
       <w:r>
         <w:rPr>
+          <w:noProof/>
+          <w:lang w:val="ru-RU"/>
+        </w:rPr>
+        <w:drawing>
+          <wp:anchor distT="0" distB="0" distL="114300" distR="114300" simplePos="0" relativeHeight="251660288" behindDoc="0" locked="0" layoutInCell="1" allowOverlap="1" wp14:anchorId="16D816D7" wp14:editId="34E8D1BC">
+            <wp:simplePos x="0" y="0"/>
+            <wp:positionH relativeFrom="column">
+              <wp:posOffset>1428750</wp:posOffset>
+            </wp:positionH>
+            <wp:positionV relativeFrom="paragraph">
+              <wp:posOffset>5080</wp:posOffset>
+            </wp:positionV>
+            <wp:extent cx="796290" cy="889000"/>
+            <wp:effectExtent l="0" t="0" r="3810" b="6350"/>
+            <wp:wrapNone/>
+            <wp:docPr id="141813299" name="Рисунок 2"/>
+            <wp:cNvGraphicFramePr>
+              <a:graphicFrameLocks xmlns:a="http://schemas.openxmlformats.org/drawingml/2006/main" noChangeAspect="1"/>
+            </wp:cNvGraphicFramePr>
+            <a:graphic xmlns:a="http://schemas.openxmlformats.org/drawingml/2006/main">
+              <a:graphicData uri="http://schemas.openxmlformats.org/drawingml/2006/picture">
+                <pic:pic xmlns:pic="http://schemas.openxmlformats.org/drawingml/2006/picture">
+                  <pic:nvPicPr>
+                    <pic:cNvPr id="0" name="Picture 2"/>
+                    <pic:cNvPicPr>
+                      <a:picLocks noChangeAspect="1" noChangeArrowheads="1"/>
+                    </pic:cNvPicPr>
+                  </pic:nvPicPr>
+                  <pic:blipFill rotWithShape="1">
+                    <a:blip r:embed="rId6" cstate="print">
+                      <a:extLst>
+                        <a:ext uri="{28A0092B-C50C-407E-A947-70E740481C1C}">
+                          <a14:useLocalDpi xmlns:a14="http://schemas.microsoft.com/office/drawing/2010/main" val="0"/>
+                        </a:ext>
+                      </a:extLst>
+                    </a:blip>
+                    <a:srcRect l="8976" t="15799" r="13824" b="15261"/>
+                    <a:stretch>
+                      <a:fillRect/>
+                    </a:stretch>
+                  </pic:blipFill>
+                  <pic:spPr bwMode="auto">
+                    <a:xfrm>
+                      <a:off x="0" y="0"/>
+                      <a:ext cx="796290" cy="889000"/>
+                    </a:xfrm>
+                    <a:prstGeom prst="rect">
+                      <a:avLst/>
+                    </a:prstGeom>
+                    <a:noFill/>
+                    <a:ln>
+                      <a:noFill/>
+                    </a:ln>
+                    <a:extLst>
+                      <a:ext uri="{53640926-AAD7-44D8-BBD7-CCE9431645EC}">
+                        <a14:shadowObscured xmlns:a14="http://schemas.microsoft.com/office/drawing/2010/main"/>
+                      </a:ext>
+                    </a:extLst>
+                  </pic:spPr>
+                </pic:pic>
+              </a:graphicData>
+            </a:graphic>
+            <wp14:sizeRelH relativeFrom="margin">
+              <wp14:pctWidth>0</wp14:pctWidth>
+            </wp14:sizeRelH>
+            <wp14:sizeRelV relativeFrom="margin">
+              <wp14:pctHeight>0</wp14:pctHeight>
+            </wp14:sizeRelV>
+          </wp:anchor>
+        </w:drawing>
+      </w:r>
+      <w:r>
+        <w:rPr>
           <w:lang w:val="ru-RU"/>
         </w:rPr>
         <w:t xml:space="preserve"> </w:t>
       </w:r>
+    </w:p>
+    <w:p>
+      <w:pPr>
+        <w:spacing w:after="93" w:line="259" w:lineRule="auto"/>
+        <w:ind w:left="1028" w:firstLine="0"/>
+        <w:rPr>
+          <w:lang w:val="ru-RU"/>
+        </w:rPr>
+      </w:pPr>
+    </w:p>
+    <w:p>
+      <w:pPr>
+        <w:spacing w:after="93" w:line="259" w:lineRule="auto"/>
+        <w:ind w:left="1028" w:firstLine="0"/>
+        <w:rPr>
+          <w:lang w:val="ru-RU"/>
+        </w:rPr>
+      </w:pPr>
+    </w:p>
+    <w:p>
+      <w:pPr>
+        <w:spacing w:after="93" w:line="259" w:lineRule="auto"/>
+        <w:ind w:left="1028" w:firstLine="0"/>
+        <w:rPr>
+          <w:lang w:val="ru-RU"/>
+        </w:rPr>
+      </w:pPr>
     </w:p>
     <w:p>
       <w:pPr>
@@ -2814,6 +3426,7 @@
   <w:style w:type="character" w:default="1" w:styleId="a0">
     <w:name w:val="Default Paragraph Font"/>
     <w:uiPriority w:val="1"/>
+    <w:semiHidden/>
     <w:unhideWhenUsed/>
   </w:style>
   <w:style w:type="table" w:default="1" w:styleId="a1">

--- a/docs/template_invoice_proh.docx
+++ b/docs/template_invoice_proh.docx
@@ -1036,6 +1036,7 @@
         </w:rPr>
         <w:t xml:space="preserve"> </w:t>
       </w:r>
+      <w:proofErr w:type="gramStart"/>
       <w:r>
         <w:rPr>
           <w:b/>
@@ -1052,6 +1053,7 @@
         </w:rPr>
         <w:t>number</w:t>
       </w:r>
+      <w:proofErr w:type="gramEnd"/>
       <w:r>
         <w:rPr>
           <w:b/>
@@ -1076,6 +1078,7 @@
         </w:rPr>
         <w:t xml:space="preserve">от </w:t>
       </w:r>
+      <w:proofErr w:type="gramStart"/>
       <w:r>
         <w:rPr>
           <w:rFonts w:ascii="Arial" w:eastAsia="Arial" w:hAnsi="Arial" w:cs="Arial"/>
@@ -1094,6 +1097,7 @@
         </w:rPr>
         <w:t>date</w:t>
       </w:r>
+      <w:proofErr w:type="gramEnd"/>
       <w:r>
         <w:rPr>
           <w:rFonts w:ascii="Arial" w:eastAsia="Arial" w:hAnsi="Arial" w:cs="Arial"/>
@@ -1103,6 +1107,7 @@
         </w:rPr>
         <w:t>_</w:t>
       </w:r>
+      <w:proofErr w:type="gramStart"/>
       <w:r>
         <w:rPr>
           <w:rFonts w:ascii="Arial" w:eastAsia="Arial" w:hAnsi="Arial" w:cs="Arial"/>
@@ -1119,7 +1124,17 @@
           <w:sz w:val="24"/>
           <w:lang w:val="ru-RU"/>
         </w:rPr>
-        <w:t xml:space="preserve"> }}</w:t>
+        <w:t xml:space="preserve"> }</w:t>
+      </w:r>
+      <w:proofErr w:type="gramEnd"/>
+      <w:r>
+        <w:rPr>
+          <w:rFonts w:ascii="Arial" w:eastAsia="Arial" w:hAnsi="Arial" w:cs="Arial"/>
+          <w:b/>
+          <w:sz w:val="24"/>
+          <w:lang w:val="ru-RU"/>
+        </w:rPr>
+        <w:t>}</w:t>
       </w:r>
       <w:r>
         <w:rPr>
@@ -1257,6 +1272,7 @@
         </w:rPr>
         <w:t xml:space="preserve"> </w:t>
       </w:r>
+      <w:proofErr w:type="gramStart"/>
       <w:r>
         <w:rPr>
           <w:rFonts w:asciiTheme="minorHAnsi" w:hAnsiTheme="minorHAnsi"/>
@@ -1275,6 +1291,7 @@
         </w:rPr>
         <w:t>client</w:t>
       </w:r>
+      <w:proofErr w:type="gramEnd"/>
       <w:r>
         <w:rPr>
           <w:rFonts w:asciiTheme="minorHAnsi" w:hAnsiTheme="minorHAnsi"/>
@@ -1282,7 +1299,17 @@
           <w:szCs w:val="28"/>
           <w:lang w:val="ru-RU"/>
         </w:rPr>
-        <w:t xml:space="preserve"> }}, {{ </w:t>
+        <w:t xml:space="preserve"> }}, </w:t>
+      </w:r>
+      <w:proofErr w:type="gramStart"/>
+      <w:r>
+        <w:rPr>
+          <w:rFonts w:asciiTheme="minorHAnsi" w:hAnsiTheme="minorHAnsi"/>
+          <w:sz w:val="28"/>
+          <w:szCs w:val="28"/>
+          <w:lang w:val="ru-RU"/>
+        </w:rPr>
+        <w:t xml:space="preserve">{{ </w:t>
       </w:r>
       <w:r>
         <w:rPr>
@@ -1293,6 +1320,7 @@
         </w:rPr>
         <w:t>phone</w:t>
       </w:r>
+      <w:proofErr w:type="gramEnd"/>
       <w:r>
         <w:rPr>
           <w:rFonts w:asciiTheme="minorHAnsi" w:hAnsiTheme="minorHAnsi"/>
@@ -1358,8 +1386,8 @@
     <w:tbl>
       <w:tblPr>
         <w:tblStyle w:val="TableGrid"/>
-        <w:tblW w:w="10354" w:type="dxa"/>
-        <w:tblInd w:w="287" w:type="dxa"/>
+        <w:tblW w:w="10116" w:type="dxa"/>
+        <w:tblInd w:w="-8" w:type="dxa"/>
         <w:tblCellMar>
           <w:top w:w="43" w:type="dxa"/>
           <w:left w:w="111" w:type="dxa"/>
@@ -1368,18 +1396,19 @@
         <w:tblLook w:val="04A0" w:firstRow="1" w:lastRow="0" w:firstColumn="1" w:lastColumn="0" w:noHBand="0" w:noVBand="1"/>
       </w:tblPr>
       <w:tblGrid>
-        <w:gridCol w:w="6746"/>
-        <w:gridCol w:w="910"/>
-        <w:gridCol w:w="1405"/>
-        <w:gridCol w:w="1293"/>
+        <w:gridCol w:w="1086"/>
+        <w:gridCol w:w="5557"/>
+        <w:gridCol w:w="1291"/>
+        <w:gridCol w:w="1054"/>
+        <w:gridCol w:w="1128"/>
       </w:tblGrid>
       <w:tr>
         <w:trPr>
-          <w:trHeight w:val="282"/>
+          <w:trHeight w:val="274"/>
         </w:trPr>
         <w:tc>
           <w:tcPr>
-            <w:tcW w:w="6746" w:type="dxa"/>
+            <w:tcW w:w="704" w:type="dxa"/>
             <w:tcBorders>
               <w:top w:val="single" w:sz="6" w:space="0" w:color="000000"/>
               <w:left w:val="single" w:sz="6" w:space="0" w:color="000000"/>
@@ -1392,19 +1421,41 @@
             <w:pPr>
               <w:spacing w:after="0" w:line="259" w:lineRule="auto"/>
               <w:ind w:left="8" w:firstLine="0"/>
-            </w:pPr>
-            <w:r>
               <w:rPr>
                 <w:rFonts w:ascii="Segoe UI" w:eastAsia="Segoe UI" w:hAnsi="Segoe UI" w:cs="Segoe UI"/>
                 <w:sz w:val="20"/>
               </w:rPr>
+            </w:pPr>
+          </w:p>
+        </w:tc>
+        <w:tc>
+          <w:tcPr>
+            <w:tcW w:w="5907" w:type="dxa"/>
+            <w:tcBorders>
+              <w:top w:val="single" w:sz="6" w:space="0" w:color="000000"/>
+              <w:left w:val="single" w:sz="6" w:space="0" w:color="000000"/>
+              <w:bottom w:val="single" w:sz="6" w:space="0" w:color="000000"/>
+              <w:right w:val="single" w:sz="6" w:space="0" w:color="000000"/>
+            </w:tcBorders>
+            <w:shd w:val="clear" w:color="auto" w:fill="E2EFDA"/>
+          </w:tcPr>
+          <w:p>
+            <w:pPr>
+              <w:spacing w:after="0" w:line="259" w:lineRule="auto"/>
+              <w:ind w:left="8" w:firstLine="0"/>
+            </w:pPr>
+            <w:r>
+              <w:rPr>
+                <w:rFonts w:ascii="Segoe UI" w:eastAsia="Segoe UI" w:hAnsi="Segoe UI" w:cs="Segoe UI"/>
+                <w:sz w:val="20"/>
+              </w:rPr>
               <w:t xml:space="preserve">Наименование </w:t>
             </w:r>
           </w:p>
         </w:tc>
         <w:tc>
           <w:tcPr>
-            <w:tcW w:w="910" w:type="dxa"/>
+            <w:tcW w:w="1327" w:type="dxa"/>
             <w:tcBorders>
               <w:top w:val="single" w:sz="6" w:space="0" w:color="000000"/>
               <w:left w:val="single" w:sz="6" w:space="0" w:color="000000"/>
@@ -1427,7 +1478,7 @@
         </w:tc>
         <w:tc>
           <w:tcPr>
-            <w:tcW w:w="1405" w:type="dxa"/>
+            <w:tcW w:w="1054" w:type="dxa"/>
             <w:tcBorders>
               <w:top w:val="single" w:sz="6" w:space="0" w:color="000000"/>
               <w:left w:val="single" w:sz="6" w:space="0" w:color="000000"/>
@@ -1450,7 +1501,7 @@
         </w:tc>
         <w:tc>
           <w:tcPr>
-            <w:tcW w:w="1293" w:type="dxa"/>
+            <w:tcW w:w="1124" w:type="dxa"/>
             <w:tcBorders>
               <w:top w:val="single" w:sz="6" w:space="0" w:color="000000"/>
               <w:left w:val="single" w:sz="6" w:space="0" w:color="000000"/>
@@ -1474,11 +1525,11 @@
       </w:tr>
       <w:tr>
         <w:trPr>
-          <w:trHeight w:val="172"/>
+          <w:trHeight w:val="167"/>
         </w:trPr>
         <w:tc>
           <w:tcPr>
-            <w:tcW w:w="6746" w:type="dxa"/>
+            <w:tcW w:w="704" w:type="dxa"/>
             <w:tcBorders>
               <w:top w:val="single" w:sz="6" w:space="0" w:color="000000"/>
               <w:left w:val="single" w:sz="6" w:space="0" w:color="000000"/>
@@ -1500,7 +1551,67 @@
                 <w:sz w:val="20"/>
                 <w:szCs w:val="20"/>
               </w:rPr>
-              <w:t>{% for item in items %}{{ item.name }}</w:t>
+              <w:t xml:space="preserve">{% for item in items </w:t>
+            </w:r>
+            <w:proofErr w:type="gramStart"/>
+            <w:r>
+              <w:rPr>
+                <w:sz w:val="20"/>
+                <w:szCs w:val="20"/>
+              </w:rPr>
+              <w:t>%}</w:t>
+            </w:r>
+            <w:r>
+              <w:rPr>
+                <w:sz w:val="20"/>
+                <w:szCs w:val="20"/>
+              </w:rPr>
+              <w:t>{{ loop</w:t>
+            </w:r>
+            <w:proofErr w:type="gramEnd"/>
+            <w:r>
+              <w:rPr>
+                <w:sz w:val="20"/>
+                <w:szCs w:val="20"/>
+              </w:rPr>
+              <w:t>.index }}</w:t>
+            </w:r>
+          </w:p>
+        </w:tc>
+        <w:tc>
+          <w:tcPr>
+            <w:tcW w:w="5907" w:type="dxa"/>
+            <w:tcBorders>
+              <w:top w:val="single" w:sz="6" w:space="0" w:color="000000"/>
+              <w:left w:val="single" w:sz="6" w:space="0" w:color="000000"/>
+              <w:bottom w:val="single" w:sz="6" w:space="0" w:color="000000"/>
+              <w:right w:val="single" w:sz="6" w:space="0" w:color="000000"/>
+            </w:tcBorders>
+          </w:tcPr>
+          <w:p>
+            <w:pPr>
+              <w:spacing w:after="0" w:line="259" w:lineRule="auto"/>
+              <w:ind w:left="8" w:firstLine="0"/>
+              <w:rPr>
+                <w:sz w:val="20"/>
+                <w:szCs w:val="20"/>
+              </w:rPr>
+            </w:pPr>
+            <w:proofErr w:type="gramStart"/>
+            <w:r>
+              <w:rPr>
+                <w:sz w:val="20"/>
+                <w:szCs w:val="20"/>
+              </w:rPr>
+              <w:t>{{ item.name</w:t>
+            </w:r>
+            <w:proofErr w:type="gramEnd"/>
+            <w:r>
+              <w:rPr>
+                <w:sz w:val="20"/>
+                <w:szCs w:val="20"/>
+              </w:rPr>
+              <w:t xml:space="preserve"> }}</w:t>
             </w:r>
           </w:p>
           <w:p>
@@ -1513,18 +1624,27 @@
                 <w:lang w:val="ru-RU"/>
               </w:rPr>
             </w:pPr>
+            <w:proofErr w:type="gramStart"/>
             <w:r>
               <w:rPr>
                 <w:sz w:val="20"/>
                 <w:szCs w:val="20"/>
               </w:rPr>
-              <w:t>{{ item.desc }}</w:t>
-            </w:r>
-          </w:p>
-        </w:tc>
-        <w:tc>
-          <w:tcPr>
-            <w:tcW w:w="910" w:type="dxa"/>
+              <w:t>{{ item</w:t>
+            </w:r>
+            <w:proofErr w:type="gramEnd"/>
+            <w:r>
+              <w:rPr>
+                <w:sz w:val="20"/>
+                <w:szCs w:val="20"/>
+              </w:rPr>
+              <w:t>.desc }}</w:t>
+            </w:r>
+          </w:p>
+        </w:tc>
+        <w:tc>
+          <w:tcPr>
+            <w:tcW w:w="1327" w:type="dxa"/>
             <w:tcBorders>
               <w:top w:val="single" w:sz="6" w:space="0" w:color="000000"/>
               <w:left w:val="single" w:sz="6" w:space="0" w:color="000000"/>
@@ -1542,25 +1662,27 @@
                 <w:szCs w:val="20"/>
               </w:rPr>
             </w:pPr>
+            <w:proofErr w:type="gramStart"/>
             <w:r>
               <w:rPr>
                 <w:sz w:val="20"/>
                 <w:szCs w:val="20"/>
               </w:rPr>
-              <w:t>{{ item.qty }}</w:t>
-            </w:r>
+              <w:t>{{ item.qty</w:t>
+            </w:r>
+            <w:proofErr w:type="gramEnd"/>
             <w:r>
               <w:rPr>
                 <w:sz w:val="20"/>
                 <w:szCs w:val="20"/>
               </w:rPr>
-              <w:t xml:space="preserve"> </w:t>
-            </w:r>
-          </w:p>
-        </w:tc>
-        <w:tc>
-          <w:tcPr>
-            <w:tcW w:w="1405" w:type="dxa"/>
+              <w:t xml:space="preserve"> }} </w:t>
+            </w:r>
+          </w:p>
+        </w:tc>
+        <w:tc>
+          <w:tcPr>
+            <w:tcW w:w="1054" w:type="dxa"/>
             <w:tcBorders>
               <w:top w:val="single" w:sz="6" w:space="0" w:color="000000"/>
               <w:left w:val="single" w:sz="6" w:space="0" w:color="000000"/>
@@ -1579,18 +1701,27 @@
                 <w:lang w:val="ru-RU"/>
               </w:rPr>
             </w:pPr>
+            <w:proofErr w:type="gramStart"/>
             <w:r>
               <w:rPr>
                 <w:sz w:val="20"/>
                 <w:szCs w:val="20"/>
               </w:rPr>
-              <w:t>{{ item.price }}</w:t>
-            </w:r>
-          </w:p>
-        </w:tc>
-        <w:tc>
-          <w:tcPr>
-            <w:tcW w:w="1293" w:type="dxa"/>
+              <w:t>{{ item</w:t>
+            </w:r>
+            <w:proofErr w:type="gramEnd"/>
+            <w:r>
+              <w:rPr>
+                <w:sz w:val="20"/>
+                <w:szCs w:val="20"/>
+              </w:rPr>
+              <w:t>.price }}</w:t>
+            </w:r>
+          </w:p>
+        </w:tc>
+        <w:tc>
+          <w:tcPr>
+            <w:tcW w:w="1124" w:type="dxa"/>
             <w:tcBorders>
               <w:top w:val="single" w:sz="6" w:space="0" w:color="000000"/>
               <w:left w:val="single" w:sz="6" w:space="0" w:color="000000"/>
@@ -1608,23 +1739,32 @@
                 <w:szCs w:val="20"/>
               </w:rPr>
             </w:pPr>
+            <w:proofErr w:type="gramStart"/>
             <w:r>
               <w:rPr>
                 <w:sz w:val="20"/>
                 <w:szCs w:val="20"/>
               </w:rPr>
-              <w:t>{{ item.total }}</w:t>
+              <w:t>{{ item</w:t>
+            </w:r>
+            <w:proofErr w:type="gramEnd"/>
+            <w:r>
+              <w:rPr>
+                <w:sz w:val="20"/>
+                <w:szCs w:val="20"/>
+              </w:rPr>
+              <w:t>.total }}</w:t>
             </w:r>
           </w:p>
         </w:tc>
       </w:tr>
       <w:tr>
         <w:trPr>
-          <w:trHeight w:val="172"/>
+          <w:trHeight w:val="167"/>
         </w:trPr>
         <w:tc>
           <w:tcPr>
-            <w:tcW w:w="6746" w:type="dxa"/>
+            <w:tcW w:w="704" w:type="dxa"/>
             <w:tcBorders>
               <w:top w:val="single" w:sz="6" w:space="0" w:color="000000"/>
               <w:left w:val="single" w:sz="6" w:space="0" w:color="000000"/>
@@ -1642,195 +1782,179 @@
                 <w:lang w:val="ru-RU"/>
               </w:rPr>
             </w:pPr>
-            <w:r>
+          </w:p>
+        </w:tc>
+        <w:tc>
+          <w:tcPr>
+            <w:tcW w:w="5907" w:type="dxa"/>
+            <w:tcBorders>
+              <w:top w:val="single" w:sz="6" w:space="0" w:color="000000"/>
+              <w:left w:val="single" w:sz="6" w:space="0" w:color="000000"/>
+              <w:bottom w:val="single" w:sz="6" w:space="0" w:color="000000"/>
+              <w:right w:val="single" w:sz="6" w:space="0" w:color="000000"/>
+            </w:tcBorders>
+          </w:tcPr>
+          <w:p>
+            <w:pPr>
+              <w:spacing w:line="259" w:lineRule="auto"/>
+              <w:ind w:left="8" w:firstLine="0"/>
               <w:rPr>
                 <w:sz w:val="20"/>
                 <w:szCs w:val="20"/>
                 <w:lang w:val="ru-RU"/>
               </w:rPr>
-              <w:t xml:space="preserve">{% </w:t>
-            </w:r>
-            <w:r>
-              <w:rPr>
-                <w:sz w:val="20"/>
-                <w:szCs w:val="20"/>
-              </w:rPr>
-              <w:t>endfor</w:t>
-            </w:r>
+            </w:pPr>
             <w:r>
               <w:rPr>
                 <w:sz w:val="20"/>
                 <w:szCs w:val="20"/>
                 <w:lang w:val="ru-RU"/>
               </w:rPr>
-              <w:t xml:space="preserve"> %}</w:t>
-            </w:r>
-            <w:r>
-              <w:rPr>
-                <w:sz w:val="23"/>
-                <w:lang w:val="ru-RU"/>
-              </w:rPr>
-              <w:t>Срок</w:t>
-            </w:r>
-            <w:r>
-              <w:rPr>
-                <w:sz w:val="23"/>
-                <w:lang w:val="ru-RU"/>
-              </w:rPr>
-              <w:t xml:space="preserve"> </w:t>
-            </w:r>
-            <w:r>
-              <w:rPr>
-                <w:sz w:val="23"/>
-                <w:lang w:val="ru-RU"/>
-              </w:rPr>
-              <w:t>изготовления</w:t>
-            </w:r>
-            <w:r>
-              <w:rPr>
-                <w:sz w:val="23"/>
-                <w:lang w:val="ru-RU"/>
-              </w:rPr>
-              <w:t xml:space="preserve">: </w:t>
-            </w:r>
-            <w:r>
-              <w:rPr>
-                <w:sz w:val="23"/>
-                <w:lang w:val="ru-RU"/>
-              </w:rPr>
-              <w:t xml:space="preserve">{{ </w:t>
-            </w:r>
-            <w:r>
-              <w:rPr>
-                <w:sz w:val="23"/>
-                <w:lang w:val="en-GB"/>
-              </w:rPr>
-              <w:t>production</w:t>
-            </w:r>
-            <w:r>
-              <w:rPr>
-                <w:sz w:val="23"/>
-                <w:lang w:val="ru-RU"/>
-              </w:rPr>
-              <w:t>_</w:t>
-            </w:r>
-            <w:r>
-              <w:rPr>
-                <w:sz w:val="23"/>
-                <w:lang w:val="en-GB"/>
-              </w:rPr>
-              <w:t>dates</w:t>
-            </w:r>
-            <w:r>
-              <w:rPr>
-                <w:sz w:val="23"/>
-                <w:lang w:val="ru-RU"/>
-              </w:rPr>
-              <w:t xml:space="preserve"> }}</w:t>
-            </w:r>
-            <w:r>
-              <w:rPr>
-                <w:sz w:val="23"/>
-                <w:lang w:val="ru-RU"/>
-              </w:rPr>
-              <w:t xml:space="preserve"> </w:t>
-            </w:r>
-            <w:r>
-              <w:rPr>
-                <w:sz w:val="23"/>
-                <w:lang w:val="ru-RU"/>
-              </w:rPr>
-              <w:t>с момента поступления предоплаты</w:t>
-            </w:r>
-            <w:r>
-              <w:rPr>
-                <w:sz w:val="23"/>
-                <w:lang w:val="ru-RU"/>
-              </w:rPr>
-              <w:t xml:space="preserve"> и согласования макета</w:t>
-            </w:r>
-            <w:r>
-              <w:rPr>
-                <w:sz w:val="23"/>
-                <w:lang w:val="ru-RU"/>
-              </w:rPr>
-              <w:t xml:space="preserve">.  </w:t>
+              <w:t xml:space="preserve">{% </w:t>
             </w:r>
             <w:r>
               <w:rPr>
                 <w:sz w:val="20"/>
-                <w:lang w:val="ru-RU"/>
-              </w:rPr>
-              <w:t xml:space="preserve"> </w:t>
-            </w:r>
-          </w:p>
-        </w:tc>
-        <w:tc>
-          <w:tcPr>
-            <w:tcW w:w="910" w:type="dxa"/>
-            <w:tcBorders>
-              <w:top w:val="single" w:sz="6" w:space="0" w:color="000000"/>
-              <w:left w:val="single" w:sz="6" w:space="0" w:color="000000"/>
-              <w:bottom w:val="single" w:sz="6" w:space="0" w:color="000000"/>
-              <w:right w:val="single" w:sz="6" w:space="0" w:color="000000"/>
-            </w:tcBorders>
-            <w:vAlign w:val="center"/>
-          </w:tcPr>
-          <w:p>
-            <w:pPr>
-              <w:spacing w:after="0" w:line="259" w:lineRule="auto"/>
-              <w:ind w:left="0" w:firstLine="0"/>
+                <w:szCs w:val="20"/>
+              </w:rPr>
+              <w:t>endfor</w:t>
+            </w:r>
+            <w:r>
               <w:rPr>
                 <w:sz w:val="20"/>
                 <w:szCs w:val="20"/>
                 <w:lang w:val="ru-RU"/>
               </w:rPr>
-            </w:pPr>
-          </w:p>
-        </w:tc>
-        <w:tc>
-          <w:tcPr>
-            <w:tcW w:w="1405" w:type="dxa"/>
-            <w:tcBorders>
-              <w:top w:val="single" w:sz="6" w:space="0" w:color="000000"/>
-              <w:left w:val="single" w:sz="6" w:space="0" w:color="000000"/>
-              <w:bottom w:val="single" w:sz="6" w:space="0" w:color="000000"/>
-              <w:right w:val="single" w:sz="6" w:space="0" w:color="000000"/>
-            </w:tcBorders>
-            <w:vAlign w:val="bottom"/>
-          </w:tcPr>
-          <w:p>
-            <w:pPr>
-              <w:spacing w:after="0" w:line="259" w:lineRule="auto"/>
-              <w:ind w:left="2" w:firstLine="0"/>
+              <w:t xml:space="preserve"> </w:t>
+            </w:r>
+            <w:proofErr w:type="gramStart"/>
+            <w:r>
               <w:rPr>
                 <w:sz w:val="20"/>
                 <w:szCs w:val="20"/>
                 <w:lang w:val="ru-RU"/>
               </w:rPr>
-            </w:pPr>
+              <w:t>%}</w:t>
+            </w:r>
+            <w:r>
+              <w:rPr>
+                <w:sz w:val="23"/>
+                <w:lang w:val="ru-RU"/>
+              </w:rPr>
+              <w:t>Срок</w:t>
+            </w:r>
+            <w:proofErr w:type="gramEnd"/>
+            <w:r>
+              <w:rPr>
+                <w:sz w:val="23"/>
+                <w:lang w:val="ru-RU"/>
+              </w:rPr>
+              <w:t xml:space="preserve"> </w:t>
+            </w:r>
+            <w:r>
+              <w:rPr>
+                <w:sz w:val="23"/>
+                <w:lang w:val="ru-RU"/>
+              </w:rPr>
+              <w:t>изготовления</w:t>
+            </w:r>
+            <w:r>
+              <w:rPr>
+                <w:sz w:val="23"/>
+                <w:lang w:val="ru-RU"/>
+              </w:rPr>
+              <w:t xml:space="preserve">: </w:t>
+            </w:r>
+            <w:proofErr w:type="gramStart"/>
+            <w:r>
+              <w:rPr>
+                <w:sz w:val="23"/>
+                <w:lang w:val="ru-RU"/>
+              </w:rPr>
+              <w:t xml:space="preserve">{{ </w:t>
+            </w:r>
+            <w:r>
+              <w:rPr>
+                <w:sz w:val="23"/>
+                <w:lang w:val="en-GB"/>
+              </w:rPr>
+              <w:t>production</w:t>
+            </w:r>
+            <w:proofErr w:type="gramEnd"/>
+            <w:r>
+              <w:rPr>
+                <w:sz w:val="23"/>
+                <w:lang w:val="ru-RU"/>
+              </w:rPr>
+              <w:t>_</w:t>
+            </w:r>
+            <w:proofErr w:type="gramStart"/>
+            <w:r>
+              <w:rPr>
+                <w:sz w:val="23"/>
+                <w:lang w:val="en-GB"/>
+              </w:rPr>
+              <w:t>dates</w:t>
+            </w:r>
+            <w:r>
+              <w:rPr>
+                <w:sz w:val="23"/>
+                <w:lang w:val="ru-RU"/>
+              </w:rPr>
+              <w:t xml:space="preserve"> }</w:t>
+            </w:r>
+            <w:proofErr w:type="gramEnd"/>
+            <w:r>
+              <w:rPr>
+                <w:sz w:val="23"/>
+                <w:lang w:val="ru-RU"/>
+              </w:rPr>
+              <w:t xml:space="preserve">} </w:t>
+            </w:r>
+            <w:r>
+              <w:rPr>
+                <w:sz w:val="23"/>
+                <w:lang w:val="ru-RU"/>
+              </w:rPr>
+              <w:t>с момента поступления предоплаты</w:t>
+            </w:r>
+            <w:r>
+              <w:rPr>
+                <w:sz w:val="23"/>
+                <w:lang w:val="ru-RU"/>
+              </w:rPr>
+              <w:t xml:space="preserve"> и согласования макета</w:t>
+            </w:r>
+            <w:r>
+              <w:rPr>
+                <w:sz w:val="23"/>
+                <w:lang w:val="ru-RU"/>
+              </w:rPr>
+              <w:t xml:space="preserve">.  </w:t>
+            </w:r>
             <w:r>
               <w:rPr>
                 <w:sz w:val="20"/>
-              </w:rPr>
-              <w:t>Итого:</w:t>
-            </w:r>
-          </w:p>
-        </w:tc>
-        <w:tc>
-          <w:tcPr>
-            <w:tcW w:w="1293" w:type="dxa"/>
+                <w:lang w:val="ru-RU"/>
+              </w:rPr>
+              <w:t xml:space="preserve"> </w:t>
+            </w:r>
+          </w:p>
+        </w:tc>
+        <w:tc>
+          <w:tcPr>
+            <w:tcW w:w="1327" w:type="dxa"/>
             <w:tcBorders>
               <w:top w:val="single" w:sz="6" w:space="0" w:color="000000"/>
               <w:left w:val="single" w:sz="6" w:space="0" w:color="000000"/>
               <w:bottom w:val="single" w:sz="6" w:space="0" w:color="000000"/>
               <w:right w:val="single" w:sz="6" w:space="0" w:color="000000"/>
             </w:tcBorders>
-            <w:vAlign w:val="bottom"/>
-          </w:tcPr>
-          <w:p>
-            <w:pPr>
-              <w:spacing w:after="160" w:line="259" w:lineRule="auto"/>
+            <w:vAlign w:val="center"/>
+          </w:tcPr>
+          <w:p>
+            <w:pPr>
+              <w:spacing w:after="0" w:line="259" w:lineRule="auto"/>
               <w:ind w:left="0" w:firstLine="0"/>
               <w:rPr>
                 <w:sz w:val="20"/>
@@ -1838,23 +1962,84 @@
                 <w:lang w:val="ru-RU"/>
               </w:rPr>
             </w:pPr>
+          </w:p>
+        </w:tc>
+        <w:tc>
+          <w:tcPr>
+            <w:tcW w:w="1054" w:type="dxa"/>
+            <w:tcBorders>
+              <w:top w:val="single" w:sz="6" w:space="0" w:color="000000"/>
+              <w:left w:val="single" w:sz="6" w:space="0" w:color="000000"/>
+              <w:bottom w:val="single" w:sz="6" w:space="0" w:color="000000"/>
+              <w:right w:val="single" w:sz="6" w:space="0" w:color="000000"/>
+            </w:tcBorders>
+            <w:vAlign w:val="bottom"/>
+          </w:tcPr>
+          <w:p>
+            <w:pPr>
+              <w:spacing w:after="0" w:line="259" w:lineRule="auto"/>
+              <w:ind w:left="2" w:firstLine="0"/>
+              <w:rPr>
+                <w:sz w:val="20"/>
+                <w:szCs w:val="20"/>
+                <w:lang w:val="ru-RU"/>
+              </w:rPr>
+            </w:pPr>
+            <w:r>
+              <w:rPr>
+                <w:sz w:val="20"/>
+              </w:rPr>
+              <w:t>Итого:</w:t>
+            </w:r>
+          </w:p>
+        </w:tc>
+        <w:tc>
+          <w:tcPr>
+            <w:tcW w:w="1124" w:type="dxa"/>
+            <w:tcBorders>
+              <w:top w:val="single" w:sz="6" w:space="0" w:color="000000"/>
+              <w:left w:val="single" w:sz="6" w:space="0" w:color="000000"/>
+              <w:bottom w:val="single" w:sz="6" w:space="0" w:color="000000"/>
+              <w:right w:val="single" w:sz="6" w:space="0" w:color="000000"/>
+            </w:tcBorders>
+            <w:vAlign w:val="bottom"/>
+          </w:tcPr>
+          <w:p>
+            <w:pPr>
+              <w:spacing w:after="160" w:line="259" w:lineRule="auto"/>
+              <w:ind w:left="0" w:firstLine="0"/>
+              <w:rPr>
+                <w:sz w:val="20"/>
+                <w:szCs w:val="20"/>
+                <w:lang w:val="ru-RU"/>
+              </w:rPr>
+            </w:pPr>
+            <w:proofErr w:type="gramStart"/>
             <w:r>
               <w:rPr>
                 <w:sz w:val="22"/>
                 <w:szCs w:val="22"/>
               </w:rPr>
-              <w:t>{{ total_sum }}</w:t>
+              <w:t>{{ total</w:t>
+            </w:r>
+            <w:proofErr w:type="gramEnd"/>
+            <w:r>
+              <w:rPr>
+                <w:sz w:val="22"/>
+                <w:szCs w:val="22"/>
+              </w:rPr>
+              <w:t>_sum }}</w:t>
             </w:r>
           </w:p>
         </w:tc>
       </w:tr>
       <w:tr>
         <w:trPr>
-          <w:trHeight w:val="330"/>
+          <w:trHeight w:val="321"/>
         </w:trPr>
         <w:tc>
           <w:tcPr>
-            <w:tcW w:w="6746" w:type="dxa"/>
+            <w:tcW w:w="704" w:type="dxa"/>
             <w:tcBorders>
               <w:top w:val="single" w:sz="6" w:space="0" w:color="000000"/>
               <w:left w:val="single" w:sz="6" w:space="0" w:color="000000"/>
@@ -1867,6 +2052,26 @@
               <w:spacing w:after="0" w:line="259" w:lineRule="auto"/>
               <w:ind w:left="8" w:firstLine="0"/>
               <w:rPr>
+                <w:sz w:val="20"/>
+              </w:rPr>
+            </w:pPr>
+          </w:p>
+        </w:tc>
+        <w:tc>
+          <w:tcPr>
+            <w:tcW w:w="5907" w:type="dxa"/>
+            <w:tcBorders>
+              <w:top w:val="single" w:sz="6" w:space="0" w:color="000000"/>
+              <w:left w:val="single" w:sz="6" w:space="0" w:color="000000"/>
+              <w:bottom w:val="single" w:sz="6" w:space="0" w:color="000000"/>
+              <w:right w:val="single" w:sz="6" w:space="0" w:color="000000"/>
+            </w:tcBorders>
+          </w:tcPr>
+          <w:p>
+            <w:pPr>
+              <w:spacing w:after="0" w:line="259" w:lineRule="auto"/>
+              <w:ind w:left="8" w:firstLine="0"/>
+              <w:rPr>
                 <w:lang w:val="ru-RU"/>
               </w:rPr>
             </w:pPr>
@@ -1880,7 +2085,7 @@
         </w:tc>
         <w:tc>
           <w:tcPr>
-            <w:tcW w:w="910" w:type="dxa"/>
+            <w:tcW w:w="1327" w:type="dxa"/>
             <w:tcBorders>
               <w:top w:val="single" w:sz="6" w:space="0" w:color="000000"/>
               <w:left w:val="single" w:sz="6" w:space="0" w:color="000000"/>
@@ -1903,7 +2108,7 @@
         </w:tc>
         <w:tc>
           <w:tcPr>
-            <w:tcW w:w="1405" w:type="dxa"/>
+            <w:tcW w:w="1054" w:type="dxa"/>
             <w:tcBorders>
               <w:top w:val="single" w:sz="6" w:space="0" w:color="000000"/>
               <w:left w:val="single" w:sz="6" w:space="0" w:color="000000"/>
@@ -1921,7 +2126,7 @@
         </w:tc>
         <w:tc>
           <w:tcPr>
-            <w:tcW w:w="1293" w:type="dxa"/>
+            <w:tcW w:w="1124" w:type="dxa"/>
             <w:tcBorders>
               <w:top w:val="single" w:sz="6" w:space="0" w:color="000000"/>
               <w:left w:val="single" w:sz="6" w:space="0" w:color="000000"/>
@@ -1973,6 +2178,7 @@
         </w:rPr>
         <w:t xml:space="preserve"> </w:t>
       </w:r>
+      <w:proofErr w:type="gramStart"/>
       <w:r>
         <w:rPr>
           <w:sz w:val="18"/>
@@ -1987,6 +2193,7 @@
         </w:rPr>
         <w:t>number</w:t>
       </w:r>
+      <w:proofErr w:type="gramEnd"/>
       <w:r>
         <w:rPr>
           <w:sz w:val="18"/>
@@ -2001,6 +2208,7 @@
         </w:rPr>
         <w:t xml:space="preserve"> от </w:t>
       </w:r>
+      <w:proofErr w:type="gramStart"/>
       <w:r>
         <w:rPr>
           <w:sz w:val="18"/>
@@ -2015,6 +2223,7 @@
         </w:rPr>
         <w:t>date</w:t>
       </w:r>
+      <w:proofErr w:type="gramEnd"/>
       <w:r>
         <w:rPr>
           <w:sz w:val="18"/>
@@ -2022,6 +2231,7 @@
         </w:rPr>
         <w:t>_</w:t>
       </w:r>
+      <w:proofErr w:type="gramStart"/>
       <w:r>
         <w:rPr>
           <w:sz w:val="18"/>
@@ -2034,7 +2244,15 @@
           <w:sz w:val="18"/>
           <w:lang w:val="ru-RU"/>
         </w:rPr>
-        <w:t xml:space="preserve"> }} </w:t>
+        <w:t xml:space="preserve"> }</w:t>
+      </w:r>
+      <w:proofErr w:type="gramEnd"/>
+      <w:r>
+        <w:rPr>
+          <w:sz w:val="18"/>
+          <w:lang w:val="ru-RU"/>
+        </w:rPr>
+        <w:t xml:space="preserve">} </w:t>
       </w:r>
       <w:r>
         <w:rPr>
@@ -2079,7 +2297,21 @@
         <w:rPr>
           <w:lang w:val="ru-RU"/>
         </w:rPr>
-        <w:t xml:space="preserve">1 к нему которое является неотъемлемой частью настоящего договора.    </w:t>
+        <w:t xml:space="preserve">1 </w:t>
+      </w:r>
+      <w:proofErr w:type="gramStart"/>
+      <w:r>
+        <w:rPr>
+          <w:lang w:val="ru-RU"/>
+        </w:rPr>
+        <w:t>к нему</w:t>
+      </w:r>
+      <w:proofErr w:type="gramEnd"/>
+      <w:r>
+        <w:rPr>
+          <w:lang w:val="ru-RU"/>
+        </w:rPr>
+        <w:t xml:space="preserve"> которое является неотъемлемой частью настоящего договора.    </w:t>
       </w:r>
     </w:p>
     <w:p>
@@ -2133,7 +2365,14 @@
         <w:rPr>
           <w:lang w:val="ru-RU"/>
         </w:rPr>
-        <w:t xml:space="preserve">Договор заключается на условиях авансового платежа в </w:t>
+        <w:t xml:space="preserve">Договор заключается на условиях авансового платежа </w:t>
+      </w:r>
+      <w:proofErr w:type="gramStart"/>
+      <w:r>
+        <w:rPr>
+          <w:lang w:val="ru-RU"/>
+        </w:rPr>
+        <w:t xml:space="preserve">в </w:t>
       </w:r>
       <w:r>
         <w:rPr>
@@ -2153,12 +2392,14 @@
         </w:rPr>
         <w:t>half</w:t>
       </w:r>
+      <w:proofErr w:type="gramEnd"/>
       <w:r>
         <w:rPr>
           <w:lang w:val="ru-RU"/>
         </w:rPr>
         <w:t>_</w:t>
       </w:r>
+      <w:proofErr w:type="gramStart"/>
       <w:r>
         <w:rPr>
           <w:lang w:val="en-GB"/>
@@ -2169,7 +2410,14 @@
         <w:rPr>
           <w:lang w:val="ru-RU"/>
         </w:rPr>
-        <w:t xml:space="preserve"> }}</w:t>
+        <w:t xml:space="preserve"> }</w:t>
+      </w:r>
+      <w:proofErr w:type="gramEnd"/>
+      <w:r>
+        <w:rPr>
+          <w:lang w:val="ru-RU"/>
+        </w:rPr>
+        <w:t>}</w:t>
       </w:r>
       <w:r>
         <w:rPr>
@@ -2208,6 +2456,7 @@
         </w:rPr>
         <w:t xml:space="preserve"> </w:t>
       </w:r>
+      <w:proofErr w:type="gramStart"/>
       <w:r>
         <w:rPr>
           <w:lang w:val="ru-RU"/>
@@ -2220,12 +2469,14 @@
         </w:rPr>
         <w:t>half</w:t>
       </w:r>
+      <w:proofErr w:type="gramEnd"/>
       <w:r>
         <w:rPr>
           <w:lang w:val="ru-RU"/>
         </w:rPr>
         <w:t>_</w:t>
       </w:r>
+      <w:proofErr w:type="gramStart"/>
       <w:r>
         <w:rPr>
           <w:lang w:val="en-GB"/>
@@ -2236,7 +2487,14 @@
         <w:rPr>
           <w:lang w:val="ru-RU"/>
         </w:rPr>
-        <w:t xml:space="preserve"> }}</w:t>
+        <w:t xml:space="preserve"> }</w:t>
+      </w:r>
+      <w:proofErr w:type="gramEnd"/>
+      <w:r>
+        <w:rPr>
+          <w:lang w:val="ru-RU"/>
+        </w:rPr>
+        <w:t>}</w:t>
       </w:r>
       <w:r>
         <w:rPr>
@@ -2273,6 +2531,7 @@
         <w:rPr>
           <w:lang w:val="ru-RU"/>
         </w:rPr>
+        <w:lastRenderedPageBreak/>
         <w:t xml:space="preserve">Заказчик обязан принять оплаченные услуги лично или через уполномоченного представителя. Приёмка работ Заказчиком осуществляется при предъявлении документа, удостоверяющего личность и/или доверенности, оформленной в установленном порядке.   </w:t>
       </w:r>
     </w:p>
@@ -2291,7 +2550,6 @@
         <w:rPr>
           <w:lang w:val="ru-RU"/>
         </w:rPr>
-        <w:lastRenderedPageBreak/>
         <w:t xml:space="preserve">Подписание Заказчиком или его уполномоченным представителем акта означает согласие Заказчика с качеством оказанных услуг. В случае не подписания акта и не предоставления претензий Заказчиком Исполнителю в течение 3-х дней с момента передачи всей работы заказчику Акты считаться подписанными.    </w:t>
       </w:r>
     </w:p>
@@ -2754,11 +3012,47 @@
           <w:lang w:val="ru-RU"/>
         </w:rPr>
       </w:pPr>
-      <w:r>
-        <w:rPr>
-          <w:lang w:val="ru-RU"/>
-        </w:rPr>
-        <w:t xml:space="preserve">Исполнитель:     __________________  / Прохоров М.В./                                                       Заказчик:   _______________ / _______ /    </w:t>
+      <w:proofErr w:type="gramStart"/>
+      <w:r>
+        <w:rPr>
+          <w:lang w:val="ru-RU"/>
+        </w:rPr>
+        <w:t xml:space="preserve">Исполнитель:   </w:t>
+      </w:r>
+      <w:proofErr w:type="gramEnd"/>
+      <w:r>
+        <w:rPr>
+          <w:lang w:val="ru-RU"/>
+        </w:rPr>
+        <w:t xml:space="preserve">  _________________</w:t>
+      </w:r>
+      <w:proofErr w:type="gramStart"/>
+      <w:r>
+        <w:rPr>
+          <w:lang w:val="ru-RU"/>
+        </w:rPr>
+        <w:t>_  /</w:t>
+      </w:r>
+      <w:proofErr w:type="gramEnd"/>
+      <w:r>
+        <w:rPr>
+          <w:lang w:val="ru-RU"/>
+        </w:rPr>
+        <w:t xml:space="preserve"> Прохоров М.В./                                                       </w:t>
+      </w:r>
+      <w:proofErr w:type="gramStart"/>
+      <w:r>
+        <w:rPr>
+          <w:lang w:val="ru-RU"/>
+        </w:rPr>
+        <w:t xml:space="preserve">Заказчик:   </w:t>
+      </w:r>
+      <w:proofErr w:type="gramEnd"/>
+      <w:r>
+        <w:rPr>
+          <w:lang w:val="ru-RU"/>
+        </w:rPr>
+        <w:t xml:space="preserve">_______________ / _______ /    </w:t>
       </w:r>
     </w:p>
     <w:p>
@@ -3426,7 +3720,6 @@
   <w:style w:type="character" w:default="1" w:styleId="a0">
     <w:name w:val="Default Paragraph Font"/>
     <w:uiPriority w:val="1"/>
-    <w:semiHidden/>
     <w:unhideWhenUsed/>
   </w:style>
   <w:style w:type="table" w:default="1" w:styleId="a1">

--- a/docs/template_invoice_proh.docx
+++ b/docs/template_invoice_proh.docx
@@ -53,7 +53,39 @@
                 <w:rFonts w:asciiTheme="minorHAnsi" w:eastAsia="Arial" w:hAnsiTheme="minorHAnsi" w:cs="Arial"/>
                 <w:sz w:val="18"/>
               </w:rPr>
-              <w:t>ООО "Банк Точка"</w:t>
+              <w:t>ООО "</w:t>
+            </w:r>
+            <w:proofErr w:type="spellStart"/>
+            <w:r>
+              <w:rPr>
+                <w:rFonts w:asciiTheme="minorHAnsi" w:eastAsia="Arial" w:hAnsiTheme="minorHAnsi" w:cs="Arial"/>
+                <w:sz w:val="18"/>
+              </w:rPr>
+              <w:t>Банк</w:t>
+            </w:r>
+            <w:proofErr w:type="spellEnd"/>
+            <w:r>
+              <w:rPr>
+                <w:rFonts w:asciiTheme="minorHAnsi" w:eastAsia="Arial" w:hAnsiTheme="minorHAnsi" w:cs="Arial"/>
+                <w:sz w:val="18"/>
+              </w:rPr>
+              <w:t xml:space="preserve"> </w:t>
+            </w:r>
+            <w:proofErr w:type="spellStart"/>
+            <w:r>
+              <w:rPr>
+                <w:rFonts w:asciiTheme="minorHAnsi" w:eastAsia="Arial" w:hAnsiTheme="minorHAnsi" w:cs="Arial"/>
+                <w:sz w:val="18"/>
+              </w:rPr>
+              <w:t>Точка</w:t>
+            </w:r>
+            <w:proofErr w:type="spellEnd"/>
+            <w:r>
+              <w:rPr>
+                <w:rFonts w:asciiTheme="minorHAnsi" w:eastAsia="Arial" w:hAnsiTheme="minorHAnsi" w:cs="Arial"/>
+                <w:sz w:val="18"/>
+              </w:rPr>
+              <w:t>"</w:t>
             </w:r>
             <w:r>
               <w:rPr>
@@ -247,12 +279,21 @@
                 <w:rFonts w:asciiTheme="minorHAnsi" w:hAnsiTheme="minorHAnsi"/>
               </w:rPr>
             </w:pPr>
+            <w:proofErr w:type="spellStart"/>
             <w:r>
               <w:rPr>
                 <w:rFonts w:asciiTheme="minorHAnsi" w:eastAsia="Arial" w:hAnsiTheme="minorHAnsi" w:cs="Arial"/>
                 <w:sz w:val="14"/>
               </w:rPr>
-              <w:t xml:space="preserve">Сч. № </w:t>
+              <w:t>Сч</w:t>
+            </w:r>
+            <w:proofErr w:type="spellEnd"/>
+            <w:r>
+              <w:rPr>
+                <w:rFonts w:asciiTheme="minorHAnsi" w:eastAsia="Arial" w:hAnsiTheme="minorHAnsi" w:cs="Arial"/>
+                <w:sz w:val="14"/>
+              </w:rPr>
+              <w:t xml:space="preserve">. № </w:t>
             </w:r>
           </w:p>
         </w:tc>
@@ -307,12 +348,37 @@
                 <w:rFonts w:asciiTheme="minorHAnsi" w:hAnsiTheme="minorHAnsi"/>
               </w:rPr>
             </w:pPr>
+            <w:proofErr w:type="spellStart"/>
             <w:r>
               <w:rPr>
                 <w:rFonts w:asciiTheme="minorHAnsi" w:eastAsia="Arial" w:hAnsiTheme="minorHAnsi" w:cs="Arial"/>
                 <w:sz w:val="14"/>
               </w:rPr>
-              <w:t xml:space="preserve">Банк получателя  </w:t>
+              <w:t>Банк</w:t>
+            </w:r>
+            <w:proofErr w:type="spellEnd"/>
+            <w:r>
+              <w:rPr>
+                <w:rFonts w:asciiTheme="minorHAnsi" w:eastAsia="Arial" w:hAnsiTheme="minorHAnsi" w:cs="Arial"/>
+                <w:sz w:val="14"/>
+              </w:rPr>
+              <w:t xml:space="preserve"> </w:t>
+            </w:r>
+            <w:proofErr w:type="spellStart"/>
+            <w:r>
+              <w:rPr>
+                <w:rFonts w:asciiTheme="minorHAnsi" w:eastAsia="Arial" w:hAnsiTheme="minorHAnsi" w:cs="Arial"/>
+                <w:sz w:val="14"/>
+              </w:rPr>
+              <w:t>получателя</w:t>
+            </w:r>
+            <w:proofErr w:type="spellEnd"/>
+            <w:r>
+              <w:rPr>
+                <w:rFonts w:asciiTheme="minorHAnsi" w:eastAsia="Arial" w:hAnsiTheme="minorHAnsi" w:cs="Arial"/>
+                <w:sz w:val="14"/>
+              </w:rPr>
+              <w:t xml:space="preserve">  </w:t>
             </w:r>
           </w:p>
         </w:tc>
@@ -530,12 +596,21 @@
                 <w:rFonts w:asciiTheme="minorHAnsi" w:hAnsiTheme="minorHAnsi"/>
               </w:rPr>
             </w:pPr>
+            <w:proofErr w:type="spellStart"/>
             <w:r>
               <w:rPr>
                 <w:rFonts w:asciiTheme="minorHAnsi" w:eastAsia="Arial" w:hAnsiTheme="minorHAnsi" w:cs="Arial"/>
                 <w:sz w:val="14"/>
               </w:rPr>
-              <w:t xml:space="preserve">Сч. № </w:t>
+              <w:t>Сч</w:t>
+            </w:r>
+            <w:proofErr w:type="spellEnd"/>
+            <w:r>
+              <w:rPr>
+                <w:rFonts w:asciiTheme="minorHAnsi" w:eastAsia="Arial" w:hAnsiTheme="minorHAnsi" w:cs="Arial"/>
+                <w:sz w:val="14"/>
+              </w:rPr>
+              <w:t xml:space="preserve">. № </w:t>
             </w:r>
           </w:p>
         </w:tc>
@@ -727,12 +802,21 @@
                 <w:rFonts w:asciiTheme="minorHAnsi" w:hAnsiTheme="minorHAnsi"/>
               </w:rPr>
             </w:pPr>
+            <w:proofErr w:type="spellStart"/>
             <w:r>
               <w:rPr>
                 <w:rFonts w:asciiTheme="minorHAnsi" w:eastAsia="Arial" w:hAnsiTheme="minorHAnsi" w:cs="Arial"/>
                 <w:sz w:val="14"/>
               </w:rPr>
-              <w:t xml:space="preserve">Получатель </w:t>
+              <w:t>Получатель</w:t>
+            </w:r>
+            <w:proofErr w:type="spellEnd"/>
+            <w:r>
+              <w:rPr>
+                <w:rFonts w:asciiTheme="minorHAnsi" w:eastAsia="Arial" w:hAnsiTheme="minorHAnsi" w:cs="Arial"/>
+                <w:sz w:val="14"/>
+              </w:rPr>
+              <w:t xml:space="preserve"> </w:t>
             </w:r>
           </w:p>
         </w:tc>
@@ -941,6 +1025,7 @@
         </w:rPr>
         <w:t>ИП Прохоров М.В. (</w:t>
       </w:r>
+      <w:proofErr w:type="spellStart"/>
       <w:r>
         <w:rPr>
           <w:b/>
@@ -948,6 +1033,7 @@
         </w:rPr>
         <w:t>PoddonPorject</w:t>
       </w:r>
+      <w:proofErr w:type="spellEnd"/>
       <w:r>
         <w:rPr>
           <w:b/>
@@ -1424,8 +1510,17 @@
               <w:rPr>
                 <w:rFonts w:ascii="Segoe UI" w:eastAsia="Segoe UI" w:hAnsi="Segoe UI" w:cs="Segoe UI"/>
                 <w:sz w:val="20"/>
-              </w:rPr>
-            </w:pPr>
+                <w:lang w:val="ru-RU"/>
+              </w:rPr>
+            </w:pPr>
+            <w:r>
+              <w:rPr>
+                <w:rFonts w:ascii="Segoe UI" w:eastAsia="Segoe UI" w:hAnsi="Segoe UI" w:cs="Segoe UI"/>
+                <w:sz w:val="20"/>
+                <w:lang w:val="ru-RU"/>
+              </w:rPr>
+              <w:t>№</w:t>
+            </w:r>
           </w:p>
         </w:tc>
         <w:tc>
@@ -1444,12 +1539,21 @@
               <w:spacing w:after="0" w:line="259" w:lineRule="auto"/>
               <w:ind w:left="8" w:firstLine="0"/>
             </w:pPr>
+            <w:proofErr w:type="spellStart"/>
             <w:r>
               <w:rPr>
                 <w:rFonts w:ascii="Segoe UI" w:eastAsia="Segoe UI" w:hAnsi="Segoe UI" w:cs="Segoe UI"/>
                 <w:sz w:val="20"/>
               </w:rPr>
-              <w:t xml:space="preserve">Наименование </w:t>
+              <w:t>Наименование</w:t>
+            </w:r>
+            <w:proofErr w:type="spellEnd"/>
+            <w:r>
+              <w:rPr>
+                <w:rFonts w:ascii="Segoe UI" w:eastAsia="Segoe UI" w:hAnsi="Segoe UI" w:cs="Segoe UI"/>
+                <w:sz w:val="20"/>
+              </w:rPr>
+              <w:t xml:space="preserve"> </w:t>
             </w:r>
           </w:p>
         </w:tc>
@@ -1468,11 +1572,19 @@
               <w:spacing w:after="0" w:line="259" w:lineRule="auto"/>
               <w:ind w:left="0" w:firstLine="0"/>
             </w:pPr>
-            <w:r>
-              <w:rPr>
-                <w:sz w:val="20"/>
-              </w:rPr>
-              <w:t xml:space="preserve">Шт. </w:t>
+            <w:proofErr w:type="spellStart"/>
+            <w:r>
+              <w:rPr>
+                <w:sz w:val="20"/>
+              </w:rPr>
+              <w:t>Шт</w:t>
+            </w:r>
+            <w:proofErr w:type="spellEnd"/>
+            <w:r>
+              <w:rPr>
+                <w:sz w:val="20"/>
+              </w:rPr>
+              <w:t xml:space="preserve">. </w:t>
             </w:r>
           </w:p>
         </w:tc>
@@ -1491,11 +1603,47 @@
               <w:spacing w:after="0" w:line="259" w:lineRule="auto"/>
               <w:ind w:left="2" w:firstLine="0"/>
             </w:pPr>
-            <w:r>
-              <w:rPr>
-                <w:sz w:val="20"/>
-              </w:rPr>
-              <w:t xml:space="preserve">Цена за Шт. </w:t>
+            <w:proofErr w:type="spellStart"/>
+            <w:r>
+              <w:rPr>
+                <w:sz w:val="20"/>
+              </w:rPr>
+              <w:t>Цена</w:t>
+            </w:r>
+            <w:proofErr w:type="spellEnd"/>
+            <w:r>
+              <w:rPr>
+                <w:sz w:val="20"/>
+              </w:rPr>
+              <w:t xml:space="preserve"> </w:t>
+            </w:r>
+            <w:proofErr w:type="spellStart"/>
+            <w:r>
+              <w:rPr>
+                <w:sz w:val="20"/>
+              </w:rPr>
+              <w:t>за</w:t>
+            </w:r>
+            <w:proofErr w:type="spellEnd"/>
+            <w:r>
+              <w:rPr>
+                <w:sz w:val="20"/>
+              </w:rPr>
+              <w:t xml:space="preserve"> </w:t>
+            </w:r>
+            <w:proofErr w:type="spellStart"/>
+            <w:r>
+              <w:rPr>
+                <w:sz w:val="20"/>
+              </w:rPr>
+              <w:t>Шт</w:t>
+            </w:r>
+            <w:proofErr w:type="spellEnd"/>
+            <w:r>
+              <w:rPr>
+                <w:sz w:val="20"/>
+              </w:rPr>
+              <w:t xml:space="preserve">. </w:t>
             </w:r>
           </w:p>
         </w:tc>
@@ -1514,11 +1662,19 @@
               <w:spacing w:after="0" w:line="259" w:lineRule="auto"/>
               <w:ind w:left="2" w:firstLine="0"/>
             </w:pPr>
-            <w:r>
-              <w:rPr>
-                <w:sz w:val="20"/>
-              </w:rPr>
-              <w:t xml:space="preserve">Сумма </w:t>
+            <w:proofErr w:type="spellStart"/>
+            <w:r>
+              <w:rPr>
+                <w:sz w:val="20"/>
+              </w:rPr>
+              <w:t>Сумма</w:t>
+            </w:r>
+            <w:proofErr w:type="spellEnd"/>
+            <w:r>
+              <w:rPr>
+                <w:sz w:val="20"/>
+              </w:rPr>
+              <w:t xml:space="preserve"> </w:t>
             </w:r>
           </w:p>
         </w:tc>
@@ -1566,7 +1722,15 @@
                 <w:sz w:val="20"/>
                 <w:szCs w:val="20"/>
               </w:rPr>
-              <w:t>{{ loop</w:t>
+              <w:t xml:space="preserve">{{ </w:t>
+            </w:r>
+            <w:proofErr w:type="spellStart"/>
+            <w:r>
+              <w:rPr>
+                <w:sz w:val="20"/>
+                <w:szCs w:val="20"/>
+              </w:rPr>
+              <w:t>loop</w:t>
             </w:r>
             <w:proofErr w:type="gramEnd"/>
             <w:r>
@@ -1574,7 +1738,15 @@
                 <w:sz w:val="20"/>
                 <w:szCs w:val="20"/>
               </w:rPr>
-              <w:t>.index }}</w:t>
+              <w:t>.index</w:t>
+            </w:r>
+            <w:proofErr w:type="spellEnd"/>
+            <w:r>
+              <w:rPr>
+                <w:sz w:val="20"/>
+                <w:szCs w:val="20"/>
+              </w:rPr>
+              <w:t xml:space="preserve"> }}</w:t>
             </w:r>
           </w:p>
         </w:tc>
@@ -1630,7 +1802,15 @@
                 <w:sz w:val="20"/>
                 <w:szCs w:val="20"/>
               </w:rPr>
-              <w:t>{{ item</w:t>
+              <w:t xml:space="preserve">{{ </w:t>
+            </w:r>
+            <w:proofErr w:type="spellStart"/>
+            <w:r>
+              <w:rPr>
+                <w:sz w:val="20"/>
+                <w:szCs w:val="20"/>
+              </w:rPr>
+              <w:t>item</w:t>
             </w:r>
             <w:proofErr w:type="gramEnd"/>
             <w:r>
@@ -1638,7 +1818,15 @@
                 <w:sz w:val="20"/>
                 <w:szCs w:val="20"/>
               </w:rPr>
-              <w:t>.desc }}</w:t>
+              <w:t>.desc</w:t>
+            </w:r>
+            <w:proofErr w:type="spellEnd"/>
+            <w:r>
+              <w:rPr>
+                <w:sz w:val="20"/>
+                <w:szCs w:val="20"/>
+              </w:rPr>
+              <w:t xml:space="preserve"> }}</w:t>
             </w:r>
           </w:p>
         </w:tc>
@@ -1668,8 +1856,17 @@
                 <w:sz w:val="20"/>
                 <w:szCs w:val="20"/>
               </w:rPr>
-              <w:t>{{ item.qty</w:t>
-            </w:r>
+              <w:t xml:space="preserve">{{ </w:t>
+            </w:r>
+            <w:proofErr w:type="spellStart"/>
+            <w:r>
+              <w:rPr>
+                <w:sz w:val="20"/>
+                <w:szCs w:val="20"/>
+              </w:rPr>
+              <w:t>item.qty</w:t>
+            </w:r>
+            <w:proofErr w:type="spellEnd"/>
             <w:proofErr w:type="gramEnd"/>
             <w:r>
               <w:rPr>
@@ -1707,7 +1904,15 @@
                 <w:sz w:val="20"/>
                 <w:szCs w:val="20"/>
               </w:rPr>
-              <w:t>{{ item</w:t>
+              <w:t xml:space="preserve">{{ </w:t>
+            </w:r>
+            <w:proofErr w:type="spellStart"/>
+            <w:r>
+              <w:rPr>
+                <w:sz w:val="20"/>
+                <w:szCs w:val="20"/>
+              </w:rPr>
+              <w:t>item</w:t>
             </w:r>
             <w:proofErr w:type="gramEnd"/>
             <w:r>
@@ -1715,7 +1920,15 @@
                 <w:sz w:val="20"/>
                 <w:szCs w:val="20"/>
               </w:rPr>
-              <w:t>.price }}</w:t>
+              <w:t>.price</w:t>
+            </w:r>
+            <w:proofErr w:type="spellEnd"/>
+            <w:r>
+              <w:rPr>
+                <w:sz w:val="20"/>
+                <w:szCs w:val="20"/>
+              </w:rPr>
+              <w:t xml:space="preserve"> }}</w:t>
             </w:r>
           </w:p>
         </w:tc>
@@ -1745,7 +1958,15 @@
                 <w:sz w:val="20"/>
                 <w:szCs w:val="20"/>
               </w:rPr>
-              <w:t>{{ item</w:t>
+              <w:t xml:space="preserve">{{ </w:t>
+            </w:r>
+            <w:proofErr w:type="spellStart"/>
+            <w:r>
+              <w:rPr>
+                <w:sz w:val="20"/>
+                <w:szCs w:val="20"/>
+              </w:rPr>
+              <w:t>item</w:t>
             </w:r>
             <w:proofErr w:type="gramEnd"/>
             <w:r>
@@ -1753,7 +1974,15 @@
                 <w:sz w:val="20"/>
                 <w:szCs w:val="20"/>
               </w:rPr>
-              <w:t>.total }}</w:t>
+              <w:t>.total</w:t>
+            </w:r>
+            <w:proofErr w:type="spellEnd"/>
+            <w:r>
+              <w:rPr>
+                <w:sz w:val="20"/>
+                <w:szCs w:val="20"/>
+              </w:rPr>
+              <w:t xml:space="preserve"> }}</w:t>
             </w:r>
           </w:p>
         </w:tc>
@@ -1812,6 +2041,7 @@
               </w:rPr>
               <w:t xml:space="preserve">{% </w:t>
             </w:r>
+            <w:proofErr w:type="spellStart"/>
             <w:r>
               <w:rPr>
                 <w:sz w:val="20"/>
@@ -1819,6 +2049,7 @@
               </w:rPr>
               <w:t>endfor</w:t>
             </w:r>
+            <w:proofErr w:type="spellEnd"/>
             <w:r>
               <w:rPr>
                 <w:sz w:val="20"/>
@@ -1985,11 +2216,19 @@
                 <w:lang w:val="ru-RU"/>
               </w:rPr>
             </w:pPr>
-            <w:r>
-              <w:rPr>
-                <w:sz w:val="20"/>
-              </w:rPr>
-              <w:t>Итого:</w:t>
+            <w:proofErr w:type="spellStart"/>
+            <w:r>
+              <w:rPr>
+                <w:sz w:val="20"/>
+              </w:rPr>
+              <w:t>Итого</w:t>
+            </w:r>
+            <w:proofErr w:type="spellEnd"/>
+            <w:r>
+              <w:rPr>
+                <w:sz w:val="20"/>
+              </w:rPr>
+              <w:t>:</w:t>
             </w:r>
           </w:p>
         </w:tc>
@@ -2020,15 +2259,31 @@
                 <w:sz w:val="22"/>
                 <w:szCs w:val="22"/>
               </w:rPr>
-              <w:t>{{ total</w:t>
-            </w:r>
-            <w:proofErr w:type="gramEnd"/>
+              <w:t xml:space="preserve">{{ </w:t>
+            </w:r>
+            <w:proofErr w:type="spellStart"/>
             <w:r>
               <w:rPr>
                 <w:sz w:val="22"/>
                 <w:szCs w:val="22"/>
               </w:rPr>
-              <w:t>_sum }}</w:t>
+              <w:t>total</w:t>
+            </w:r>
+            <w:proofErr w:type="gramEnd"/>
+            <w:r>
+              <w:rPr>
+                <w:sz w:val="22"/>
+                <w:szCs w:val="22"/>
+              </w:rPr>
+              <w:t>_sum</w:t>
+            </w:r>
+            <w:proofErr w:type="spellEnd"/>
+            <w:r>
+              <w:rPr>
+                <w:sz w:val="22"/>
+                <w:szCs w:val="22"/>
+              </w:rPr>
+              <w:t xml:space="preserve"> }}</w:t>
             </w:r>
           </w:p>
         </w:tc>
@@ -2075,11 +2330,19 @@
                 <w:lang w:val="ru-RU"/>
               </w:rPr>
             </w:pPr>
-            <w:r>
-              <w:rPr>
-                <w:sz w:val="20"/>
-              </w:rPr>
-              <w:t>Предоплата 50%</w:t>
+            <w:proofErr w:type="spellStart"/>
+            <w:r>
+              <w:rPr>
+                <w:sz w:val="20"/>
+              </w:rPr>
+              <w:t>Предоплата</w:t>
+            </w:r>
+            <w:proofErr w:type="spellEnd"/>
+            <w:r>
+              <w:rPr>
+                <w:sz w:val="20"/>
+              </w:rPr>
+              <w:t xml:space="preserve"> 50%</w:t>
             </w:r>
           </w:p>
         </w:tc>
@@ -2150,6 +2413,16 @@
         </w:tc>
       </w:tr>
     </w:tbl>
+    <w:p>
+      <w:pPr>
+        <w:spacing w:after="0" w:line="259" w:lineRule="auto"/>
+        <w:ind w:left="485" w:hanging="10"/>
+        <w:rPr>
+          <w:sz w:val="18"/>
+          <w:lang w:val="en-GB"/>
+        </w:rPr>
+      </w:pPr>
+    </w:p>
     <w:p>
       <w:pPr>
         <w:spacing w:after="0" w:line="259" w:lineRule="auto"/>
@@ -2365,6 +2638,7 @@
         <w:rPr>
           <w:lang w:val="ru-RU"/>
         </w:rPr>
+        <w:lastRenderedPageBreak/>
         <w:t xml:space="preserve">Договор заключается на условиях авансового платежа </w:t>
       </w:r>
       <w:proofErr w:type="gramStart"/>
@@ -2531,7 +2805,6 @@
         <w:rPr>
           <w:lang w:val="ru-RU"/>
         </w:rPr>
-        <w:lastRenderedPageBreak/>
         <w:t xml:space="preserve">Заказчик обязан принять оплаченные услуги лично или через уполномоченного представителя. Приёмка работ Заказчиком осуществляется при предъявлении документа, удостоверяющего личность и/или доверенности, оформленной в установленном порядке.   </w:t>
       </w:r>
     </w:p>
@@ -2711,8 +2984,61 @@
         </w:rPr>
         <w:t xml:space="preserve">Образование зазоров в связи с перепадом высот потолков и плов, не ровных углов стен и прочее, в помещение монтажа не является браком. </w:t>
       </w:r>
-      <w:r>
-        <w:t xml:space="preserve">Если устранение данных зазоров не предусмотрены договором.    </w:t>
+      <w:proofErr w:type="spellStart"/>
+      <w:r>
+        <w:t>Если</w:t>
+      </w:r>
+      <w:proofErr w:type="spellEnd"/>
+      <w:r>
+        <w:t xml:space="preserve"> </w:t>
+      </w:r>
+      <w:proofErr w:type="spellStart"/>
+      <w:r>
+        <w:t>устранение</w:t>
+      </w:r>
+      <w:proofErr w:type="spellEnd"/>
+      <w:r>
+        <w:t xml:space="preserve"> </w:t>
+      </w:r>
+      <w:proofErr w:type="spellStart"/>
+      <w:r>
+        <w:t>данных</w:t>
+      </w:r>
+      <w:proofErr w:type="spellEnd"/>
+      <w:r>
+        <w:t xml:space="preserve"> </w:t>
+      </w:r>
+      <w:proofErr w:type="spellStart"/>
+      <w:r>
+        <w:t>зазоров</w:t>
+      </w:r>
+      <w:proofErr w:type="spellEnd"/>
+      <w:r>
+        <w:t xml:space="preserve"> </w:t>
+      </w:r>
+      <w:proofErr w:type="spellStart"/>
+      <w:r>
+        <w:t>не</w:t>
+      </w:r>
+      <w:proofErr w:type="spellEnd"/>
+      <w:r>
+        <w:t xml:space="preserve"> </w:t>
+      </w:r>
+      <w:proofErr w:type="spellStart"/>
+      <w:r>
+        <w:t>предусмотрены</w:t>
+      </w:r>
+      <w:proofErr w:type="spellEnd"/>
+      <w:r>
+        <w:t xml:space="preserve"> </w:t>
+      </w:r>
+      <w:proofErr w:type="spellStart"/>
+      <w:r>
+        <w:t>договором</w:t>
+      </w:r>
+      <w:proofErr w:type="spellEnd"/>
+      <w:r>
+        <w:t xml:space="preserve">.    </w:t>
       </w:r>
     </w:p>
     <w:p>
@@ -2729,8 +3055,53 @@
         </w:rPr>
         <w:t xml:space="preserve">Устранение зазоров причиной которых являются перепады высот потолков и плов, не ровных углов стен в помещение монтажа и прочее после окончания монтажа является дополнительно работой и оплачивается в размере, предварительно согласованном между исполнителем и заказчиком. </w:t>
       </w:r>
-      <w:r>
-        <w:t xml:space="preserve">Не все зазоры возможно технически устранить.    </w:t>
+      <w:proofErr w:type="spellStart"/>
+      <w:r>
+        <w:t>Не</w:t>
+      </w:r>
+      <w:proofErr w:type="spellEnd"/>
+      <w:r>
+        <w:t xml:space="preserve"> </w:t>
+      </w:r>
+      <w:proofErr w:type="spellStart"/>
+      <w:r>
+        <w:t>все</w:t>
+      </w:r>
+      <w:proofErr w:type="spellEnd"/>
+      <w:r>
+        <w:t xml:space="preserve"> </w:t>
+      </w:r>
+      <w:proofErr w:type="spellStart"/>
+      <w:r>
+        <w:t>зазоры</w:t>
+      </w:r>
+      <w:proofErr w:type="spellEnd"/>
+      <w:r>
+        <w:t xml:space="preserve"> </w:t>
+      </w:r>
+      <w:proofErr w:type="spellStart"/>
+      <w:r>
+        <w:t>возможно</w:t>
+      </w:r>
+      <w:proofErr w:type="spellEnd"/>
+      <w:r>
+        <w:t xml:space="preserve"> </w:t>
+      </w:r>
+      <w:proofErr w:type="spellStart"/>
+      <w:r>
+        <w:t>технически</w:t>
+      </w:r>
+      <w:proofErr w:type="spellEnd"/>
+      <w:r>
+        <w:t xml:space="preserve"> </w:t>
+      </w:r>
+      <w:proofErr w:type="spellStart"/>
+      <w:r>
+        <w:t>устранить</w:t>
+      </w:r>
+      <w:proofErr w:type="spellEnd"/>
+      <w:r>
+        <w:t xml:space="preserve">.    </w:t>
       </w:r>
     </w:p>
     <w:p>
@@ -2839,8 +3210,53 @@
         </w:rPr>
         <w:t xml:space="preserve">В случае нарушения сроков изготовления, предусмотренных данным Договором, Поставщик уплачивает Покупателю неустойку в размере 0,1% (одной десятой процента) от стоимости недопоставленной части или некачественного Изделия за каждый день просрочки, но не более 10% (десяти процентов) от стоимости недопоставленной части или некачественного Изделия по Договору. </w:t>
       </w:r>
-      <w:r>
-        <w:t xml:space="preserve">Неустойка начисляется путем предъявления письменной претензии. </w:t>
+      <w:proofErr w:type="spellStart"/>
+      <w:r>
+        <w:t>Неустойка</w:t>
+      </w:r>
+      <w:proofErr w:type="spellEnd"/>
+      <w:r>
+        <w:t xml:space="preserve"> </w:t>
+      </w:r>
+      <w:proofErr w:type="spellStart"/>
+      <w:r>
+        <w:t>начисляется</w:t>
+      </w:r>
+      <w:proofErr w:type="spellEnd"/>
+      <w:r>
+        <w:t xml:space="preserve"> </w:t>
+      </w:r>
+      <w:proofErr w:type="spellStart"/>
+      <w:r>
+        <w:t>путем</w:t>
+      </w:r>
+      <w:proofErr w:type="spellEnd"/>
+      <w:r>
+        <w:t xml:space="preserve"> </w:t>
+      </w:r>
+      <w:proofErr w:type="spellStart"/>
+      <w:r>
+        <w:t>предъявления</w:t>
+      </w:r>
+      <w:proofErr w:type="spellEnd"/>
+      <w:r>
+        <w:t xml:space="preserve"> </w:t>
+      </w:r>
+      <w:proofErr w:type="spellStart"/>
+      <w:r>
+        <w:t>письменной</w:t>
+      </w:r>
+      <w:proofErr w:type="spellEnd"/>
+      <w:r>
+        <w:t xml:space="preserve"> </w:t>
+      </w:r>
+      <w:proofErr w:type="spellStart"/>
+      <w:r>
+        <w:t>претензии</w:t>
+      </w:r>
+      <w:proofErr w:type="spellEnd"/>
+      <w:r>
+        <w:t xml:space="preserve">. </w:t>
       </w:r>
     </w:p>
     <w:p>
@@ -3069,6 +3485,7 @@
           <w:color w:val="70AD47"/>
           <w:lang w:val="ru-RU"/>
         </w:rPr>
+        <w:lastRenderedPageBreak/>
         <w:t xml:space="preserve"> </w:t>
       </w:r>
       <w:r>
@@ -3720,6 +4137,7 @@
   <w:style w:type="character" w:default="1" w:styleId="a0">
     <w:name w:val="Default Paragraph Font"/>
     <w:uiPriority w:val="1"/>
+    <w:semiHidden/>
     <w:unhideWhenUsed/>
   </w:style>
   <w:style w:type="table" w:default="1" w:styleId="a1">

--- a/docs/template_invoice_proh.docx
+++ b/docs/template_invoice_proh.docx
@@ -1122,7 +1122,6 @@
         </w:rPr>
         <w:t xml:space="preserve"> </w:t>
       </w:r>
-      <w:proofErr w:type="gramStart"/>
       <w:r>
         <w:rPr>
           <w:b/>
@@ -1139,7 +1138,6 @@
         </w:rPr>
         <w:t>number</w:t>
       </w:r>
-      <w:proofErr w:type="gramEnd"/>
       <w:r>
         <w:rPr>
           <w:b/>
@@ -1164,7 +1162,6 @@
         </w:rPr>
         <w:t xml:space="preserve">от </w:t>
       </w:r>
-      <w:proofErr w:type="gramStart"/>
       <w:r>
         <w:rPr>
           <w:rFonts w:ascii="Arial" w:eastAsia="Arial" w:hAnsi="Arial" w:cs="Arial"/>
@@ -1183,7 +1180,6 @@
         </w:rPr>
         <w:t>date</w:t>
       </w:r>
-      <w:proofErr w:type="gramEnd"/>
       <w:r>
         <w:rPr>
           <w:rFonts w:ascii="Arial" w:eastAsia="Arial" w:hAnsi="Arial" w:cs="Arial"/>
@@ -1193,7 +1189,6 @@
         </w:rPr>
         <w:t>_</w:t>
       </w:r>
-      <w:proofErr w:type="gramStart"/>
       <w:r>
         <w:rPr>
           <w:rFonts w:ascii="Arial" w:eastAsia="Arial" w:hAnsi="Arial" w:cs="Arial"/>
@@ -1210,17 +1205,7 @@
           <w:sz w:val="24"/>
           <w:lang w:val="ru-RU"/>
         </w:rPr>
-        <w:t xml:space="preserve"> }</w:t>
-      </w:r>
-      <w:proofErr w:type="gramEnd"/>
-      <w:r>
-        <w:rPr>
-          <w:rFonts w:ascii="Arial" w:eastAsia="Arial" w:hAnsi="Arial" w:cs="Arial"/>
-          <w:b/>
-          <w:sz w:val="24"/>
-          <w:lang w:val="ru-RU"/>
-        </w:rPr>
-        <w:t>}</w:t>
+        <w:t xml:space="preserve"> }}</w:t>
       </w:r>
       <w:r>
         <w:rPr>
@@ -1358,7 +1343,6 @@
         </w:rPr>
         <w:t xml:space="preserve"> </w:t>
       </w:r>
-      <w:proofErr w:type="gramStart"/>
       <w:r>
         <w:rPr>
           <w:rFonts w:asciiTheme="minorHAnsi" w:hAnsiTheme="minorHAnsi"/>
@@ -1377,7 +1361,6 @@
         </w:rPr>
         <w:t>client</w:t>
       </w:r>
-      <w:proofErr w:type="gramEnd"/>
       <w:r>
         <w:rPr>
           <w:rFonts w:asciiTheme="minorHAnsi" w:hAnsiTheme="minorHAnsi"/>
@@ -1385,17 +1368,7 @@
           <w:szCs w:val="28"/>
           <w:lang w:val="ru-RU"/>
         </w:rPr>
-        <w:t xml:space="preserve"> }}, </w:t>
-      </w:r>
-      <w:proofErr w:type="gramStart"/>
-      <w:r>
-        <w:rPr>
-          <w:rFonts w:asciiTheme="minorHAnsi" w:hAnsiTheme="minorHAnsi"/>
-          <w:sz w:val="28"/>
-          <w:szCs w:val="28"/>
-          <w:lang w:val="ru-RU"/>
-        </w:rPr>
-        <w:t xml:space="preserve">{{ </w:t>
+        <w:t xml:space="preserve"> }}, {{ </w:t>
       </w:r>
       <w:r>
         <w:rPr>
@@ -1406,7 +1379,6 @@
         </w:rPr>
         <w:t>phone</w:t>
       </w:r>
-      <w:proofErr w:type="gramEnd"/>
       <w:r>
         <w:rPr>
           <w:rFonts w:asciiTheme="minorHAnsi" w:hAnsiTheme="minorHAnsi"/>
@@ -1707,38 +1679,22 @@
                 <w:sz w:val="20"/>
                 <w:szCs w:val="20"/>
               </w:rPr>
-              <w:t xml:space="preserve">{% for item in items </w:t>
-            </w:r>
-            <w:proofErr w:type="gramStart"/>
+              <w:t>{% for item in items %}</w:t>
+            </w:r>
             <w:r>
               <w:rPr>
                 <w:sz w:val="20"/>
                 <w:szCs w:val="20"/>
               </w:rPr>
-              <w:t>%}</w:t>
-            </w:r>
+              <w:t xml:space="preserve">{{ </w:t>
+            </w:r>
+            <w:proofErr w:type="spellStart"/>
             <w:r>
               <w:rPr>
                 <w:sz w:val="20"/>
                 <w:szCs w:val="20"/>
               </w:rPr>
-              <w:t xml:space="preserve">{{ </w:t>
-            </w:r>
-            <w:proofErr w:type="spellStart"/>
-            <w:r>
-              <w:rPr>
-                <w:sz w:val="20"/>
-                <w:szCs w:val="20"/>
-              </w:rPr>
-              <w:t>loop</w:t>
-            </w:r>
-            <w:proofErr w:type="gramEnd"/>
-            <w:r>
-              <w:rPr>
-                <w:sz w:val="20"/>
-                <w:szCs w:val="20"/>
-              </w:rPr>
-              <w:t>.index</w:t>
+              <w:t>loop.index</w:t>
             </w:r>
             <w:proofErr w:type="spellEnd"/>
             <w:r>
@@ -1769,21 +1725,12 @@
                 <w:szCs w:val="20"/>
               </w:rPr>
             </w:pPr>
-            <w:proofErr w:type="gramStart"/>
             <w:r>
               <w:rPr>
                 <w:sz w:val="20"/>
                 <w:szCs w:val="20"/>
               </w:rPr>
-              <w:t>{{ item.name</w:t>
-            </w:r>
-            <w:proofErr w:type="gramEnd"/>
-            <w:r>
-              <w:rPr>
-                <w:sz w:val="20"/>
-                <w:szCs w:val="20"/>
-              </w:rPr>
-              <w:t xml:space="preserve"> }}</w:t>
+              <w:t>{{ item.name }}</w:t>
             </w:r>
           </w:p>
           <w:p>
@@ -1796,7 +1743,6 @@
                 <w:lang w:val="ru-RU"/>
               </w:rPr>
             </w:pPr>
-            <w:proofErr w:type="gramStart"/>
             <w:r>
               <w:rPr>
                 <w:sz w:val="20"/>
@@ -1810,15 +1756,7 @@
                 <w:sz w:val="20"/>
                 <w:szCs w:val="20"/>
               </w:rPr>
-              <w:t>item</w:t>
-            </w:r>
-            <w:proofErr w:type="gramEnd"/>
-            <w:r>
-              <w:rPr>
-                <w:sz w:val="20"/>
-                <w:szCs w:val="20"/>
-              </w:rPr>
-              <w:t>.desc</w:t>
+              <w:t>item.desc</w:t>
             </w:r>
             <w:proofErr w:type="spellEnd"/>
             <w:r>
@@ -1850,7 +1788,6 @@
                 <w:szCs w:val="20"/>
               </w:rPr>
             </w:pPr>
-            <w:proofErr w:type="gramStart"/>
             <w:r>
               <w:rPr>
                 <w:sz w:val="20"/>
@@ -1867,7 +1804,6 @@
               <w:t>item.qty</w:t>
             </w:r>
             <w:proofErr w:type="spellEnd"/>
-            <w:proofErr w:type="gramEnd"/>
             <w:r>
               <w:rPr>
                 <w:sz w:val="20"/>
@@ -1898,7 +1834,6 @@
                 <w:lang w:val="ru-RU"/>
               </w:rPr>
             </w:pPr>
-            <w:proofErr w:type="gramStart"/>
             <w:r>
               <w:rPr>
                 <w:sz w:val="20"/>
@@ -1912,15 +1847,7 @@
                 <w:sz w:val="20"/>
                 <w:szCs w:val="20"/>
               </w:rPr>
-              <w:t>item</w:t>
-            </w:r>
-            <w:proofErr w:type="gramEnd"/>
-            <w:r>
-              <w:rPr>
-                <w:sz w:val="20"/>
-                <w:szCs w:val="20"/>
-              </w:rPr>
-              <w:t>.price</w:t>
+              <w:t>item.price</w:t>
             </w:r>
             <w:proofErr w:type="spellEnd"/>
             <w:r>
@@ -1952,7 +1879,6 @@
                 <w:szCs w:val="20"/>
               </w:rPr>
             </w:pPr>
-            <w:proofErr w:type="gramStart"/>
             <w:r>
               <w:rPr>
                 <w:sz w:val="20"/>
@@ -1966,15 +1892,7 @@
                 <w:sz w:val="20"/>
                 <w:szCs w:val="20"/>
               </w:rPr>
-              <w:t>item</w:t>
-            </w:r>
-            <w:proofErr w:type="gramEnd"/>
-            <w:r>
-              <w:rPr>
-                <w:sz w:val="20"/>
-                <w:szCs w:val="20"/>
-              </w:rPr>
-              <w:t>.total</w:t>
+              <w:t>item.total</w:t>
             </w:r>
             <w:proofErr w:type="spellEnd"/>
             <w:r>
@@ -2011,6 +1929,31 @@
                 <w:lang w:val="ru-RU"/>
               </w:rPr>
             </w:pPr>
+            <w:r>
+              <w:rPr>
+                <w:sz w:val="20"/>
+                <w:szCs w:val="20"/>
+                <w:lang w:val="ru-RU"/>
+              </w:rPr>
+              <w:t xml:space="preserve">{% </w:t>
+            </w:r>
+            <w:proofErr w:type="spellStart"/>
+            <w:r>
+              <w:rPr>
+                <w:sz w:val="20"/>
+                <w:szCs w:val="20"/>
+              </w:rPr>
+              <w:t>endfor</w:t>
+            </w:r>
+            <w:proofErr w:type="spellEnd"/>
+            <w:r>
+              <w:rPr>
+                <w:sz w:val="20"/>
+                <w:szCs w:val="20"/>
+                <w:lang w:val="ru-RU"/>
+              </w:rPr>
+              <w:t xml:space="preserve"> %}</w:t>
+            </w:r>
           </w:p>
         </w:tc>
         <w:tc>
@@ -2035,225 +1978,171 @@
             </w:pPr>
             <w:r>
               <w:rPr>
+                <w:sz w:val="23"/>
+                <w:lang w:val="ru-RU"/>
+              </w:rPr>
+              <w:t>Срок</w:t>
+            </w:r>
+            <w:r>
+              <w:rPr>
+                <w:sz w:val="23"/>
+                <w:lang w:val="ru-RU"/>
+              </w:rPr>
+              <w:t xml:space="preserve"> </w:t>
+            </w:r>
+            <w:r>
+              <w:rPr>
+                <w:sz w:val="23"/>
+                <w:lang w:val="ru-RU"/>
+              </w:rPr>
+              <w:t>изготовления</w:t>
+            </w:r>
+            <w:r>
+              <w:rPr>
+                <w:sz w:val="23"/>
+                <w:lang w:val="ru-RU"/>
+              </w:rPr>
+              <w:t xml:space="preserve">: {{ </w:t>
+            </w:r>
+            <w:r>
+              <w:rPr>
+                <w:sz w:val="23"/>
+                <w:lang w:val="en-GB"/>
+              </w:rPr>
+              <w:t>production</w:t>
+            </w:r>
+            <w:r>
+              <w:rPr>
+                <w:sz w:val="23"/>
+                <w:lang w:val="ru-RU"/>
+              </w:rPr>
+              <w:t>_</w:t>
+            </w:r>
+            <w:r>
+              <w:rPr>
+                <w:sz w:val="23"/>
+                <w:lang w:val="en-GB"/>
+              </w:rPr>
+              <w:t>dates</w:t>
+            </w:r>
+            <w:r>
+              <w:rPr>
+                <w:sz w:val="23"/>
+                <w:lang w:val="ru-RU"/>
+              </w:rPr>
+              <w:t xml:space="preserve"> }} </w:t>
+            </w:r>
+            <w:r>
+              <w:rPr>
+                <w:sz w:val="23"/>
+                <w:lang w:val="ru-RU"/>
+              </w:rPr>
+              <w:t>с момента поступления предоплаты</w:t>
+            </w:r>
+            <w:r>
+              <w:rPr>
+                <w:sz w:val="23"/>
+                <w:lang w:val="ru-RU"/>
+              </w:rPr>
+              <w:t xml:space="preserve"> и согласования макета</w:t>
+            </w:r>
+            <w:r>
+              <w:rPr>
+                <w:sz w:val="23"/>
+                <w:lang w:val="ru-RU"/>
+              </w:rPr>
+              <w:t xml:space="preserve">.  </w:t>
+            </w:r>
+            <w:r>
+              <w:rPr>
+                <w:sz w:val="20"/>
+                <w:lang w:val="ru-RU"/>
+              </w:rPr>
+              <w:t xml:space="preserve"> </w:t>
+            </w:r>
+          </w:p>
+        </w:tc>
+        <w:tc>
+          <w:tcPr>
+            <w:tcW w:w="1327" w:type="dxa"/>
+            <w:tcBorders>
+              <w:top w:val="single" w:sz="6" w:space="0" w:color="000000"/>
+              <w:left w:val="single" w:sz="6" w:space="0" w:color="000000"/>
+              <w:bottom w:val="single" w:sz="6" w:space="0" w:color="000000"/>
+              <w:right w:val="single" w:sz="6" w:space="0" w:color="000000"/>
+            </w:tcBorders>
+            <w:vAlign w:val="center"/>
+          </w:tcPr>
+          <w:p>
+            <w:pPr>
+              <w:spacing w:after="0" w:line="259" w:lineRule="auto"/>
+              <w:ind w:left="0" w:firstLine="0"/>
+              <w:rPr>
                 <w:sz w:val="20"/>
                 <w:szCs w:val="20"/>
                 <w:lang w:val="ru-RU"/>
               </w:rPr>
-              <w:t xml:space="preserve">{% </w:t>
-            </w:r>
-            <w:proofErr w:type="spellStart"/>
-            <w:r>
-              <w:rPr>
-                <w:sz w:val="20"/>
-                <w:szCs w:val="20"/>
-              </w:rPr>
-              <w:t>endfor</w:t>
-            </w:r>
-            <w:proofErr w:type="spellEnd"/>
-            <w:r>
+            </w:pPr>
+          </w:p>
+        </w:tc>
+        <w:tc>
+          <w:tcPr>
+            <w:tcW w:w="1054" w:type="dxa"/>
+            <w:tcBorders>
+              <w:top w:val="single" w:sz="6" w:space="0" w:color="000000"/>
+              <w:left w:val="single" w:sz="6" w:space="0" w:color="000000"/>
+              <w:bottom w:val="single" w:sz="6" w:space="0" w:color="000000"/>
+              <w:right w:val="single" w:sz="6" w:space="0" w:color="000000"/>
+            </w:tcBorders>
+            <w:vAlign w:val="bottom"/>
+          </w:tcPr>
+          <w:p>
+            <w:pPr>
+              <w:spacing w:after="0" w:line="259" w:lineRule="auto"/>
+              <w:ind w:left="2" w:firstLine="0"/>
               <w:rPr>
                 <w:sz w:val="20"/>
                 <w:szCs w:val="20"/>
                 <w:lang w:val="ru-RU"/>
               </w:rPr>
-              <w:t xml:space="preserve"> </w:t>
-            </w:r>
-            <w:proofErr w:type="gramStart"/>
-            <w:r>
+            </w:pPr>
+            <w:proofErr w:type="spellStart"/>
+            <w:r>
+              <w:rPr>
+                <w:sz w:val="20"/>
+              </w:rPr>
+              <w:t>Итого</w:t>
+            </w:r>
+            <w:proofErr w:type="spellEnd"/>
+            <w:r>
+              <w:rPr>
+                <w:sz w:val="20"/>
+              </w:rPr>
+              <w:t>:</w:t>
+            </w:r>
+          </w:p>
+        </w:tc>
+        <w:tc>
+          <w:tcPr>
+            <w:tcW w:w="1124" w:type="dxa"/>
+            <w:tcBorders>
+              <w:top w:val="single" w:sz="6" w:space="0" w:color="000000"/>
+              <w:left w:val="single" w:sz="6" w:space="0" w:color="000000"/>
+              <w:bottom w:val="single" w:sz="6" w:space="0" w:color="000000"/>
+              <w:right w:val="single" w:sz="6" w:space="0" w:color="000000"/>
+            </w:tcBorders>
+            <w:vAlign w:val="bottom"/>
+          </w:tcPr>
+          <w:p>
+            <w:pPr>
+              <w:spacing w:after="160" w:line="259" w:lineRule="auto"/>
+              <w:ind w:left="0" w:firstLine="0"/>
               <w:rPr>
                 <w:sz w:val="20"/>
                 <w:szCs w:val="20"/>
                 <w:lang w:val="ru-RU"/>
               </w:rPr>
-              <w:t>%}</w:t>
-            </w:r>
-            <w:r>
-              <w:rPr>
-                <w:sz w:val="23"/>
-                <w:lang w:val="ru-RU"/>
-              </w:rPr>
-              <w:t>Срок</w:t>
-            </w:r>
-            <w:proofErr w:type="gramEnd"/>
-            <w:r>
-              <w:rPr>
-                <w:sz w:val="23"/>
-                <w:lang w:val="ru-RU"/>
-              </w:rPr>
-              <w:t xml:space="preserve"> </w:t>
-            </w:r>
-            <w:r>
-              <w:rPr>
-                <w:sz w:val="23"/>
-                <w:lang w:val="ru-RU"/>
-              </w:rPr>
-              <w:t>изготовления</w:t>
-            </w:r>
-            <w:r>
-              <w:rPr>
-                <w:sz w:val="23"/>
-                <w:lang w:val="ru-RU"/>
-              </w:rPr>
-              <w:t xml:space="preserve">: </w:t>
-            </w:r>
-            <w:proofErr w:type="gramStart"/>
-            <w:r>
-              <w:rPr>
-                <w:sz w:val="23"/>
-                <w:lang w:val="ru-RU"/>
-              </w:rPr>
-              <w:t xml:space="preserve">{{ </w:t>
-            </w:r>
-            <w:r>
-              <w:rPr>
-                <w:sz w:val="23"/>
-                <w:lang w:val="en-GB"/>
-              </w:rPr>
-              <w:t>production</w:t>
-            </w:r>
-            <w:proofErr w:type="gramEnd"/>
-            <w:r>
-              <w:rPr>
-                <w:sz w:val="23"/>
-                <w:lang w:val="ru-RU"/>
-              </w:rPr>
-              <w:t>_</w:t>
-            </w:r>
-            <w:proofErr w:type="gramStart"/>
-            <w:r>
-              <w:rPr>
-                <w:sz w:val="23"/>
-                <w:lang w:val="en-GB"/>
-              </w:rPr>
-              <w:t>dates</w:t>
-            </w:r>
-            <w:r>
-              <w:rPr>
-                <w:sz w:val="23"/>
-                <w:lang w:val="ru-RU"/>
-              </w:rPr>
-              <w:t xml:space="preserve"> }</w:t>
-            </w:r>
-            <w:proofErr w:type="gramEnd"/>
-            <w:r>
-              <w:rPr>
-                <w:sz w:val="23"/>
-                <w:lang w:val="ru-RU"/>
-              </w:rPr>
-              <w:t xml:space="preserve">} </w:t>
-            </w:r>
-            <w:r>
-              <w:rPr>
-                <w:sz w:val="23"/>
-                <w:lang w:val="ru-RU"/>
-              </w:rPr>
-              <w:t>с момента поступления предоплаты</w:t>
-            </w:r>
-            <w:r>
-              <w:rPr>
-                <w:sz w:val="23"/>
-                <w:lang w:val="ru-RU"/>
-              </w:rPr>
-              <w:t xml:space="preserve"> и согласования макета</w:t>
-            </w:r>
-            <w:r>
-              <w:rPr>
-                <w:sz w:val="23"/>
-                <w:lang w:val="ru-RU"/>
-              </w:rPr>
-              <w:t xml:space="preserve">.  </w:t>
-            </w:r>
-            <w:r>
-              <w:rPr>
-                <w:sz w:val="20"/>
-                <w:lang w:val="ru-RU"/>
-              </w:rPr>
-              <w:t xml:space="preserve"> </w:t>
-            </w:r>
-          </w:p>
-        </w:tc>
-        <w:tc>
-          <w:tcPr>
-            <w:tcW w:w="1327" w:type="dxa"/>
-            <w:tcBorders>
-              <w:top w:val="single" w:sz="6" w:space="0" w:color="000000"/>
-              <w:left w:val="single" w:sz="6" w:space="0" w:color="000000"/>
-              <w:bottom w:val="single" w:sz="6" w:space="0" w:color="000000"/>
-              <w:right w:val="single" w:sz="6" w:space="0" w:color="000000"/>
-            </w:tcBorders>
-            <w:vAlign w:val="center"/>
-          </w:tcPr>
-          <w:p>
-            <w:pPr>
-              <w:spacing w:after="0" w:line="259" w:lineRule="auto"/>
-              <w:ind w:left="0" w:firstLine="0"/>
-              <w:rPr>
-                <w:sz w:val="20"/>
-                <w:szCs w:val="20"/>
-                <w:lang w:val="ru-RU"/>
-              </w:rPr>
-            </w:pPr>
-          </w:p>
-        </w:tc>
-        <w:tc>
-          <w:tcPr>
-            <w:tcW w:w="1054" w:type="dxa"/>
-            <w:tcBorders>
-              <w:top w:val="single" w:sz="6" w:space="0" w:color="000000"/>
-              <w:left w:val="single" w:sz="6" w:space="0" w:color="000000"/>
-              <w:bottom w:val="single" w:sz="6" w:space="0" w:color="000000"/>
-              <w:right w:val="single" w:sz="6" w:space="0" w:color="000000"/>
-            </w:tcBorders>
-            <w:vAlign w:val="bottom"/>
-          </w:tcPr>
-          <w:p>
-            <w:pPr>
-              <w:spacing w:after="0" w:line="259" w:lineRule="auto"/>
-              <w:ind w:left="2" w:firstLine="0"/>
-              <w:rPr>
-                <w:sz w:val="20"/>
-                <w:szCs w:val="20"/>
-                <w:lang w:val="ru-RU"/>
-              </w:rPr>
-            </w:pPr>
-            <w:proofErr w:type="spellStart"/>
-            <w:r>
-              <w:rPr>
-                <w:sz w:val="20"/>
-              </w:rPr>
-              <w:t>Итого</w:t>
-            </w:r>
-            <w:proofErr w:type="spellEnd"/>
-            <w:r>
-              <w:rPr>
-                <w:sz w:val="20"/>
-              </w:rPr>
-              <w:t>:</w:t>
-            </w:r>
-          </w:p>
-        </w:tc>
-        <w:tc>
-          <w:tcPr>
-            <w:tcW w:w="1124" w:type="dxa"/>
-            <w:tcBorders>
-              <w:top w:val="single" w:sz="6" w:space="0" w:color="000000"/>
-              <w:left w:val="single" w:sz="6" w:space="0" w:color="000000"/>
-              <w:bottom w:val="single" w:sz="6" w:space="0" w:color="000000"/>
-              <w:right w:val="single" w:sz="6" w:space="0" w:color="000000"/>
-            </w:tcBorders>
-            <w:vAlign w:val="bottom"/>
-          </w:tcPr>
-          <w:p>
-            <w:pPr>
-              <w:spacing w:after="160" w:line="259" w:lineRule="auto"/>
-              <w:ind w:left="0" w:firstLine="0"/>
-              <w:rPr>
-                <w:sz w:val="20"/>
-                <w:szCs w:val="20"/>
-                <w:lang w:val="ru-RU"/>
-              </w:rPr>
-            </w:pPr>
-            <w:proofErr w:type="gramStart"/>
+            </w:pPr>
             <w:r>
               <w:rPr>
                 <w:sz w:val="22"/>
@@ -2267,15 +2156,7 @@
                 <w:sz w:val="22"/>
                 <w:szCs w:val="22"/>
               </w:rPr>
-              <w:t>total</w:t>
-            </w:r>
-            <w:proofErr w:type="gramEnd"/>
-            <w:r>
-              <w:rPr>
-                <w:sz w:val="22"/>
-                <w:szCs w:val="22"/>
-              </w:rPr>
-              <w:t>_sum</w:t>
+              <w:t>total_sum</w:t>
             </w:r>
             <w:proofErr w:type="spellEnd"/>
             <w:r>
@@ -2451,7 +2332,6 @@
         </w:rPr>
         <w:t xml:space="preserve"> </w:t>
       </w:r>
-      <w:proofErr w:type="gramStart"/>
       <w:r>
         <w:rPr>
           <w:sz w:val="18"/>
@@ -2466,7 +2346,6 @@
         </w:rPr>
         <w:t>number</w:t>
       </w:r>
-      <w:proofErr w:type="gramEnd"/>
       <w:r>
         <w:rPr>
           <w:sz w:val="18"/>
@@ -2481,7 +2360,6 @@
         </w:rPr>
         <w:t xml:space="preserve"> от </w:t>
       </w:r>
-      <w:proofErr w:type="gramStart"/>
       <w:r>
         <w:rPr>
           <w:sz w:val="18"/>
@@ -2496,7 +2374,6 @@
         </w:rPr>
         <w:t>date</w:t>
       </w:r>
-      <w:proofErr w:type="gramEnd"/>
       <w:r>
         <w:rPr>
           <w:sz w:val="18"/>
@@ -2504,7 +2381,6 @@
         </w:rPr>
         <w:t>_</w:t>
       </w:r>
-      <w:proofErr w:type="gramStart"/>
       <w:r>
         <w:rPr>
           <w:sz w:val="18"/>
@@ -2517,15 +2393,7 @@
           <w:sz w:val="18"/>
           <w:lang w:val="ru-RU"/>
         </w:rPr>
-        <w:t xml:space="preserve"> }</w:t>
-      </w:r>
-      <w:proofErr w:type="gramEnd"/>
-      <w:r>
-        <w:rPr>
-          <w:sz w:val="18"/>
-          <w:lang w:val="ru-RU"/>
-        </w:rPr>
-        <w:t xml:space="preserve">} </w:t>
+        <w:t xml:space="preserve"> }} </w:t>
       </w:r>
       <w:r>
         <w:rPr>
@@ -2570,21 +2438,7 @@
         <w:rPr>
           <w:lang w:val="ru-RU"/>
         </w:rPr>
-        <w:t xml:space="preserve">1 </w:t>
-      </w:r>
-      <w:proofErr w:type="gramStart"/>
-      <w:r>
-        <w:rPr>
-          <w:lang w:val="ru-RU"/>
-        </w:rPr>
-        <w:t>к нему</w:t>
-      </w:r>
-      <w:proofErr w:type="gramEnd"/>
-      <w:r>
-        <w:rPr>
-          <w:lang w:val="ru-RU"/>
-        </w:rPr>
-        <w:t xml:space="preserve"> которое является неотъемлемой частью настоящего договора.    </w:t>
+        <w:t xml:space="preserve">1 к нему которое является неотъемлемой частью настоящего договора.    </w:t>
       </w:r>
     </w:p>
     <w:p>
@@ -2639,14 +2493,7 @@
           <w:lang w:val="ru-RU"/>
         </w:rPr>
         <w:lastRenderedPageBreak/>
-        <w:t xml:space="preserve">Договор заключается на условиях авансового платежа </w:t>
-      </w:r>
-      <w:proofErr w:type="gramStart"/>
-      <w:r>
-        <w:rPr>
-          <w:lang w:val="ru-RU"/>
-        </w:rPr>
-        <w:t xml:space="preserve">в </w:t>
+        <w:t xml:space="preserve">Договор заключается на условиях авансового платежа в </w:t>
       </w:r>
       <w:r>
         <w:rPr>
@@ -2666,14 +2513,12 @@
         </w:rPr>
         <w:t>half</w:t>
       </w:r>
-      <w:proofErr w:type="gramEnd"/>
       <w:r>
         <w:rPr>
           <w:lang w:val="ru-RU"/>
         </w:rPr>
         <w:t>_</w:t>
       </w:r>
-      <w:proofErr w:type="gramStart"/>
       <w:r>
         <w:rPr>
           <w:lang w:val="en-GB"/>
@@ -2684,14 +2529,7 @@
         <w:rPr>
           <w:lang w:val="ru-RU"/>
         </w:rPr>
-        <w:t xml:space="preserve"> }</w:t>
-      </w:r>
-      <w:proofErr w:type="gramEnd"/>
-      <w:r>
-        <w:rPr>
-          <w:lang w:val="ru-RU"/>
-        </w:rPr>
-        <w:t>}</w:t>
+        <w:t xml:space="preserve"> }}</w:t>
       </w:r>
       <w:r>
         <w:rPr>
@@ -2730,7 +2568,6 @@
         </w:rPr>
         <w:t xml:space="preserve"> </w:t>
       </w:r>
-      <w:proofErr w:type="gramStart"/>
       <w:r>
         <w:rPr>
           <w:lang w:val="ru-RU"/>
@@ -2743,14 +2580,12 @@
         </w:rPr>
         <w:t>half</w:t>
       </w:r>
-      <w:proofErr w:type="gramEnd"/>
       <w:r>
         <w:rPr>
           <w:lang w:val="ru-RU"/>
         </w:rPr>
         <w:t>_</w:t>
       </w:r>
-      <w:proofErr w:type="gramStart"/>
       <w:r>
         <w:rPr>
           <w:lang w:val="en-GB"/>
@@ -2761,14 +2596,7 @@
         <w:rPr>
           <w:lang w:val="ru-RU"/>
         </w:rPr>
-        <w:t xml:space="preserve"> }</w:t>
-      </w:r>
-      <w:proofErr w:type="gramEnd"/>
-      <w:r>
-        <w:rPr>
-          <w:lang w:val="ru-RU"/>
-        </w:rPr>
-        <w:t>}</w:t>
+        <w:t xml:space="preserve"> }}</w:t>
       </w:r>
       <w:r>
         <w:rPr>
@@ -3428,47 +3256,11 @@
           <w:lang w:val="ru-RU"/>
         </w:rPr>
       </w:pPr>
-      <w:proofErr w:type="gramStart"/>
-      <w:r>
-        <w:rPr>
-          <w:lang w:val="ru-RU"/>
-        </w:rPr>
-        <w:t xml:space="preserve">Исполнитель:   </w:t>
-      </w:r>
-      <w:proofErr w:type="gramEnd"/>
-      <w:r>
-        <w:rPr>
-          <w:lang w:val="ru-RU"/>
-        </w:rPr>
-        <w:t xml:space="preserve">  _________________</w:t>
-      </w:r>
-      <w:proofErr w:type="gramStart"/>
-      <w:r>
-        <w:rPr>
-          <w:lang w:val="ru-RU"/>
-        </w:rPr>
-        <w:t>_  /</w:t>
-      </w:r>
-      <w:proofErr w:type="gramEnd"/>
-      <w:r>
-        <w:rPr>
-          <w:lang w:val="ru-RU"/>
-        </w:rPr>
-        <w:t xml:space="preserve"> Прохоров М.В./                                                       </w:t>
-      </w:r>
-      <w:proofErr w:type="gramStart"/>
-      <w:r>
-        <w:rPr>
-          <w:lang w:val="ru-RU"/>
-        </w:rPr>
-        <w:t xml:space="preserve">Заказчик:   </w:t>
-      </w:r>
-      <w:proofErr w:type="gramEnd"/>
-      <w:r>
-        <w:rPr>
-          <w:lang w:val="ru-RU"/>
-        </w:rPr>
-        <w:t xml:space="preserve">_______________ / _______ /    </w:t>
+      <w:r>
+        <w:rPr>
+          <w:lang w:val="ru-RU"/>
+        </w:rPr>
+        <w:t xml:space="preserve">Исполнитель:     __________________  / Прохоров М.В./                                                       Заказчик:   _______________ / _______ /    </w:t>
       </w:r>
     </w:p>
     <w:p>

--- a/docs/template_invoice_proh.docx
+++ b/docs/template_invoice_proh.docx
@@ -958,6 +958,73 @@
       </w:pPr>
       <w:r>
         <w:rPr>
+          <w:noProof/>
+        </w:rPr>
+        <w:drawing>
+          <wp:anchor distT="0" distB="0" distL="114300" distR="114300" simplePos="0" relativeHeight="251661312" behindDoc="0" locked="0" layoutInCell="1" allowOverlap="1" wp14:anchorId="27960A25" wp14:editId="07F6EF27">
+            <wp:simplePos x="0" y="0"/>
+            <wp:positionH relativeFrom="column">
+              <wp:posOffset>5258435</wp:posOffset>
+            </wp:positionH>
+            <wp:positionV relativeFrom="paragraph">
+              <wp:posOffset>135255</wp:posOffset>
+            </wp:positionV>
+            <wp:extent cx="1625600" cy="1986280"/>
+            <wp:effectExtent l="0" t="0" r="0" b="0"/>
+            <wp:wrapNone/>
+            <wp:docPr id="1771218571" name="Рисунок 2"/>
+            <wp:cNvGraphicFramePr>
+              <a:graphicFrameLocks xmlns:a="http://schemas.openxmlformats.org/drawingml/2006/main" noChangeAspect="1"/>
+            </wp:cNvGraphicFramePr>
+            <a:graphic xmlns:a="http://schemas.openxmlformats.org/drawingml/2006/main">
+              <a:graphicData uri="http://schemas.openxmlformats.org/drawingml/2006/picture">
+                <pic:pic xmlns:pic="http://schemas.openxmlformats.org/drawingml/2006/picture">
+                  <pic:nvPicPr>
+                    <pic:cNvPr id="0" name="Picture 2"/>
+                    <pic:cNvPicPr>
+                      <a:picLocks noChangeAspect="1" noChangeArrowheads="1"/>
+                    </pic:cNvPicPr>
+                  </pic:nvPicPr>
+                  <pic:blipFill>
+                    <a:blip r:embed="rId5" cstate="print">
+                      <a:extLst>
+                        <a:ext uri="{28A0092B-C50C-407E-A947-70E740481C1C}">
+                          <a14:useLocalDpi xmlns:a14="http://schemas.microsoft.com/office/drawing/2010/main" val="0"/>
+                        </a:ext>
+                      </a:extLst>
+                    </a:blip>
+                    <a:srcRect/>
+                    <a:stretch>
+                      <a:fillRect/>
+                    </a:stretch>
+                  </pic:blipFill>
+                  <pic:spPr bwMode="auto">
+                    <a:xfrm>
+                      <a:off x="0" y="0"/>
+                      <a:ext cx="1625600" cy="1986280"/>
+                    </a:xfrm>
+                    <a:prstGeom prst="rect">
+                      <a:avLst/>
+                    </a:prstGeom>
+                    <a:noFill/>
+                    <a:ln>
+                      <a:noFill/>
+                    </a:ln>
+                  </pic:spPr>
+                </pic:pic>
+              </a:graphicData>
+            </a:graphic>
+            <wp14:sizeRelH relativeFrom="margin">
+              <wp14:pctWidth>0</wp14:pctWidth>
+            </wp14:sizeRelH>
+            <wp14:sizeRelV relativeFrom="margin">
+              <wp14:pctHeight>0</wp14:pctHeight>
+            </wp14:sizeRelV>
+          </wp:anchor>
+        </w:drawing>
+      </w:r>
+      <w:r>
+        <w:rPr>
           <w:lang w:val="ru-RU"/>
         </w:rPr>
         <w:t xml:space="preserve"> </w:t>
@@ -997,7 +1064,7 @@
                     <pic:cNvPicPr/>
                   </pic:nvPicPr>
                   <pic:blipFill>
-                    <a:blip r:embed="rId5"/>
+                    <a:blip r:embed="rId6"/>
                     <a:stretch>
                       <a:fillRect/>
                     </a:stretch>
@@ -1094,7 +1161,7 @@
       <w:pPr>
         <w:spacing w:after="0" w:line="259" w:lineRule="auto"/>
         <w:ind w:left="0" w:right="1319" w:firstLine="0"/>
-        <w:jc w:val="right"/>
+        <w:jc w:val="center"/>
         <w:rPr>
           <w:lang w:val="ru-RU"/>
         </w:rPr>
@@ -1122,6 +1189,7 @@
         </w:rPr>
         <w:t xml:space="preserve"> </w:t>
       </w:r>
+      <w:proofErr w:type="gramStart"/>
       <w:r>
         <w:rPr>
           <w:b/>
@@ -1138,6 +1206,7 @@
         </w:rPr>
         <w:t>number</w:t>
       </w:r>
+      <w:proofErr w:type="gramEnd"/>
       <w:r>
         <w:rPr>
           <w:b/>
@@ -1162,6 +1231,7 @@
         </w:rPr>
         <w:t xml:space="preserve">от </w:t>
       </w:r>
+      <w:proofErr w:type="gramStart"/>
       <w:r>
         <w:rPr>
           <w:rFonts w:ascii="Arial" w:eastAsia="Arial" w:hAnsi="Arial" w:cs="Arial"/>
@@ -1180,6 +1250,7 @@
         </w:rPr>
         <w:t>date</w:t>
       </w:r>
+      <w:proofErr w:type="gramEnd"/>
       <w:r>
         <w:rPr>
           <w:rFonts w:ascii="Arial" w:eastAsia="Arial" w:hAnsi="Arial" w:cs="Arial"/>
@@ -1189,6 +1260,7 @@
         </w:rPr>
         <w:t>_</w:t>
       </w:r>
+      <w:proofErr w:type="gramStart"/>
       <w:r>
         <w:rPr>
           <w:rFonts w:ascii="Arial" w:eastAsia="Arial" w:hAnsi="Arial" w:cs="Arial"/>
@@ -1205,7 +1277,17 @@
           <w:sz w:val="24"/>
           <w:lang w:val="ru-RU"/>
         </w:rPr>
-        <w:t xml:space="preserve"> }}</w:t>
+        <w:t xml:space="preserve"> }</w:t>
+      </w:r>
+      <w:proofErr w:type="gramEnd"/>
+      <w:r>
+        <w:rPr>
+          <w:rFonts w:ascii="Arial" w:eastAsia="Arial" w:hAnsi="Arial" w:cs="Arial"/>
+          <w:b/>
+          <w:sz w:val="24"/>
+          <w:lang w:val="ru-RU"/>
+        </w:rPr>
+        <w:t>}</w:t>
       </w:r>
       <w:r>
         <w:rPr>
@@ -1276,7 +1358,28 @@
           <w:szCs w:val="28"/>
           <w:lang w:val="ru-RU"/>
         </w:rPr>
-        <w:t xml:space="preserve">: </w:t>
+        <w:t>:</w:t>
+      </w:r>
+    </w:p>
+    <w:p>
+      <w:pPr>
+        <w:spacing w:after="73" w:line="259" w:lineRule="auto"/>
+        <w:ind w:left="10" w:firstLine="710"/>
+        <w:rPr>
+          <w:rFonts w:asciiTheme="minorHAnsi" w:hAnsiTheme="minorHAnsi"/>
+          <w:sz w:val="28"/>
+          <w:szCs w:val="28"/>
+          <w:lang w:val="ru-RU"/>
+        </w:rPr>
+      </w:pPr>
+      <w:r>
+        <w:rPr>
+          <w:rFonts w:asciiTheme="minorHAnsi" w:hAnsiTheme="minorHAnsi"/>
+          <w:sz w:val="28"/>
+          <w:szCs w:val="28"/>
+          <w:lang w:val="ru-RU"/>
+        </w:rPr>
+        <w:t xml:space="preserve"> </w:t>
       </w:r>
       <w:r>
         <w:rPr>
@@ -1334,15 +1437,27 @@
         </w:rPr>
         <w:t>:</w:t>
       </w:r>
-      <w:r>
+    </w:p>
+    <w:p>
+      <w:pPr>
+        <w:ind w:hanging="121"/>
         <w:rPr>
           <w:rFonts w:asciiTheme="minorHAnsi" w:hAnsiTheme="minorHAnsi"/>
           <w:sz w:val="28"/>
           <w:szCs w:val="28"/>
           <w:lang w:val="ru-RU"/>
         </w:rPr>
+      </w:pPr>
+      <w:r>
+        <w:rPr>
+          <w:rFonts w:asciiTheme="minorHAnsi" w:hAnsiTheme="minorHAnsi"/>
+          <w:sz w:val="28"/>
+          <w:szCs w:val="28"/>
+          <w:lang w:val="ru-RU"/>
+        </w:rPr>
         <w:t xml:space="preserve"> </w:t>
       </w:r>
+      <w:proofErr w:type="gramStart"/>
       <w:r>
         <w:rPr>
           <w:rFonts w:asciiTheme="minorHAnsi" w:hAnsiTheme="minorHAnsi"/>
@@ -1361,6 +1476,7 @@
         </w:rPr>
         <w:t>client</w:t>
       </w:r>
+      <w:proofErr w:type="gramEnd"/>
       <w:r>
         <w:rPr>
           <w:rFonts w:asciiTheme="minorHAnsi" w:hAnsiTheme="minorHAnsi"/>
@@ -1368,7 +1484,17 @@
           <w:szCs w:val="28"/>
           <w:lang w:val="ru-RU"/>
         </w:rPr>
-        <w:t xml:space="preserve"> }}, {{ </w:t>
+        <w:t xml:space="preserve"> }}, </w:t>
+      </w:r>
+      <w:proofErr w:type="gramStart"/>
+      <w:r>
+        <w:rPr>
+          <w:rFonts w:asciiTheme="minorHAnsi" w:hAnsiTheme="minorHAnsi"/>
+          <w:sz w:val="28"/>
+          <w:szCs w:val="28"/>
+          <w:lang w:val="ru-RU"/>
+        </w:rPr>
+        <w:t xml:space="preserve">{{ </w:t>
       </w:r>
       <w:r>
         <w:rPr>
@@ -1379,6 +1505,7 @@
         </w:rPr>
         <w:t>phone</w:t>
       </w:r>
+      <w:proofErr w:type="gramEnd"/>
       <w:r>
         <w:rPr>
           <w:rFonts w:asciiTheme="minorHAnsi" w:hAnsiTheme="minorHAnsi"/>
@@ -1679,13 +1806,21 @@
                 <w:sz w:val="20"/>
                 <w:szCs w:val="20"/>
               </w:rPr>
-              <w:t>{% for item in items %}</w:t>
-            </w:r>
+              <w:t xml:space="preserve">{% for item in items </w:t>
+            </w:r>
+            <w:proofErr w:type="gramStart"/>
             <w:r>
               <w:rPr>
                 <w:sz w:val="20"/>
                 <w:szCs w:val="20"/>
               </w:rPr>
+              <w:t>%}</w:t>
+            </w:r>
+            <w:r>
+              <w:rPr>
+                <w:sz w:val="20"/>
+                <w:szCs w:val="20"/>
+              </w:rPr>
               <w:t xml:space="preserve">{{ </w:t>
             </w:r>
             <w:proofErr w:type="spellStart"/>
@@ -1694,7 +1829,15 @@
                 <w:sz w:val="20"/>
                 <w:szCs w:val="20"/>
               </w:rPr>
-              <w:t>loop.index</w:t>
+              <w:t>loop</w:t>
+            </w:r>
+            <w:proofErr w:type="gramEnd"/>
+            <w:r>
+              <w:rPr>
+                <w:sz w:val="20"/>
+                <w:szCs w:val="20"/>
+              </w:rPr>
+              <w:t>.index</w:t>
             </w:r>
             <w:proofErr w:type="spellEnd"/>
             <w:r>
@@ -1725,12 +1868,21 @@
                 <w:szCs w:val="20"/>
               </w:rPr>
             </w:pPr>
+            <w:proofErr w:type="gramStart"/>
             <w:r>
               <w:rPr>
                 <w:sz w:val="20"/>
                 <w:szCs w:val="20"/>
               </w:rPr>
-              <w:t>{{ item.name }}</w:t>
+              <w:t>{{ item.name</w:t>
+            </w:r>
+            <w:proofErr w:type="gramEnd"/>
+            <w:r>
+              <w:rPr>
+                <w:sz w:val="20"/>
+                <w:szCs w:val="20"/>
+              </w:rPr>
+              <w:t xml:space="preserve"> }}</w:t>
             </w:r>
           </w:p>
           <w:p>
@@ -1743,6 +1895,7 @@
                 <w:lang w:val="ru-RU"/>
               </w:rPr>
             </w:pPr>
+            <w:proofErr w:type="gramStart"/>
             <w:r>
               <w:rPr>
                 <w:sz w:val="20"/>
@@ -1756,7 +1909,15 @@
                 <w:sz w:val="20"/>
                 <w:szCs w:val="20"/>
               </w:rPr>
-              <w:t>item.desc</w:t>
+              <w:t>item</w:t>
+            </w:r>
+            <w:proofErr w:type="gramEnd"/>
+            <w:r>
+              <w:rPr>
+                <w:sz w:val="20"/>
+                <w:szCs w:val="20"/>
+              </w:rPr>
+              <w:t>.desc</w:t>
             </w:r>
             <w:proofErr w:type="spellEnd"/>
             <w:r>
@@ -1788,6 +1949,7 @@
                 <w:szCs w:val="20"/>
               </w:rPr>
             </w:pPr>
+            <w:proofErr w:type="gramStart"/>
             <w:r>
               <w:rPr>
                 <w:sz w:val="20"/>
@@ -1804,6 +1966,7 @@
               <w:t>item.qty</w:t>
             </w:r>
             <w:proofErr w:type="spellEnd"/>
+            <w:proofErr w:type="gramEnd"/>
             <w:r>
               <w:rPr>
                 <w:sz w:val="20"/>
@@ -1834,6 +1997,7 @@
                 <w:lang w:val="ru-RU"/>
               </w:rPr>
             </w:pPr>
+            <w:proofErr w:type="gramStart"/>
             <w:r>
               <w:rPr>
                 <w:sz w:val="20"/>
@@ -1847,7 +2011,15 @@
                 <w:sz w:val="20"/>
                 <w:szCs w:val="20"/>
               </w:rPr>
-              <w:t>item.price</w:t>
+              <w:t>item</w:t>
+            </w:r>
+            <w:proofErr w:type="gramEnd"/>
+            <w:r>
+              <w:rPr>
+                <w:sz w:val="20"/>
+                <w:szCs w:val="20"/>
+              </w:rPr>
+              <w:t>.price</w:t>
             </w:r>
             <w:proofErr w:type="spellEnd"/>
             <w:r>
@@ -1879,6 +2051,7 @@
                 <w:szCs w:val="20"/>
               </w:rPr>
             </w:pPr>
+            <w:proofErr w:type="gramStart"/>
             <w:r>
               <w:rPr>
                 <w:sz w:val="20"/>
@@ -1892,7 +2065,15 @@
                 <w:sz w:val="20"/>
                 <w:szCs w:val="20"/>
               </w:rPr>
-              <w:t>item.total</w:t>
+              <w:t>item</w:t>
+            </w:r>
+            <w:proofErr w:type="gramEnd"/>
+            <w:r>
+              <w:rPr>
+                <w:sz w:val="20"/>
+                <w:szCs w:val="20"/>
+              </w:rPr>
+              <w:t>.total</w:t>
             </w:r>
             <w:proofErr w:type="spellEnd"/>
             <w:r>
@@ -2002,7 +2183,15 @@
                 <w:sz w:val="23"/>
                 <w:lang w:val="ru-RU"/>
               </w:rPr>
-              <w:t xml:space="preserve">: {{ </w:t>
+              <w:t xml:space="preserve">: </w:t>
+            </w:r>
+            <w:proofErr w:type="gramStart"/>
+            <w:r>
+              <w:rPr>
+                <w:sz w:val="23"/>
+                <w:lang w:val="ru-RU"/>
+              </w:rPr>
+              <w:t xml:space="preserve">{{ </w:t>
             </w:r>
             <w:r>
               <w:rPr>
@@ -2011,6 +2200,7 @@
               </w:rPr>
               <w:t>production</w:t>
             </w:r>
+            <w:proofErr w:type="gramEnd"/>
             <w:r>
               <w:rPr>
                 <w:sz w:val="23"/>
@@ -2018,6 +2208,7 @@
               </w:rPr>
               <w:t>_</w:t>
             </w:r>
+            <w:proofErr w:type="gramStart"/>
             <w:r>
               <w:rPr>
                 <w:sz w:val="23"/>
@@ -2030,27 +2221,35 @@
                 <w:sz w:val="23"/>
                 <w:lang w:val="ru-RU"/>
               </w:rPr>
-              <w:t xml:space="preserve"> }} </w:t>
-            </w:r>
+              <w:t xml:space="preserve"> }</w:t>
+            </w:r>
+            <w:proofErr w:type="gramEnd"/>
             <w:r>
               <w:rPr>
                 <w:sz w:val="23"/>
                 <w:lang w:val="ru-RU"/>
               </w:rPr>
-              <w:t>с момента поступления предоплаты</w:t>
+              <w:t xml:space="preserve">} </w:t>
             </w:r>
             <w:r>
               <w:rPr>
                 <w:sz w:val="23"/>
                 <w:lang w:val="ru-RU"/>
               </w:rPr>
-              <w:t xml:space="preserve"> и согласования макета</w:t>
+              <w:t>с момента поступления предоплаты</w:t>
             </w:r>
             <w:r>
               <w:rPr>
                 <w:sz w:val="23"/>
                 <w:lang w:val="ru-RU"/>
               </w:rPr>
+              <w:t xml:space="preserve"> и согласования макета</w:t>
+            </w:r>
+            <w:r>
+              <w:rPr>
+                <w:sz w:val="23"/>
+                <w:lang w:val="ru-RU"/>
+              </w:rPr>
               <w:t xml:space="preserve">.  </w:t>
             </w:r>
             <w:r>
@@ -2143,6 +2342,7 @@
                 <w:lang w:val="ru-RU"/>
               </w:rPr>
             </w:pPr>
+            <w:proofErr w:type="gramStart"/>
             <w:r>
               <w:rPr>
                 <w:sz w:val="22"/>
@@ -2156,7 +2356,15 @@
                 <w:sz w:val="22"/>
                 <w:szCs w:val="22"/>
               </w:rPr>
-              <w:t>total_sum</w:t>
+              <w:t>total</w:t>
+            </w:r>
+            <w:proofErr w:type="gramEnd"/>
+            <w:r>
+              <w:rPr>
+                <w:sz w:val="22"/>
+                <w:szCs w:val="22"/>
+              </w:rPr>
+              <w:t>_sum</w:t>
             </w:r>
             <w:proofErr w:type="spellEnd"/>
             <w:r>
@@ -2332,6 +2540,7 @@
         </w:rPr>
         <w:t xml:space="preserve"> </w:t>
       </w:r>
+      <w:proofErr w:type="gramStart"/>
       <w:r>
         <w:rPr>
           <w:sz w:val="18"/>
@@ -2346,6 +2555,7 @@
         </w:rPr>
         <w:t>number</w:t>
       </w:r>
+      <w:proofErr w:type="gramEnd"/>
       <w:r>
         <w:rPr>
           <w:sz w:val="18"/>
@@ -2360,6 +2570,7 @@
         </w:rPr>
         <w:t xml:space="preserve"> от </w:t>
       </w:r>
+      <w:proofErr w:type="gramStart"/>
       <w:r>
         <w:rPr>
           <w:sz w:val="18"/>
@@ -2374,6 +2585,7 @@
         </w:rPr>
         <w:t>date</w:t>
       </w:r>
+      <w:proofErr w:type="gramEnd"/>
       <w:r>
         <w:rPr>
           <w:sz w:val="18"/>
@@ -2381,6 +2593,7 @@
         </w:rPr>
         <w:t>_</w:t>
       </w:r>
+      <w:proofErr w:type="gramStart"/>
       <w:r>
         <w:rPr>
           <w:sz w:val="18"/>
@@ -2393,7 +2606,15 @@
           <w:sz w:val="18"/>
           <w:lang w:val="ru-RU"/>
         </w:rPr>
-        <w:t xml:space="preserve"> }} </w:t>
+        <w:t xml:space="preserve"> }</w:t>
+      </w:r>
+      <w:proofErr w:type="gramEnd"/>
+      <w:r>
+        <w:rPr>
+          <w:sz w:val="18"/>
+          <w:lang w:val="ru-RU"/>
+        </w:rPr>
+        <w:t xml:space="preserve">} </w:t>
       </w:r>
       <w:r>
         <w:rPr>
@@ -2438,7 +2659,21 @@
         <w:rPr>
           <w:lang w:val="ru-RU"/>
         </w:rPr>
-        <w:t xml:space="preserve">1 к нему которое является неотъемлемой частью настоящего договора.    </w:t>
+        <w:t xml:space="preserve">1 </w:t>
+      </w:r>
+      <w:proofErr w:type="gramStart"/>
+      <w:r>
+        <w:rPr>
+          <w:lang w:val="ru-RU"/>
+        </w:rPr>
+        <w:t>к нему</w:t>
+      </w:r>
+      <w:proofErr w:type="gramEnd"/>
+      <w:r>
+        <w:rPr>
+          <w:lang w:val="ru-RU"/>
+        </w:rPr>
+        <w:t xml:space="preserve"> которое является неотъемлемой частью настоящего договора.    </w:t>
       </w:r>
     </w:p>
     <w:p>
@@ -2456,6 +2691,7 @@
         <w:rPr>
           <w:lang w:val="ru-RU"/>
         </w:rPr>
+        <w:lastRenderedPageBreak/>
         <w:t xml:space="preserve">Оплата настоящего Счета-договора означает согласие Заказчика с условиями оплаты и оказания услуг.    </w:t>
       </w:r>
     </w:p>
@@ -2492,8 +2728,14 @@
         <w:rPr>
           <w:lang w:val="ru-RU"/>
         </w:rPr>
-        <w:lastRenderedPageBreak/>
-        <w:t xml:space="preserve">Договор заключается на условиях авансового платежа в </w:t>
+        <w:t xml:space="preserve">Договор заключается на условиях авансового платежа </w:t>
+      </w:r>
+      <w:proofErr w:type="gramStart"/>
+      <w:r>
+        <w:rPr>
+          <w:lang w:val="ru-RU"/>
+        </w:rPr>
+        <w:t xml:space="preserve">в </w:t>
       </w:r>
       <w:r>
         <w:rPr>
@@ -2513,12 +2755,14 @@
         </w:rPr>
         <w:t>half</w:t>
       </w:r>
+      <w:proofErr w:type="gramEnd"/>
       <w:r>
         <w:rPr>
           <w:lang w:val="ru-RU"/>
         </w:rPr>
         <w:t>_</w:t>
       </w:r>
+      <w:proofErr w:type="gramStart"/>
       <w:r>
         <w:rPr>
           <w:lang w:val="en-GB"/>
@@ -2529,7 +2773,14 @@
         <w:rPr>
           <w:lang w:val="ru-RU"/>
         </w:rPr>
-        <w:t xml:space="preserve"> }}</w:t>
+        <w:t xml:space="preserve"> }</w:t>
+      </w:r>
+      <w:proofErr w:type="gramEnd"/>
+      <w:r>
+        <w:rPr>
+          <w:lang w:val="ru-RU"/>
+        </w:rPr>
+        <w:t>}</w:t>
       </w:r>
       <w:r>
         <w:rPr>
@@ -2568,6 +2819,7 @@
         </w:rPr>
         <w:t xml:space="preserve"> </w:t>
       </w:r>
+      <w:proofErr w:type="gramStart"/>
       <w:r>
         <w:rPr>
           <w:lang w:val="ru-RU"/>
@@ -2580,12 +2832,14 @@
         </w:rPr>
         <w:t>half</w:t>
       </w:r>
+      <w:proofErr w:type="gramEnd"/>
       <w:r>
         <w:rPr>
           <w:lang w:val="ru-RU"/>
         </w:rPr>
         <w:t>_</w:t>
       </w:r>
+      <w:proofErr w:type="gramStart"/>
       <w:r>
         <w:rPr>
           <w:lang w:val="en-GB"/>
@@ -2596,7 +2850,14 @@
         <w:rPr>
           <w:lang w:val="ru-RU"/>
         </w:rPr>
-        <w:t xml:space="preserve"> }}</w:t>
+        <w:t xml:space="preserve"> }</w:t>
+      </w:r>
+      <w:proofErr w:type="gramEnd"/>
+      <w:r>
+        <w:rPr>
+          <w:lang w:val="ru-RU"/>
+        </w:rPr>
+        <w:t>}</w:t>
       </w:r>
       <w:r>
         <w:rPr>
@@ -3173,7 +3434,7 @@
                     </pic:cNvPicPr>
                   </pic:nvPicPr>
                   <pic:blipFill rotWithShape="1">
-                    <a:blip r:embed="rId6" cstate="print">
+                    <a:blip r:embed="rId7" cstate="print">
                       <a:extLst>
                         <a:ext uri="{28A0092B-C50C-407E-A947-70E740481C1C}">
                           <a14:useLocalDpi xmlns:a14="http://schemas.microsoft.com/office/drawing/2010/main" val="0"/>
@@ -3256,11 +3517,47 @@
           <w:lang w:val="ru-RU"/>
         </w:rPr>
       </w:pPr>
-      <w:r>
-        <w:rPr>
-          <w:lang w:val="ru-RU"/>
-        </w:rPr>
-        <w:t xml:space="preserve">Исполнитель:     __________________  / Прохоров М.В./                                                       Заказчик:   _______________ / _______ /    </w:t>
+      <w:proofErr w:type="gramStart"/>
+      <w:r>
+        <w:rPr>
+          <w:lang w:val="ru-RU"/>
+        </w:rPr>
+        <w:t xml:space="preserve">Исполнитель:   </w:t>
+      </w:r>
+      <w:proofErr w:type="gramEnd"/>
+      <w:r>
+        <w:rPr>
+          <w:lang w:val="ru-RU"/>
+        </w:rPr>
+        <w:t xml:space="preserve">  _________________</w:t>
+      </w:r>
+      <w:proofErr w:type="gramStart"/>
+      <w:r>
+        <w:rPr>
+          <w:lang w:val="ru-RU"/>
+        </w:rPr>
+        <w:t>_  /</w:t>
+      </w:r>
+      <w:proofErr w:type="gramEnd"/>
+      <w:r>
+        <w:rPr>
+          <w:lang w:val="ru-RU"/>
+        </w:rPr>
+        <w:t xml:space="preserve"> Прохоров М.В./                                                       </w:t>
+      </w:r>
+      <w:proofErr w:type="gramStart"/>
+      <w:r>
+        <w:rPr>
+          <w:lang w:val="ru-RU"/>
+        </w:rPr>
+        <w:t xml:space="preserve">Заказчик:   </w:t>
+      </w:r>
+      <w:proofErr w:type="gramEnd"/>
+      <w:r>
+        <w:rPr>
+          <w:lang w:val="ru-RU"/>
+        </w:rPr>
+        <w:t xml:space="preserve">_______________ / _______ /    </w:t>
       </w:r>
     </w:p>
     <w:p>
@@ -3277,7 +3574,6 @@
           <w:color w:val="70AD47"/>
           <w:lang w:val="ru-RU"/>
         </w:rPr>
-        <w:lastRenderedPageBreak/>
         <w:t xml:space="preserve"> </w:t>
       </w:r>
       <w:r>
